--- a/ОБРАЗЕЦнаполнения БД магазина.docx
+++ b/ОБРАЗЕЦнаполнения БД магазина.docx
@@ -14910,6 +14910,7 @@
           <w:sz w:val="20"/>
           <w:szCs w:val="20"/>
           <w:shd w:val="clear" w:color="auto" w:fill="333333"/>
+          <w:lang w:val="en-US"/>
         </w:rPr>
       </w:pPr>
       <w:r>
@@ -14919,8 +14920,30 @@
           <w:sz w:val="20"/>
           <w:szCs w:val="20"/>
           <w:shd w:val="clear" w:color="auto" w:fill="333333"/>
-        </w:rPr>
-        <w:t xml:space="preserve">| Владивосток | 2 | </w:t>
+          <w:lang w:val="en-US"/>
+        </w:rPr>
+        <w:t xml:space="preserve">| </w:t>
+      </w:r>
+      <w:r>
+        <w:rPr>
+          <w:rFonts w:ascii="Courier New" w:hAnsi="Courier New" w:cs="Courier New"/>
+          <w:color w:val="FFFFFF"/>
+          <w:sz w:val="20"/>
+          <w:szCs w:val="20"/>
+          <w:shd w:val="clear" w:color="auto" w:fill="333333"/>
+        </w:rPr>
+        <w:t>Владивосток</w:t>
+      </w:r>
+      <w:r>
+        <w:rPr>
+          <w:rFonts w:ascii="Courier New" w:hAnsi="Courier New" w:cs="Courier New"/>
+          <w:color w:val="FFFFFF"/>
+          <w:sz w:val="20"/>
+          <w:szCs w:val="20"/>
+          <w:shd w:val="clear" w:color="auto" w:fill="333333"/>
+          <w:lang w:val="en-US"/>
+        </w:rPr>
+        <w:t xml:space="preserve"> | 2 | </w:t>
       </w:r>
     </w:p>
     <w:p>
@@ -14931,6 +14954,7 @@
           <w:sz w:val="20"/>
           <w:szCs w:val="20"/>
           <w:shd w:val="clear" w:color="auto" w:fill="333333"/>
+          <w:lang w:val="en-US"/>
         </w:rPr>
       </w:pPr>
       <w:r>
@@ -14940,8 +14964,30 @@
           <w:sz w:val="20"/>
           <w:szCs w:val="20"/>
           <w:shd w:val="clear" w:color="auto" w:fill="333333"/>
-        </w:rPr>
-        <w:t xml:space="preserve">| Москва | 1 | </w:t>
+          <w:lang w:val="en-US"/>
+        </w:rPr>
+        <w:t xml:space="preserve">| </w:t>
+      </w:r>
+      <w:r>
+        <w:rPr>
+          <w:rFonts w:ascii="Courier New" w:hAnsi="Courier New" w:cs="Courier New"/>
+          <w:color w:val="FFFFFF"/>
+          <w:sz w:val="20"/>
+          <w:szCs w:val="20"/>
+          <w:shd w:val="clear" w:color="auto" w:fill="333333"/>
+        </w:rPr>
+        <w:t>Москва</w:t>
+      </w:r>
+      <w:r>
+        <w:rPr>
+          <w:rFonts w:ascii="Courier New" w:hAnsi="Courier New" w:cs="Courier New"/>
+          <w:color w:val="FFFFFF"/>
+          <w:sz w:val="20"/>
+          <w:szCs w:val="20"/>
+          <w:shd w:val="clear" w:color="auto" w:fill="333333"/>
+          <w:lang w:val="en-US"/>
+        </w:rPr>
+        <w:t xml:space="preserve"> | 1 | </w:t>
       </w:r>
     </w:p>
     <w:p>
@@ -15038,21 +15084,73 @@
           <w:sz w:val="20"/>
           <w:szCs w:val="20"/>
           <w:shd w:val="clear" w:color="auto" w:fill="333333"/>
-        </w:rPr>
-        <w:t xml:space="preserve">SELECT </w:t>
-      </w:r>
-      <w:proofErr w:type="spellStart"/>
-      <w:r>
-        <w:rPr>
-          <w:rFonts w:ascii="Courier New" w:hAnsi="Courier New" w:cs="Courier New"/>
-          <w:color w:val="FFFFFF"/>
-          <w:sz w:val="20"/>
-          <w:szCs w:val="20"/>
-          <w:shd w:val="clear" w:color="auto" w:fill="333333"/>
-        </w:rPr>
-        <w:t>buy.buy_id</w:t>
-      </w:r>
-      <w:proofErr w:type="spellEnd"/>
+          <w:lang w:val="en-US"/>
+        </w:rPr>
+        <w:t>SELECT</w:t>
+      </w:r>
+      <w:r>
+        <w:rPr>
+          <w:rFonts w:ascii="Courier New" w:hAnsi="Courier New" w:cs="Courier New"/>
+          <w:color w:val="FFFFFF"/>
+          <w:sz w:val="20"/>
+          <w:szCs w:val="20"/>
+          <w:shd w:val="clear" w:color="auto" w:fill="333333"/>
+        </w:rPr>
+        <w:t xml:space="preserve"> </w:t>
+      </w:r>
+      <w:r>
+        <w:rPr>
+          <w:rFonts w:ascii="Courier New" w:hAnsi="Courier New" w:cs="Courier New"/>
+          <w:color w:val="FFFFFF"/>
+          <w:sz w:val="20"/>
+          <w:szCs w:val="20"/>
+          <w:shd w:val="clear" w:color="auto" w:fill="333333"/>
+          <w:lang w:val="en-US"/>
+        </w:rPr>
+        <w:t>buy</w:t>
+      </w:r>
+      <w:r>
+        <w:rPr>
+          <w:rFonts w:ascii="Courier New" w:hAnsi="Courier New" w:cs="Courier New"/>
+          <w:color w:val="FFFFFF"/>
+          <w:sz w:val="20"/>
+          <w:szCs w:val="20"/>
+          <w:shd w:val="clear" w:color="auto" w:fill="333333"/>
+        </w:rPr>
+        <w:t>.</w:t>
+      </w:r>
+      <w:r>
+        <w:rPr>
+          <w:rFonts w:ascii="Courier New" w:hAnsi="Courier New" w:cs="Courier New"/>
+          <w:color w:val="FFFFFF"/>
+          <w:sz w:val="20"/>
+          <w:szCs w:val="20"/>
+          <w:shd w:val="clear" w:color="auto" w:fill="333333"/>
+          <w:lang w:val="en-US"/>
+        </w:rPr>
+        <w:t>buy</w:t>
+      </w:r>
+      <w:r>
+        <w:rPr>
+          <w:rFonts w:ascii="Courier New" w:hAnsi="Courier New" w:cs="Courier New"/>
+          <w:color w:val="FFFFFF"/>
+          <w:sz w:val="20"/>
+          <w:szCs w:val="20"/>
+          <w:shd w:val="clear" w:color="auto" w:fill="333333"/>
+        </w:rPr>
+        <w:t>_</w:t>
+      </w:r>
+      <w:r>
+        <w:rPr>
+          <w:rFonts w:ascii="Courier New" w:hAnsi="Courier New" w:cs="Courier New"/>
+          <w:color w:val="FFFFFF"/>
+          <w:sz w:val="20"/>
+          <w:szCs w:val="20"/>
+          <w:shd w:val="clear" w:color="auto" w:fill="333333"/>
+          <w:lang w:val="en-US"/>
+        </w:rPr>
+        <w:t>id</w:t>
+      </w:r>
       <w:r>
         <w:rPr>
           <w:rFonts w:ascii="Courier New" w:hAnsi="Courier New" w:cs="Courier New"/>
@@ -15063,18 +15161,59 @@
         </w:rPr>
         <w:t xml:space="preserve">, </w:t>
       </w:r>
-      <w:proofErr w:type="spellStart"/>
-      <w:r>
-        <w:rPr>
-          <w:rFonts w:ascii="Courier New" w:hAnsi="Courier New" w:cs="Courier New"/>
-          <w:color w:val="FFFFFF"/>
-          <w:sz w:val="20"/>
-          <w:szCs w:val="20"/>
-          <w:shd w:val="clear" w:color="auto" w:fill="333333"/>
-        </w:rPr>
-        <w:t>client.name_client</w:t>
-      </w:r>
-      <w:proofErr w:type="spellEnd"/>
+      <w:r>
+        <w:rPr>
+          <w:rFonts w:ascii="Courier New" w:hAnsi="Courier New" w:cs="Courier New"/>
+          <w:color w:val="FFFFFF"/>
+          <w:sz w:val="20"/>
+          <w:szCs w:val="20"/>
+          <w:shd w:val="clear" w:color="auto" w:fill="333333"/>
+          <w:lang w:val="en-US"/>
+        </w:rPr>
+        <w:t>client</w:t>
+      </w:r>
+      <w:r>
+        <w:rPr>
+          <w:rFonts w:ascii="Courier New" w:hAnsi="Courier New" w:cs="Courier New"/>
+          <w:color w:val="FFFFFF"/>
+          <w:sz w:val="20"/>
+          <w:szCs w:val="20"/>
+          <w:shd w:val="clear" w:color="auto" w:fill="333333"/>
+        </w:rPr>
+        <w:t>.</w:t>
+      </w:r>
+      <w:r>
+        <w:rPr>
+          <w:rFonts w:ascii="Courier New" w:hAnsi="Courier New" w:cs="Courier New"/>
+          <w:color w:val="FFFFFF"/>
+          <w:sz w:val="20"/>
+          <w:szCs w:val="20"/>
+          <w:shd w:val="clear" w:color="auto" w:fill="333333"/>
+          <w:lang w:val="en-US"/>
+        </w:rPr>
+        <w:t>name</w:t>
+      </w:r>
+      <w:r>
+        <w:rPr>
+          <w:rFonts w:ascii="Courier New" w:hAnsi="Courier New" w:cs="Courier New"/>
+          <w:color w:val="FFFFFF"/>
+          <w:sz w:val="20"/>
+          <w:szCs w:val="20"/>
+          <w:shd w:val="clear" w:color="auto" w:fill="333333"/>
+        </w:rPr>
+        <w:t>_</w:t>
+      </w:r>
+      <w:r>
+        <w:rPr>
+          <w:rFonts w:ascii="Courier New" w:hAnsi="Courier New" w:cs="Courier New"/>
+          <w:color w:val="FFFFFF"/>
+          <w:sz w:val="20"/>
+          <w:szCs w:val="20"/>
+          <w:shd w:val="clear" w:color="auto" w:fill="333333"/>
+          <w:lang w:val="en-US"/>
+        </w:rPr>
+        <w:t>client</w:t>
+      </w:r>
       <w:r>
         <w:rPr>
           <w:rFonts w:ascii="Courier New" w:hAnsi="Courier New" w:cs="Courier New"/>
@@ -15093,10 +15232,20 @@
           <w:sz w:val="20"/>
           <w:szCs w:val="20"/>
           <w:shd w:val="clear" w:color="auto" w:fill="333333"/>
-        </w:rPr>
-        <w:t>SUM(</w:t>
-      </w:r>
-      <w:proofErr w:type="spellStart"/>
+          <w:lang w:val="en-US"/>
+        </w:rPr>
+        <w:t>SUM</w:t>
+      </w:r>
+      <w:r>
+        <w:rPr>
+          <w:rFonts w:ascii="Courier New" w:hAnsi="Courier New" w:cs="Courier New"/>
+          <w:color w:val="FFFFFF"/>
+          <w:sz w:val="20"/>
+          <w:szCs w:val="20"/>
+          <w:shd w:val="clear" w:color="auto" w:fill="333333"/>
+        </w:rPr>
+        <w:t>(</w:t>
+      </w:r>
       <w:proofErr w:type="gramEnd"/>
       <w:r>
         <w:rPr>
@@ -15105,10 +15254,31 @@
           <w:sz w:val="20"/>
           <w:szCs w:val="20"/>
           <w:shd w:val="clear" w:color="auto" w:fill="333333"/>
-        </w:rPr>
-        <w:t>book.price</w:t>
-      </w:r>
-      <w:proofErr w:type="spellEnd"/>
+          <w:lang w:val="en-US"/>
+        </w:rPr>
+        <w:t>book</w:t>
+      </w:r>
+      <w:r>
+        <w:rPr>
+          <w:rFonts w:ascii="Courier New" w:hAnsi="Courier New" w:cs="Courier New"/>
+          <w:color w:val="FFFFFF"/>
+          <w:sz w:val="20"/>
+          <w:szCs w:val="20"/>
+          <w:shd w:val="clear" w:color="auto" w:fill="333333"/>
+        </w:rPr>
+        <w:t>.</w:t>
+      </w:r>
+      <w:r>
+        <w:rPr>
+          <w:rFonts w:ascii="Courier New" w:hAnsi="Courier New" w:cs="Courier New"/>
+          <w:color w:val="FFFFFF"/>
+          <w:sz w:val="20"/>
+          <w:szCs w:val="20"/>
+          <w:shd w:val="clear" w:color="auto" w:fill="333333"/>
+          <w:lang w:val="en-US"/>
+        </w:rPr>
+        <w:t>price</w:t>
+      </w:r>
       <w:r>
         <w:rPr>
           <w:rFonts w:ascii="Courier New" w:hAnsi="Courier New" w:cs="Courier New"/>
@@ -15119,27 +15289,99 @@
         </w:rPr>
         <w:t xml:space="preserve"> * </w:t>
       </w:r>
-      <w:proofErr w:type="spellStart"/>
-      <w:r>
-        <w:rPr>
-          <w:rFonts w:ascii="Courier New" w:hAnsi="Courier New" w:cs="Courier New"/>
-          <w:color w:val="FFFFFF"/>
-          <w:sz w:val="20"/>
-          <w:szCs w:val="20"/>
-          <w:shd w:val="clear" w:color="auto" w:fill="333333"/>
-        </w:rPr>
-        <w:t>buy_book.amount</w:t>
-      </w:r>
-      <w:proofErr w:type="spellEnd"/>
-      <w:r>
-        <w:rPr>
-          <w:rFonts w:ascii="Courier New" w:hAnsi="Courier New" w:cs="Courier New"/>
-          <w:color w:val="FFFFFF"/>
-          <w:sz w:val="20"/>
-          <w:szCs w:val="20"/>
-          <w:shd w:val="clear" w:color="auto" w:fill="333333"/>
-        </w:rPr>
-        <w:t>) AS Стоимость</w:t>
+      <w:r>
+        <w:rPr>
+          <w:rFonts w:ascii="Courier New" w:hAnsi="Courier New" w:cs="Courier New"/>
+          <w:color w:val="FFFFFF"/>
+          <w:sz w:val="20"/>
+          <w:szCs w:val="20"/>
+          <w:shd w:val="clear" w:color="auto" w:fill="333333"/>
+          <w:lang w:val="en-US"/>
+        </w:rPr>
+        <w:t>buy</w:t>
+      </w:r>
+      <w:r>
+        <w:rPr>
+          <w:rFonts w:ascii="Courier New" w:hAnsi="Courier New" w:cs="Courier New"/>
+          <w:color w:val="FFFFFF"/>
+          <w:sz w:val="20"/>
+          <w:szCs w:val="20"/>
+          <w:shd w:val="clear" w:color="auto" w:fill="333333"/>
+        </w:rPr>
+        <w:t>_</w:t>
+      </w:r>
+      <w:r>
+        <w:rPr>
+          <w:rFonts w:ascii="Courier New" w:hAnsi="Courier New" w:cs="Courier New"/>
+          <w:color w:val="FFFFFF"/>
+          <w:sz w:val="20"/>
+          <w:szCs w:val="20"/>
+          <w:shd w:val="clear" w:color="auto" w:fill="333333"/>
+          <w:lang w:val="en-US"/>
+        </w:rPr>
+        <w:t>book</w:t>
+      </w:r>
+      <w:r>
+        <w:rPr>
+          <w:rFonts w:ascii="Courier New" w:hAnsi="Courier New" w:cs="Courier New"/>
+          <w:color w:val="FFFFFF"/>
+          <w:sz w:val="20"/>
+          <w:szCs w:val="20"/>
+          <w:shd w:val="clear" w:color="auto" w:fill="333333"/>
+        </w:rPr>
+        <w:t>.</w:t>
+      </w:r>
+      <w:r>
+        <w:rPr>
+          <w:rFonts w:ascii="Courier New" w:hAnsi="Courier New" w:cs="Courier New"/>
+          <w:color w:val="FFFFFF"/>
+          <w:sz w:val="20"/>
+          <w:szCs w:val="20"/>
+          <w:shd w:val="clear" w:color="auto" w:fill="333333"/>
+          <w:lang w:val="en-US"/>
+        </w:rPr>
+        <w:t>amount</w:t>
+      </w:r>
+      <w:r>
+        <w:rPr>
+          <w:rFonts w:ascii="Courier New" w:hAnsi="Courier New" w:cs="Courier New"/>
+          <w:color w:val="FFFFFF"/>
+          <w:sz w:val="20"/>
+          <w:szCs w:val="20"/>
+          <w:shd w:val="clear" w:color="auto" w:fill="333333"/>
+        </w:rPr>
+        <w:t xml:space="preserve">) </w:t>
+      </w:r>
+      <w:r>
+        <w:rPr>
+          <w:rFonts w:ascii="Courier New" w:hAnsi="Courier New" w:cs="Courier New"/>
+          <w:color w:val="FFFFFF"/>
+          <w:sz w:val="20"/>
+          <w:szCs w:val="20"/>
+          <w:shd w:val="clear" w:color="auto" w:fill="333333"/>
+          <w:lang w:val="en-US"/>
+        </w:rPr>
+        <w:t>AS</w:t>
+      </w:r>
+      <w:r>
+        <w:rPr>
+          <w:rFonts w:ascii="Courier New" w:hAnsi="Courier New" w:cs="Courier New"/>
+          <w:color w:val="FFFFFF"/>
+          <w:sz w:val="20"/>
+          <w:szCs w:val="20"/>
+          <w:shd w:val="clear" w:color="auto" w:fill="333333"/>
+        </w:rPr>
+        <w:t xml:space="preserve"> </w:t>
+      </w:r>
+      <w:r>
+        <w:rPr>
+          <w:rFonts w:ascii="Courier New" w:hAnsi="Courier New" w:cs="Courier New"/>
+          <w:color w:val="FFFFFF"/>
+          <w:sz w:val="20"/>
+          <w:szCs w:val="20"/>
+          <w:shd w:val="clear" w:color="auto" w:fill="333333"/>
+        </w:rPr>
+        <w:t>Стоимость</w:t>
       </w:r>
     </w:p>
     <w:p>
@@ -15635,7 +15877,6 @@
           <w:sz w:val="20"/>
           <w:szCs w:val="20"/>
           <w:shd w:val="clear" w:color="auto" w:fill="333333"/>
-          <w:lang w:val="en-US"/>
         </w:rPr>
       </w:pPr>
       <w:r>
@@ -15645,7 +15886,6 @@
           <w:sz w:val="20"/>
           <w:szCs w:val="20"/>
           <w:shd w:val="clear" w:color="auto" w:fill="333333"/>
-          <w:lang w:val="en-US"/>
         </w:rPr>
         <w:t xml:space="preserve">| 1 | </w:t>
       </w:r>
@@ -15666,7 +15906,6 @@
           <w:sz w:val="20"/>
           <w:szCs w:val="20"/>
           <w:shd w:val="clear" w:color="auto" w:fill="333333"/>
-          <w:lang w:val="en-US"/>
         </w:rPr>
         <w:t xml:space="preserve"> </w:t>
       </w:r>
@@ -15687,7 +15926,6 @@
           <w:sz w:val="20"/>
           <w:szCs w:val="20"/>
           <w:shd w:val="clear" w:color="auto" w:fill="333333"/>
-          <w:lang w:val="en-US"/>
         </w:rPr>
         <w:t xml:space="preserve"> | 2271.39 | </w:t>
       </w:r>
@@ -15700,7 +15938,6 @@
           <w:sz w:val="20"/>
           <w:szCs w:val="20"/>
           <w:shd w:val="clear" w:color="auto" w:fill="333333"/>
-          <w:lang w:val="en-US"/>
         </w:rPr>
       </w:pPr>
       <w:r>
@@ -15710,7 +15947,6 @@
           <w:sz w:val="20"/>
           <w:szCs w:val="20"/>
           <w:shd w:val="clear" w:color="auto" w:fill="333333"/>
-          <w:lang w:val="en-US"/>
         </w:rPr>
         <w:t xml:space="preserve">| 2 | </w:t>
       </w:r>
@@ -15733,7 +15969,6 @@
           <w:sz w:val="20"/>
           <w:szCs w:val="20"/>
           <w:shd w:val="clear" w:color="auto" w:fill="333333"/>
-          <w:lang w:val="en-US"/>
         </w:rPr>
         <w:t xml:space="preserve"> </w:t>
       </w:r>
@@ -15754,7 +15989,6 @@
           <w:sz w:val="20"/>
           <w:szCs w:val="20"/>
           <w:shd w:val="clear" w:color="auto" w:fill="333333"/>
-          <w:lang w:val="en-US"/>
         </w:rPr>
         <w:t xml:space="preserve"> | 1037.98 | </w:t>
       </w:r>
@@ -15767,7 +16001,6 @@
           <w:sz w:val="20"/>
           <w:szCs w:val="20"/>
           <w:shd w:val="clear" w:color="auto" w:fill="333333"/>
-          <w:lang w:val="en-US"/>
         </w:rPr>
       </w:pPr>
       <w:r>
@@ -15777,7 +16010,6 @@
           <w:sz w:val="20"/>
           <w:szCs w:val="20"/>
           <w:shd w:val="clear" w:color="auto" w:fill="333333"/>
-          <w:lang w:val="en-US"/>
         </w:rPr>
         <w:t xml:space="preserve">| 3 | </w:t>
       </w:r>
@@ -15798,7 +16030,6 @@
           <w:sz w:val="20"/>
           <w:szCs w:val="20"/>
           <w:shd w:val="clear" w:color="auto" w:fill="333333"/>
-          <w:lang w:val="en-US"/>
         </w:rPr>
         <w:t xml:space="preserve"> </w:t>
       </w:r>
@@ -15819,7 +16050,6 @@
           <w:sz w:val="20"/>
           <w:szCs w:val="20"/>
           <w:shd w:val="clear" w:color="auto" w:fill="333333"/>
-          <w:lang w:val="en-US"/>
         </w:rPr>
         <w:t xml:space="preserve"> | 2131.49 | </w:t>
       </w:r>
@@ -15832,7 +16062,6 @@
           <w:sz w:val="20"/>
           <w:szCs w:val="20"/>
           <w:shd w:val="clear" w:color="auto" w:fill="333333"/>
-          <w:lang w:val="en-US"/>
         </w:rPr>
       </w:pPr>
       <w:r>
@@ -15842,7 +16071,6 @@
           <w:sz w:val="20"/>
           <w:szCs w:val="20"/>
           <w:shd w:val="clear" w:color="auto" w:fill="333333"/>
-          <w:lang w:val="en-US"/>
         </w:rPr>
         <w:t xml:space="preserve">| 4 | </w:t>
       </w:r>
@@ -15863,7 +16091,6 @@
           <w:sz w:val="20"/>
           <w:szCs w:val="20"/>
           <w:shd w:val="clear" w:color="auto" w:fill="333333"/>
-          <w:lang w:val="en-US"/>
         </w:rPr>
         <w:t xml:space="preserve"> </w:t>
       </w:r>
@@ -15884,7 +16111,6 @@
           <w:sz w:val="20"/>
           <w:szCs w:val="20"/>
           <w:shd w:val="clear" w:color="auto" w:fill="333333"/>
-          <w:lang w:val="en-US"/>
         </w:rPr>
         <w:t xml:space="preserve"> | 480.50 | </w:t>
       </w:r>
@@ -15897,12 +16123,715 @@
           <w:sz w:val="20"/>
           <w:szCs w:val="20"/>
           <w:shd w:val="clear" w:color="auto" w:fill="333333"/>
-          <w:lang w:val="en-US"/>
         </w:rPr>
       </w:pPr>
     </w:p>
     <w:p>
       <w:pPr>
+        <w:shd w:val="clear" w:color="auto" w:fill="FFFFFF"/>
+        <w:spacing w:before="199" w:after="199" w:line="240" w:lineRule="auto"/>
+        <w:outlineLvl w:val="1"/>
+        <w:rPr>
+          <w:rFonts w:ascii="Roboto" w:eastAsia="Times New Roman" w:hAnsi="Roboto" w:cs="Times New Roman"/>
+          <w:b/>
+          <w:bCs/>
+          <w:color w:val="222222"/>
+          <w:sz w:val="36"/>
+          <w:szCs w:val="36"/>
+          <w:lang w:eastAsia="ru-RU"/>
+        </w:rPr>
+      </w:pPr>
+      <w:r>
+        <w:rPr>
+          <w:rFonts w:ascii="Roboto" w:eastAsia="Times New Roman" w:hAnsi="Roboto" w:cs="Times New Roman"/>
+          <w:b/>
+          <w:bCs/>
+          <w:color w:val="222222"/>
+          <w:sz w:val="36"/>
+          <w:szCs w:val="36"/>
+          <w:lang w:eastAsia="ru-RU"/>
+        </w:rPr>
+        <w:t>Задание</w:t>
+      </w:r>
+    </w:p>
+    <w:p>
+      <w:pPr>
+        <w:shd w:val="clear" w:color="auto" w:fill="FFFFFF"/>
+        <w:spacing w:before="240" w:after="240" w:line="240" w:lineRule="auto"/>
+        <w:rPr>
+          <w:rFonts w:ascii="Roboto" w:eastAsia="Times New Roman" w:hAnsi="Roboto" w:cs="Times New Roman"/>
+          <w:color w:val="222222"/>
+          <w:sz w:val="24"/>
+          <w:szCs w:val="24"/>
+          <w:lang w:eastAsia="ru-RU"/>
+        </w:rPr>
+      </w:pPr>
+      <w:r>
+        <w:rPr>
+          <w:rFonts w:ascii="Roboto" w:eastAsia="Times New Roman" w:hAnsi="Roboto" w:cs="Times New Roman"/>
+          <w:color w:val="222222"/>
+          <w:sz w:val="24"/>
+          <w:szCs w:val="24"/>
+          <w:lang w:eastAsia="ru-RU"/>
+        </w:rPr>
+        <w:t>Вывести номера заказов (</w:t>
+      </w:r>
+      <w:proofErr w:type="spellStart"/>
+      <w:r>
+        <w:rPr>
+          <w:rFonts w:ascii="Courier New" w:eastAsia="Times New Roman" w:hAnsi="Courier New" w:cs="Courier New"/>
+          <w:b/>
+          <w:bCs/>
+          <w:color w:val="000000"/>
+          <w:bdr w:val="single" w:sz="6" w:space="2" w:color="ECEDF1" w:frame="1"/>
+          <w:shd w:val="clear" w:color="auto" w:fill="F3F4F6"/>
+          <w:lang w:eastAsia="ru-RU"/>
+        </w:rPr>
+        <w:t>buy_id</w:t>
+      </w:r>
+      <w:proofErr w:type="spellEnd"/>
+      <w:r>
+        <w:rPr>
+          <w:rFonts w:ascii="Roboto" w:eastAsia="Times New Roman" w:hAnsi="Roboto" w:cs="Times New Roman"/>
+          <w:color w:val="222222"/>
+          <w:sz w:val="24"/>
+          <w:szCs w:val="24"/>
+          <w:lang w:eastAsia="ru-RU"/>
+        </w:rPr>
+        <w:t>) и названия </w:t>
+      </w:r>
+      <w:proofErr w:type="gramStart"/>
+      <w:r>
+        <w:rPr>
+          <w:rFonts w:ascii="Roboto" w:eastAsia="Times New Roman" w:hAnsi="Roboto" w:cs="Times New Roman"/>
+          <w:color w:val="222222"/>
+          <w:sz w:val="24"/>
+          <w:szCs w:val="24"/>
+          <w:lang w:eastAsia="ru-RU"/>
+        </w:rPr>
+        <w:t>этапов,  на</w:t>
+      </w:r>
+      <w:proofErr w:type="gramEnd"/>
+      <w:r>
+        <w:rPr>
+          <w:rFonts w:ascii="Roboto" w:eastAsia="Times New Roman" w:hAnsi="Roboto" w:cs="Times New Roman"/>
+          <w:color w:val="222222"/>
+          <w:sz w:val="24"/>
+          <w:szCs w:val="24"/>
+          <w:lang w:eastAsia="ru-RU"/>
+        </w:rPr>
+        <w:t xml:space="preserve"> которых они в данный момент находятся. Если заказ доставлен </w:t>
+      </w:r>
+      <w:proofErr w:type="gramStart"/>
+      <w:r>
+        <w:rPr>
+          <w:rFonts w:ascii="Roboto" w:eastAsia="Times New Roman" w:hAnsi="Roboto" w:cs="Times New Roman"/>
+          <w:color w:val="222222"/>
+          <w:sz w:val="24"/>
+          <w:szCs w:val="24"/>
+          <w:lang w:eastAsia="ru-RU"/>
+        </w:rPr>
+        <w:t>–  информацию</w:t>
+      </w:r>
+      <w:proofErr w:type="gramEnd"/>
+      <w:r>
+        <w:rPr>
+          <w:rFonts w:ascii="Roboto" w:eastAsia="Times New Roman" w:hAnsi="Roboto" w:cs="Times New Roman"/>
+          <w:color w:val="222222"/>
+          <w:sz w:val="24"/>
+          <w:szCs w:val="24"/>
+          <w:lang w:eastAsia="ru-RU"/>
+        </w:rPr>
+        <w:t xml:space="preserve"> о нем не выводить. Информацию отсортировать по возрастанию </w:t>
+      </w:r>
+      <w:proofErr w:type="spellStart"/>
+      <w:r>
+        <w:rPr>
+          <w:rFonts w:ascii="Courier New" w:eastAsia="Times New Roman" w:hAnsi="Courier New" w:cs="Courier New"/>
+          <w:b/>
+          <w:bCs/>
+          <w:color w:val="000000"/>
+          <w:bdr w:val="single" w:sz="6" w:space="2" w:color="ECEDF1" w:frame="1"/>
+          <w:shd w:val="clear" w:color="auto" w:fill="F3F4F6"/>
+          <w:lang w:eastAsia="ru-RU"/>
+        </w:rPr>
+        <w:t>buy_id</w:t>
+      </w:r>
+      <w:proofErr w:type="spellEnd"/>
+      <w:r>
+        <w:rPr>
+          <w:rFonts w:ascii="Roboto" w:eastAsia="Times New Roman" w:hAnsi="Roboto" w:cs="Times New Roman"/>
+          <w:color w:val="222222"/>
+          <w:sz w:val="24"/>
+          <w:szCs w:val="24"/>
+          <w:lang w:eastAsia="ru-RU"/>
+        </w:rPr>
+        <w:t>.</w:t>
+      </w:r>
+    </w:p>
+    <w:p>
+      <w:pPr>
+        <w:rPr>
+          <w:rFonts w:ascii="Courier New" w:hAnsi="Courier New" w:cs="Courier New"/>
+          <w:color w:val="FFFFFF"/>
+          <w:sz w:val="20"/>
+          <w:szCs w:val="20"/>
+          <w:shd w:val="clear" w:color="auto" w:fill="333333"/>
+          <w:lang w:val="en-US"/>
+        </w:rPr>
+      </w:pPr>
+      <w:r>
+        <w:rPr>
+          <w:rFonts w:ascii="Courier New" w:hAnsi="Courier New" w:cs="Courier New"/>
+          <w:color w:val="FFFFFF"/>
+          <w:sz w:val="20"/>
+          <w:szCs w:val="20"/>
+          <w:shd w:val="clear" w:color="auto" w:fill="333333"/>
+          <w:lang w:val="en-US"/>
+        </w:rPr>
+        <w:t xml:space="preserve">SELECT </w:t>
+      </w:r>
+      <w:proofErr w:type="spellStart"/>
+      <w:r>
+        <w:rPr>
+          <w:rFonts w:ascii="Courier New" w:hAnsi="Courier New" w:cs="Courier New"/>
+          <w:color w:val="FFFFFF"/>
+          <w:sz w:val="20"/>
+          <w:szCs w:val="20"/>
+          <w:shd w:val="clear" w:color="auto" w:fill="333333"/>
+          <w:lang w:val="en-US"/>
+        </w:rPr>
+        <w:t>bs.buy_id</w:t>
+      </w:r>
+      <w:proofErr w:type="spellEnd"/>
+      <w:r>
+        <w:rPr>
+          <w:rFonts w:ascii="Courier New" w:hAnsi="Courier New" w:cs="Courier New"/>
+          <w:color w:val="FFFFFF"/>
+          <w:sz w:val="20"/>
+          <w:szCs w:val="20"/>
+          <w:shd w:val="clear" w:color="auto" w:fill="333333"/>
+          <w:lang w:val="en-US"/>
+        </w:rPr>
+        <w:t xml:space="preserve">, </w:t>
+      </w:r>
+      <w:proofErr w:type="spellStart"/>
+      <w:r>
+        <w:rPr>
+          <w:rFonts w:ascii="Courier New" w:hAnsi="Courier New" w:cs="Courier New"/>
+          <w:color w:val="FFFFFF"/>
+          <w:sz w:val="20"/>
+          <w:szCs w:val="20"/>
+          <w:shd w:val="clear" w:color="auto" w:fill="333333"/>
+          <w:lang w:val="en-US"/>
+        </w:rPr>
+        <w:t>s.name_step</w:t>
+      </w:r>
+      <w:proofErr w:type="spellEnd"/>
+    </w:p>
+    <w:p>
+      <w:pPr>
+        <w:rPr>
+          <w:rFonts w:ascii="Courier New" w:hAnsi="Courier New" w:cs="Courier New"/>
+          <w:color w:val="FFFFFF"/>
+          <w:sz w:val="20"/>
+          <w:szCs w:val="20"/>
+          <w:shd w:val="clear" w:color="auto" w:fill="333333"/>
+          <w:lang w:val="en-US"/>
+        </w:rPr>
+      </w:pPr>
+      <w:r>
+        <w:rPr>
+          <w:rFonts w:ascii="Courier New" w:hAnsi="Courier New" w:cs="Courier New"/>
+          <w:color w:val="FFFFFF"/>
+          <w:sz w:val="20"/>
+          <w:szCs w:val="20"/>
+          <w:shd w:val="clear" w:color="auto" w:fill="333333"/>
+          <w:lang w:val="en-US"/>
+        </w:rPr>
+        <w:t xml:space="preserve">FROM </w:t>
+      </w:r>
+      <w:proofErr w:type="spellStart"/>
+      <w:r>
+        <w:rPr>
+          <w:rFonts w:ascii="Courier New" w:hAnsi="Courier New" w:cs="Courier New"/>
+          <w:color w:val="FFFFFF"/>
+          <w:sz w:val="20"/>
+          <w:szCs w:val="20"/>
+          <w:shd w:val="clear" w:color="auto" w:fill="333333"/>
+          <w:lang w:val="en-US"/>
+        </w:rPr>
+        <w:t>buy_step</w:t>
+      </w:r>
+      <w:proofErr w:type="spellEnd"/>
+      <w:r>
+        <w:rPr>
+          <w:rFonts w:ascii="Courier New" w:hAnsi="Courier New" w:cs="Courier New"/>
+          <w:color w:val="FFFFFF"/>
+          <w:sz w:val="20"/>
+          <w:szCs w:val="20"/>
+          <w:shd w:val="clear" w:color="auto" w:fill="333333"/>
+          <w:lang w:val="en-US"/>
+        </w:rPr>
+        <w:t xml:space="preserve"> bs</w:t>
+      </w:r>
+    </w:p>
+    <w:p>
+      <w:pPr>
+        <w:rPr>
+          <w:rFonts w:ascii="Courier New" w:hAnsi="Courier New" w:cs="Courier New"/>
+          <w:color w:val="FFFFFF"/>
+          <w:sz w:val="20"/>
+          <w:szCs w:val="20"/>
+          <w:shd w:val="clear" w:color="auto" w:fill="333333"/>
+          <w:lang w:val="en-US"/>
+        </w:rPr>
+      </w:pPr>
+      <w:r>
+        <w:rPr>
+          <w:rFonts w:ascii="Courier New" w:hAnsi="Courier New" w:cs="Courier New"/>
+          <w:color w:val="FFFFFF"/>
+          <w:sz w:val="20"/>
+          <w:szCs w:val="20"/>
+          <w:shd w:val="clear" w:color="auto" w:fill="333333"/>
+          <w:lang w:val="en-US"/>
+        </w:rPr>
+        <w:t xml:space="preserve">JOIN step s ON </w:t>
+      </w:r>
+      <w:proofErr w:type="spellStart"/>
+      <w:proofErr w:type="gramStart"/>
+      <w:r>
+        <w:rPr>
+          <w:rFonts w:ascii="Courier New" w:hAnsi="Courier New" w:cs="Courier New"/>
+          <w:color w:val="FFFFFF"/>
+          <w:sz w:val="20"/>
+          <w:szCs w:val="20"/>
+          <w:shd w:val="clear" w:color="auto" w:fill="333333"/>
+          <w:lang w:val="en-US"/>
+        </w:rPr>
+        <w:t>bs.step</w:t>
+      </w:r>
+      <w:proofErr w:type="gramEnd"/>
+      <w:r>
+        <w:rPr>
+          <w:rFonts w:ascii="Courier New" w:hAnsi="Courier New" w:cs="Courier New"/>
+          <w:color w:val="FFFFFF"/>
+          <w:sz w:val="20"/>
+          <w:szCs w:val="20"/>
+          <w:shd w:val="clear" w:color="auto" w:fill="333333"/>
+          <w:lang w:val="en-US"/>
+        </w:rPr>
+        <w:t>_id</w:t>
+      </w:r>
+      <w:proofErr w:type="spellEnd"/>
+      <w:r>
+        <w:rPr>
+          <w:rFonts w:ascii="Courier New" w:hAnsi="Courier New" w:cs="Courier New"/>
+          <w:color w:val="FFFFFF"/>
+          <w:sz w:val="20"/>
+          <w:szCs w:val="20"/>
+          <w:shd w:val="clear" w:color="auto" w:fill="333333"/>
+          <w:lang w:val="en-US"/>
+        </w:rPr>
+        <w:t xml:space="preserve"> = </w:t>
+      </w:r>
+      <w:proofErr w:type="spellStart"/>
+      <w:r>
+        <w:rPr>
+          <w:rFonts w:ascii="Courier New" w:hAnsi="Courier New" w:cs="Courier New"/>
+          <w:color w:val="FFFFFF"/>
+          <w:sz w:val="20"/>
+          <w:szCs w:val="20"/>
+          <w:shd w:val="clear" w:color="auto" w:fill="333333"/>
+          <w:lang w:val="en-US"/>
+        </w:rPr>
+        <w:t>s.step_id</w:t>
+      </w:r>
+      <w:proofErr w:type="spellEnd"/>
+    </w:p>
+    <w:p>
+      <w:pPr>
+        <w:rPr>
+          <w:rFonts w:ascii="Courier New" w:hAnsi="Courier New" w:cs="Courier New"/>
+          <w:color w:val="FFFFFF"/>
+          <w:sz w:val="20"/>
+          <w:szCs w:val="20"/>
+          <w:shd w:val="clear" w:color="auto" w:fill="333333"/>
+          <w:lang w:val="en-US"/>
+        </w:rPr>
+      </w:pPr>
+      <w:r>
+        <w:rPr>
+          <w:rFonts w:ascii="Courier New" w:hAnsi="Courier New" w:cs="Courier New"/>
+          <w:color w:val="FFFFFF"/>
+          <w:sz w:val="20"/>
+          <w:szCs w:val="20"/>
+          <w:shd w:val="clear" w:color="auto" w:fill="333333"/>
+          <w:lang w:val="en-US"/>
+        </w:rPr>
+        <w:t xml:space="preserve">WHERE </w:t>
+      </w:r>
+      <w:proofErr w:type="spellStart"/>
+      <w:proofErr w:type="gramStart"/>
+      <w:r>
+        <w:rPr>
+          <w:rFonts w:ascii="Courier New" w:hAnsi="Courier New" w:cs="Courier New"/>
+          <w:color w:val="FFFFFF"/>
+          <w:sz w:val="20"/>
+          <w:szCs w:val="20"/>
+          <w:shd w:val="clear" w:color="auto" w:fill="333333"/>
+          <w:lang w:val="en-US"/>
+        </w:rPr>
+        <w:t>bs.date</w:t>
+      </w:r>
+      <w:proofErr w:type="gramEnd"/>
+      <w:r>
+        <w:rPr>
+          <w:rFonts w:ascii="Courier New" w:hAnsi="Courier New" w:cs="Courier New"/>
+          <w:color w:val="FFFFFF"/>
+          <w:sz w:val="20"/>
+          <w:szCs w:val="20"/>
+          <w:shd w:val="clear" w:color="auto" w:fill="333333"/>
+          <w:lang w:val="en-US"/>
+        </w:rPr>
+        <w:t>_step_beg</w:t>
+      </w:r>
+      <w:proofErr w:type="spellEnd"/>
+      <w:r>
+        <w:rPr>
+          <w:rFonts w:ascii="Courier New" w:hAnsi="Courier New" w:cs="Courier New"/>
+          <w:color w:val="FFFFFF"/>
+          <w:sz w:val="20"/>
+          <w:szCs w:val="20"/>
+          <w:shd w:val="clear" w:color="auto" w:fill="333333"/>
+          <w:lang w:val="en-US"/>
+        </w:rPr>
+        <w:t xml:space="preserve"> IS NOT NULL</w:t>
+      </w:r>
+    </w:p>
+    <w:p>
+      <w:pPr>
+        <w:rPr>
+          <w:rFonts w:ascii="Courier New" w:hAnsi="Courier New" w:cs="Courier New"/>
+          <w:color w:val="FFFFFF"/>
+          <w:sz w:val="20"/>
+          <w:szCs w:val="20"/>
+          <w:shd w:val="clear" w:color="auto" w:fill="333333"/>
+          <w:lang w:val="en-US"/>
+        </w:rPr>
+      </w:pPr>
+      <w:r>
+        <w:rPr>
+          <w:rFonts w:ascii="Courier New" w:hAnsi="Courier New" w:cs="Courier New"/>
+          <w:color w:val="FFFFFF"/>
+          <w:sz w:val="20"/>
+          <w:szCs w:val="20"/>
+          <w:shd w:val="clear" w:color="auto" w:fill="333333"/>
+          <w:lang w:val="en-US"/>
+        </w:rPr>
+        <w:t xml:space="preserve">  AND </w:t>
+      </w:r>
+      <w:proofErr w:type="spellStart"/>
+      <w:proofErr w:type="gramStart"/>
+      <w:r>
+        <w:rPr>
+          <w:rFonts w:ascii="Courier New" w:hAnsi="Courier New" w:cs="Courier New"/>
+          <w:color w:val="FFFFFF"/>
+          <w:sz w:val="20"/>
+          <w:szCs w:val="20"/>
+          <w:shd w:val="clear" w:color="auto" w:fill="333333"/>
+          <w:lang w:val="en-US"/>
+        </w:rPr>
+        <w:t>bs.date</w:t>
+      </w:r>
+      <w:proofErr w:type="gramEnd"/>
+      <w:r>
+        <w:rPr>
+          <w:rFonts w:ascii="Courier New" w:hAnsi="Courier New" w:cs="Courier New"/>
+          <w:color w:val="FFFFFF"/>
+          <w:sz w:val="20"/>
+          <w:szCs w:val="20"/>
+          <w:shd w:val="clear" w:color="auto" w:fill="333333"/>
+          <w:lang w:val="en-US"/>
+        </w:rPr>
+        <w:t>_step_end</w:t>
+      </w:r>
+      <w:proofErr w:type="spellEnd"/>
+      <w:r>
+        <w:rPr>
+          <w:rFonts w:ascii="Courier New" w:hAnsi="Courier New" w:cs="Courier New"/>
+          <w:color w:val="FFFFFF"/>
+          <w:sz w:val="20"/>
+          <w:szCs w:val="20"/>
+          <w:shd w:val="clear" w:color="auto" w:fill="333333"/>
+          <w:lang w:val="en-US"/>
+        </w:rPr>
+        <w:t xml:space="preserve"> IS NULL</w:t>
+      </w:r>
+    </w:p>
+    <w:p>
+      <w:pPr>
+        <w:rPr>
+          <w:rFonts w:ascii="Courier New" w:hAnsi="Courier New" w:cs="Courier New"/>
+          <w:color w:val="FFFFFF"/>
+          <w:sz w:val="20"/>
+          <w:szCs w:val="20"/>
+          <w:shd w:val="clear" w:color="auto" w:fill="333333"/>
+          <w:lang w:val="en-US"/>
+        </w:rPr>
+      </w:pPr>
+      <w:r>
+        <w:rPr>
+          <w:rFonts w:ascii="Courier New" w:hAnsi="Courier New" w:cs="Courier New"/>
+          <w:color w:val="FFFFFF"/>
+          <w:sz w:val="20"/>
+          <w:szCs w:val="20"/>
+          <w:shd w:val="clear" w:color="auto" w:fill="333333"/>
+          <w:lang w:val="en-US"/>
+        </w:rPr>
+        <w:t xml:space="preserve">  AND </w:t>
+      </w:r>
+      <w:proofErr w:type="spellStart"/>
+      <w:r>
+        <w:rPr>
+          <w:rFonts w:ascii="Courier New" w:hAnsi="Courier New" w:cs="Courier New"/>
+          <w:color w:val="FFFFFF"/>
+          <w:sz w:val="20"/>
+          <w:szCs w:val="20"/>
+          <w:shd w:val="clear" w:color="auto" w:fill="333333"/>
+          <w:lang w:val="en-US"/>
+        </w:rPr>
+        <w:t>bs.buy_id</w:t>
+      </w:r>
+      <w:proofErr w:type="spellEnd"/>
+      <w:r>
+        <w:rPr>
+          <w:rFonts w:ascii="Courier New" w:hAnsi="Courier New" w:cs="Courier New"/>
+          <w:color w:val="FFFFFF"/>
+          <w:sz w:val="20"/>
+          <w:szCs w:val="20"/>
+          <w:shd w:val="clear" w:color="auto" w:fill="333333"/>
+          <w:lang w:val="en-US"/>
+        </w:rPr>
+        <w:t xml:space="preserve"> NOT IN (</w:t>
+      </w:r>
+    </w:p>
+    <w:p>
+      <w:pPr>
+        <w:rPr>
+          <w:rFonts w:ascii="Courier New" w:hAnsi="Courier New" w:cs="Courier New"/>
+          <w:color w:val="FFFFFF"/>
+          <w:sz w:val="20"/>
+          <w:szCs w:val="20"/>
+          <w:shd w:val="clear" w:color="auto" w:fill="333333"/>
+          <w:lang w:val="en-US"/>
+        </w:rPr>
+      </w:pPr>
+      <w:r>
+        <w:rPr>
+          <w:rFonts w:ascii="Courier New" w:hAnsi="Courier New" w:cs="Courier New"/>
+          <w:color w:val="FFFFFF"/>
+          <w:sz w:val="20"/>
+          <w:szCs w:val="20"/>
+          <w:shd w:val="clear" w:color="auto" w:fill="333333"/>
+          <w:lang w:val="en-US"/>
+        </w:rPr>
+        <w:t xml:space="preserve">      SELECT </w:t>
+      </w:r>
+      <w:proofErr w:type="spellStart"/>
+      <w:r>
+        <w:rPr>
+          <w:rFonts w:ascii="Courier New" w:hAnsi="Courier New" w:cs="Courier New"/>
+          <w:color w:val="FFFFFF"/>
+          <w:sz w:val="20"/>
+          <w:szCs w:val="20"/>
+          <w:shd w:val="clear" w:color="auto" w:fill="333333"/>
+          <w:lang w:val="en-US"/>
+        </w:rPr>
+        <w:t>buy_id</w:t>
+      </w:r>
+      <w:proofErr w:type="spellEnd"/>
+    </w:p>
+    <w:p>
+      <w:pPr>
+        <w:rPr>
+          <w:rFonts w:ascii="Courier New" w:hAnsi="Courier New" w:cs="Courier New"/>
+          <w:color w:val="FFFFFF"/>
+          <w:sz w:val="20"/>
+          <w:szCs w:val="20"/>
+          <w:shd w:val="clear" w:color="auto" w:fill="333333"/>
+          <w:lang w:val="en-US"/>
+        </w:rPr>
+      </w:pPr>
+      <w:r>
+        <w:rPr>
+          <w:rFonts w:ascii="Courier New" w:hAnsi="Courier New" w:cs="Courier New"/>
+          <w:color w:val="FFFFFF"/>
+          <w:sz w:val="20"/>
+          <w:szCs w:val="20"/>
+          <w:shd w:val="clear" w:color="auto" w:fill="333333"/>
+          <w:lang w:val="en-US"/>
+        </w:rPr>
+        <w:t xml:space="preserve">      FROM </w:t>
+      </w:r>
+      <w:proofErr w:type="spellStart"/>
+      <w:r>
+        <w:rPr>
+          <w:rFonts w:ascii="Courier New" w:hAnsi="Courier New" w:cs="Courier New"/>
+          <w:color w:val="FFFFFF"/>
+          <w:sz w:val="20"/>
+          <w:szCs w:val="20"/>
+          <w:shd w:val="clear" w:color="auto" w:fill="333333"/>
+          <w:lang w:val="en-US"/>
+        </w:rPr>
+        <w:t>buy_step</w:t>
+      </w:r>
+      <w:proofErr w:type="spellEnd"/>
+    </w:p>
+    <w:p>
+      <w:pPr>
+        <w:rPr>
+          <w:rFonts w:ascii="Courier New" w:hAnsi="Courier New" w:cs="Courier New"/>
+          <w:color w:val="FFFFFF"/>
+          <w:sz w:val="20"/>
+          <w:szCs w:val="20"/>
+          <w:shd w:val="clear" w:color="auto" w:fill="333333"/>
+          <w:lang w:val="en-US"/>
+        </w:rPr>
+      </w:pPr>
+      <w:r>
+        <w:rPr>
+          <w:rFonts w:ascii="Courier New" w:hAnsi="Courier New" w:cs="Courier New"/>
+          <w:color w:val="FFFFFF"/>
+          <w:sz w:val="20"/>
+          <w:szCs w:val="20"/>
+          <w:shd w:val="clear" w:color="auto" w:fill="333333"/>
+          <w:lang w:val="en-US"/>
+        </w:rPr>
+        <w:t xml:space="preserve">      WHERE </w:t>
+      </w:r>
+      <w:proofErr w:type="spellStart"/>
+      <w:r>
+        <w:rPr>
+          <w:rFonts w:ascii="Courier New" w:hAnsi="Courier New" w:cs="Courier New"/>
+          <w:color w:val="FFFFFF"/>
+          <w:sz w:val="20"/>
+          <w:szCs w:val="20"/>
+          <w:shd w:val="clear" w:color="auto" w:fill="333333"/>
+          <w:lang w:val="en-US"/>
+        </w:rPr>
+        <w:t>step_id</w:t>
+      </w:r>
+      <w:proofErr w:type="spellEnd"/>
+      <w:r>
+        <w:rPr>
+          <w:rFonts w:ascii="Courier New" w:hAnsi="Courier New" w:cs="Courier New"/>
+          <w:color w:val="FFFFFF"/>
+          <w:sz w:val="20"/>
+          <w:szCs w:val="20"/>
+          <w:shd w:val="clear" w:color="auto" w:fill="333333"/>
+          <w:lang w:val="en-US"/>
+        </w:rPr>
+        <w:t xml:space="preserve"> = 4 AND </w:t>
+      </w:r>
+      <w:proofErr w:type="spellStart"/>
+      <w:r>
+        <w:rPr>
+          <w:rFonts w:ascii="Courier New" w:hAnsi="Courier New" w:cs="Courier New"/>
+          <w:color w:val="FFFFFF"/>
+          <w:sz w:val="20"/>
+          <w:szCs w:val="20"/>
+          <w:shd w:val="clear" w:color="auto" w:fill="333333"/>
+          <w:lang w:val="en-US"/>
+        </w:rPr>
+        <w:t>date_step_end</w:t>
+      </w:r>
+      <w:proofErr w:type="spellEnd"/>
+      <w:r>
+        <w:rPr>
+          <w:rFonts w:ascii="Courier New" w:hAnsi="Courier New" w:cs="Courier New"/>
+          <w:color w:val="FFFFFF"/>
+          <w:sz w:val="20"/>
+          <w:szCs w:val="20"/>
+          <w:shd w:val="clear" w:color="auto" w:fill="333333"/>
+          <w:lang w:val="en-US"/>
+        </w:rPr>
+        <w:t xml:space="preserve"> IS NOT NULL</w:t>
+      </w:r>
+    </w:p>
+    <w:p>
+      <w:pPr>
+        <w:rPr>
+          <w:rFonts w:ascii="Courier New" w:hAnsi="Courier New" w:cs="Courier New"/>
+          <w:color w:val="FFFFFF"/>
+          <w:sz w:val="20"/>
+          <w:szCs w:val="20"/>
+          <w:shd w:val="clear" w:color="auto" w:fill="333333"/>
+          <w:lang w:val="en-US"/>
+        </w:rPr>
+      </w:pPr>
+      <w:r>
+        <w:rPr>
+          <w:rFonts w:ascii="Courier New" w:hAnsi="Courier New" w:cs="Courier New"/>
+          <w:color w:val="FFFFFF"/>
+          <w:sz w:val="20"/>
+          <w:szCs w:val="20"/>
+          <w:shd w:val="clear" w:color="auto" w:fill="333333"/>
+          <w:lang w:val="en-US"/>
+        </w:rPr>
+        <w:lastRenderedPageBreak/>
+        <w:t xml:space="preserve">  )</w:t>
+      </w:r>
+    </w:p>
+    <w:p>
+      <w:pPr>
+        <w:rPr>
+          <w:rFonts w:ascii="Courier New" w:hAnsi="Courier New" w:cs="Courier New"/>
+          <w:color w:val="FFFFFF"/>
+          <w:sz w:val="20"/>
+          <w:szCs w:val="20"/>
+          <w:shd w:val="clear" w:color="auto" w:fill="333333"/>
+          <w:lang w:val="en-US"/>
+        </w:rPr>
+      </w:pPr>
+      <w:r>
+        <w:rPr>
+          <w:rFonts w:ascii="Courier New" w:hAnsi="Courier New" w:cs="Courier New"/>
+          <w:color w:val="FFFFFF"/>
+          <w:sz w:val="20"/>
+          <w:szCs w:val="20"/>
+          <w:shd w:val="clear" w:color="auto" w:fill="333333"/>
+          <w:lang w:val="en-US"/>
+        </w:rPr>
+        <w:t xml:space="preserve">ORDER BY </w:t>
+      </w:r>
+      <w:proofErr w:type="spellStart"/>
+      <w:r>
+        <w:rPr>
+          <w:rFonts w:ascii="Courier New" w:hAnsi="Courier New" w:cs="Courier New"/>
+          <w:color w:val="FFFFFF"/>
+          <w:sz w:val="20"/>
+          <w:szCs w:val="20"/>
+          <w:shd w:val="clear" w:color="auto" w:fill="333333"/>
+          <w:lang w:val="en-US"/>
+        </w:rPr>
+        <w:t>bs.buy_id</w:t>
+      </w:r>
+      <w:proofErr w:type="spellEnd"/>
+      <w:r>
+        <w:rPr>
+          <w:rFonts w:ascii="Courier New" w:hAnsi="Courier New" w:cs="Courier New"/>
+          <w:color w:val="FFFFFF"/>
+          <w:sz w:val="20"/>
+          <w:szCs w:val="20"/>
+          <w:shd w:val="clear" w:color="auto" w:fill="333333"/>
+          <w:lang w:val="en-US"/>
+        </w:rPr>
+        <w:t>;</w:t>
+      </w:r>
+    </w:p>
+    <w:p>
+      <w:pPr>
         <w:rPr>
           <w:rFonts w:ascii="Courier New" w:hAnsi="Courier New" w:cs="Courier New"/>
           <w:color w:val="FFFFFF"/>
@@ -15924,6 +16853,87 @@
           <w:lang w:val="en-US"/>
         </w:rPr>
       </w:pPr>
+      <w:r>
+        <w:rPr>
+          <w:rFonts w:ascii="Courier New" w:hAnsi="Courier New" w:cs="Courier New"/>
+          <w:color w:val="FFFFFF"/>
+          <w:sz w:val="20"/>
+          <w:szCs w:val="20"/>
+          <w:shd w:val="clear" w:color="auto" w:fill="333333"/>
+          <w:lang w:val="en-US"/>
+        </w:rPr>
+        <w:t xml:space="preserve">| </w:t>
+      </w:r>
+      <w:proofErr w:type="spellStart"/>
+      <w:r>
+        <w:rPr>
+          <w:rFonts w:ascii="Courier New" w:hAnsi="Courier New" w:cs="Courier New"/>
+          <w:color w:val="FFFFFF"/>
+          <w:sz w:val="20"/>
+          <w:szCs w:val="20"/>
+          <w:shd w:val="clear" w:color="auto" w:fill="333333"/>
+          <w:lang w:val="en-US"/>
+        </w:rPr>
+        <w:t>buy_id</w:t>
+      </w:r>
+      <w:proofErr w:type="spellEnd"/>
+      <w:r>
+        <w:rPr>
+          <w:rFonts w:ascii="Courier New" w:hAnsi="Courier New" w:cs="Courier New"/>
+          <w:color w:val="FFFFFF"/>
+          <w:sz w:val="20"/>
+          <w:szCs w:val="20"/>
+          <w:shd w:val="clear" w:color="auto" w:fill="333333"/>
+          <w:lang w:val="en-US"/>
+        </w:rPr>
+        <w:t xml:space="preserve"> |</w:t>
+      </w:r>
+      <w:r>
+        <w:rPr>
+          <w:rFonts w:ascii="Courier New" w:hAnsi="Courier New" w:cs="Courier New"/>
+          <w:color w:val="FFFFFF"/>
+          <w:sz w:val="20"/>
+          <w:szCs w:val="20"/>
+          <w:shd w:val="clear" w:color="auto" w:fill="333333"/>
+          <w:lang w:val="en-US"/>
+        </w:rPr>
+        <w:t xml:space="preserve">          </w:t>
+      </w:r>
+      <w:r>
+        <w:rPr>
+          <w:rFonts w:ascii="Courier New" w:hAnsi="Courier New" w:cs="Courier New"/>
+          <w:color w:val="FFFFFF"/>
+          <w:sz w:val="20"/>
+          <w:szCs w:val="20"/>
+          <w:shd w:val="clear" w:color="auto" w:fill="333333"/>
+          <w:lang w:val="en-US"/>
+        </w:rPr>
+        <w:t xml:space="preserve"> </w:t>
+      </w:r>
+      <w:proofErr w:type="spellStart"/>
+      <w:r>
+        <w:rPr>
+          <w:rFonts w:ascii="Courier New" w:hAnsi="Courier New" w:cs="Courier New"/>
+          <w:color w:val="FFFFFF"/>
+          <w:sz w:val="20"/>
+          <w:szCs w:val="20"/>
+          <w:shd w:val="clear" w:color="auto" w:fill="333333"/>
+          <w:lang w:val="en-US"/>
+        </w:rPr>
+        <w:t>name_step</w:t>
+      </w:r>
+      <w:proofErr w:type="spellEnd"/>
+      <w:r>
+        <w:rPr>
+          <w:rFonts w:ascii="Courier New" w:hAnsi="Courier New" w:cs="Courier New"/>
+          <w:color w:val="FFFFFF"/>
+          <w:sz w:val="20"/>
+          <w:szCs w:val="20"/>
+          <w:shd w:val="clear" w:color="auto" w:fill="333333"/>
+          <w:lang w:val="en-US"/>
+        </w:rPr>
+        <w:t xml:space="preserve"> </w:t>
+      </w:r>
     </w:p>
     <w:p>
       <w:pPr>
@@ -15934,6 +16944,225 @@
           <w:szCs w:val="20"/>
           <w:shd w:val="clear" w:color="auto" w:fill="333333"/>
           <w:lang w:val="en-US"/>
+        </w:rPr>
+      </w:pPr>
+      <w:r>
+        <w:rPr>
+          <w:rFonts w:ascii="Courier New" w:hAnsi="Courier New" w:cs="Courier New"/>
+          <w:color w:val="FFFFFF"/>
+          <w:sz w:val="20"/>
+          <w:szCs w:val="20"/>
+          <w:shd w:val="clear" w:color="auto" w:fill="333333"/>
+          <w:lang w:val="en-US"/>
+        </w:rPr>
+        <w:t xml:space="preserve">| +--------+-----------------+ </w:t>
+      </w:r>
+    </w:p>
+    <w:p>
+      <w:pPr>
+        <w:rPr>
+          <w:rFonts w:ascii="Courier New" w:hAnsi="Courier New" w:cs="Courier New"/>
+          <w:color w:val="FFFFFF"/>
+          <w:sz w:val="20"/>
+          <w:szCs w:val="20"/>
+          <w:shd w:val="clear" w:color="auto" w:fill="333333"/>
+          <w:lang w:val="en-US"/>
+        </w:rPr>
+      </w:pPr>
+      <w:r>
+        <w:rPr>
+          <w:rFonts w:ascii="Courier New" w:hAnsi="Courier New" w:cs="Courier New"/>
+          <w:color w:val="FFFFFF"/>
+          <w:sz w:val="20"/>
+          <w:szCs w:val="20"/>
+          <w:shd w:val="clear" w:color="auto" w:fill="333333"/>
+          <w:lang w:val="en-US"/>
+        </w:rPr>
+        <w:t xml:space="preserve">| 2 |        </w:t>
+      </w:r>
+      <w:r>
+        <w:rPr>
+          <w:rFonts w:ascii="Courier New" w:hAnsi="Courier New" w:cs="Courier New"/>
+          <w:color w:val="FFFFFF"/>
+          <w:sz w:val="20"/>
+          <w:szCs w:val="20"/>
+          <w:shd w:val="clear" w:color="auto" w:fill="333333"/>
+        </w:rPr>
+        <w:t>Транспортировка</w:t>
+      </w:r>
+      <w:r>
+        <w:rPr>
+          <w:rFonts w:ascii="Courier New" w:hAnsi="Courier New" w:cs="Courier New"/>
+          <w:color w:val="FFFFFF"/>
+          <w:sz w:val="20"/>
+          <w:szCs w:val="20"/>
+          <w:shd w:val="clear" w:color="auto" w:fill="333333"/>
+          <w:lang w:val="en-US"/>
+        </w:rPr>
+        <w:t xml:space="preserve"> | </w:t>
+      </w:r>
+    </w:p>
+    <w:p>
+      <w:pPr>
+        <w:rPr>
+          <w:rFonts w:ascii="Courier New" w:hAnsi="Courier New" w:cs="Courier New"/>
+          <w:color w:val="FFFFFF"/>
+          <w:sz w:val="20"/>
+          <w:szCs w:val="20"/>
+          <w:shd w:val="clear" w:color="auto" w:fill="333333"/>
+        </w:rPr>
+      </w:pPr>
+      <w:r>
+        <w:rPr>
+          <w:rFonts w:ascii="Courier New" w:hAnsi="Courier New" w:cs="Courier New"/>
+          <w:color w:val="FFFFFF"/>
+          <w:sz w:val="20"/>
+          <w:szCs w:val="20"/>
+          <w:shd w:val="clear" w:color="auto" w:fill="333333"/>
+        </w:rPr>
+        <w:t>| 3 |</w:t>
+      </w:r>
+      <w:r>
+        <w:rPr>
+          <w:rFonts w:ascii="Courier New" w:hAnsi="Courier New" w:cs="Courier New"/>
+          <w:color w:val="FFFFFF"/>
+          <w:sz w:val="20"/>
+          <w:szCs w:val="20"/>
+          <w:shd w:val="clear" w:color="auto" w:fill="333333"/>
+        </w:rPr>
+        <w:t xml:space="preserve">              </w:t>
+      </w:r>
+      <w:r>
+        <w:rPr>
+          <w:rFonts w:ascii="Courier New" w:hAnsi="Courier New" w:cs="Courier New"/>
+          <w:color w:val="FFFFFF"/>
+          <w:sz w:val="20"/>
+          <w:szCs w:val="20"/>
+          <w:shd w:val="clear" w:color="auto" w:fill="333333"/>
+        </w:rPr>
+        <w:t xml:space="preserve"> </w:t>
+      </w:r>
+      <w:r>
+        <w:rPr>
+          <w:rFonts w:ascii="Courier New" w:hAnsi="Courier New" w:cs="Courier New"/>
+          <w:color w:val="FFFFFF"/>
+          <w:sz w:val="20"/>
+          <w:szCs w:val="20"/>
+          <w:shd w:val="clear" w:color="auto" w:fill="333333"/>
+        </w:rPr>
+        <w:t>Доставка</w:t>
+      </w:r>
+      <w:r>
+        <w:rPr>
+          <w:rFonts w:ascii="Courier New" w:hAnsi="Courier New" w:cs="Courier New"/>
+          <w:color w:val="FFFFFF"/>
+          <w:sz w:val="20"/>
+          <w:szCs w:val="20"/>
+          <w:shd w:val="clear" w:color="auto" w:fill="333333"/>
+        </w:rPr>
+        <w:t xml:space="preserve"> | </w:t>
+      </w:r>
+    </w:p>
+    <w:p>
+      <w:pPr>
+        <w:rPr>
+          <w:rFonts w:ascii="Courier New" w:hAnsi="Courier New" w:cs="Courier New"/>
+          <w:color w:val="FFFFFF"/>
+          <w:sz w:val="20"/>
+          <w:szCs w:val="20"/>
+          <w:shd w:val="clear" w:color="auto" w:fill="333333"/>
+        </w:rPr>
+      </w:pPr>
+      <w:r>
+        <w:rPr>
+          <w:rFonts w:ascii="Courier New" w:hAnsi="Courier New" w:cs="Courier New"/>
+          <w:color w:val="FFFFFF"/>
+          <w:sz w:val="20"/>
+          <w:szCs w:val="20"/>
+          <w:shd w:val="clear" w:color="auto" w:fill="333333"/>
+        </w:rPr>
+        <w:t>| 4 |</w:t>
+      </w:r>
+      <w:r>
+        <w:rPr>
+          <w:rFonts w:ascii="Courier New" w:hAnsi="Courier New" w:cs="Courier New"/>
+          <w:color w:val="FFFFFF"/>
+          <w:sz w:val="20"/>
+          <w:szCs w:val="20"/>
+          <w:shd w:val="clear" w:color="auto" w:fill="333333"/>
+        </w:rPr>
+        <w:t xml:space="preserve">                </w:t>
+      </w:r>
+      <w:r>
+        <w:rPr>
+          <w:rFonts w:ascii="Courier New" w:hAnsi="Courier New" w:cs="Courier New"/>
+          <w:color w:val="FFFFFF"/>
+          <w:sz w:val="20"/>
+          <w:szCs w:val="20"/>
+          <w:shd w:val="clear" w:color="auto" w:fill="333333"/>
+        </w:rPr>
+        <w:t xml:space="preserve"> </w:t>
+      </w:r>
+      <w:r>
+        <w:rPr>
+          <w:rFonts w:ascii="Courier New" w:hAnsi="Courier New" w:cs="Courier New"/>
+          <w:color w:val="FFFFFF"/>
+          <w:sz w:val="20"/>
+          <w:szCs w:val="20"/>
+          <w:shd w:val="clear" w:color="auto" w:fill="333333"/>
+        </w:rPr>
+        <w:t>Оплата</w:t>
+      </w:r>
+      <w:r>
+        <w:rPr>
+          <w:rFonts w:ascii="Courier New" w:hAnsi="Courier New" w:cs="Courier New"/>
+          <w:color w:val="FFFFFF"/>
+          <w:sz w:val="20"/>
+          <w:szCs w:val="20"/>
+          <w:shd w:val="clear" w:color="auto" w:fill="333333"/>
+        </w:rPr>
+        <w:t xml:space="preserve"> | </w:t>
+      </w:r>
+    </w:p>
+    <w:p>
+      <w:pPr>
+        <w:rPr>
+          <w:rFonts w:ascii="Courier New" w:hAnsi="Courier New" w:cs="Courier New"/>
+          <w:color w:val="FFFFFF"/>
+          <w:sz w:val="20"/>
+          <w:szCs w:val="20"/>
+          <w:shd w:val="clear" w:color="auto" w:fill="333333"/>
+        </w:rPr>
+      </w:pPr>
+      <w:r>
+        <w:rPr>
+          <w:rFonts w:ascii="Courier New" w:hAnsi="Courier New" w:cs="Courier New"/>
+          <w:color w:val="FFFFFF"/>
+          <w:sz w:val="20"/>
+          <w:szCs w:val="20"/>
+          <w:shd w:val="clear" w:color="auto" w:fill="333333"/>
+        </w:rPr>
+        <w:t>+--------+-------------</w:t>
+      </w:r>
+      <w:r>
+        <w:rPr>
+          <w:rFonts w:ascii="Courier New" w:hAnsi="Courier New" w:cs="Courier New"/>
+          <w:color w:val="FFFFFF"/>
+          <w:sz w:val="20"/>
+          <w:szCs w:val="20"/>
+          <w:shd w:val="clear" w:color="auto" w:fill="333333"/>
+        </w:rPr>
+        <w:t>------+</w:t>
+      </w:r>
+    </w:p>
+    <w:p>
+      <w:pPr>
+        <w:rPr>
+          <w:rFonts w:ascii="Courier New" w:hAnsi="Courier New" w:cs="Courier New"/>
+          <w:color w:val="FFFFFF"/>
+          <w:sz w:val="20"/>
+          <w:szCs w:val="20"/>
+          <w:shd w:val="clear" w:color="auto" w:fill="333333"/>
         </w:rPr>
       </w:pPr>
     </w:p>
@@ -15945,9 +17174,3559 @@
           <w:sz w:val="20"/>
           <w:szCs w:val="20"/>
           <w:shd w:val="clear" w:color="auto" w:fill="333333"/>
-          <w:lang w:val="en-US"/>
         </w:rPr>
       </w:pPr>
+    </w:p>
+    <w:p>
+      <w:pPr>
+        <w:pStyle w:val="2"/>
+        <w:shd w:val="clear" w:color="auto" w:fill="FFFFFF"/>
+        <w:spacing w:before="199" w:after="199"/>
+        <w:rPr>
+          <w:rFonts w:ascii="Roboto" w:hAnsi="Roboto"/>
+          <w:color w:val="222222"/>
+        </w:rPr>
+      </w:pPr>
+      <w:r>
+        <w:rPr>
+          <w:rFonts w:ascii="Roboto" w:hAnsi="Roboto"/>
+          <w:color w:val="222222"/>
+        </w:rPr>
+        <w:t>Задание</w:t>
+      </w:r>
+    </w:p>
+    <w:p>
+      <w:pPr>
+        <w:pStyle w:val="a3"/>
+        <w:shd w:val="clear" w:color="auto" w:fill="FFFFFF"/>
+        <w:spacing w:before="240" w:beforeAutospacing="0" w:after="240" w:afterAutospacing="0"/>
+        <w:rPr>
+          <w:rFonts w:ascii="Roboto" w:hAnsi="Roboto"/>
+          <w:color w:val="222222"/>
+        </w:rPr>
+      </w:pPr>
+      <w:r>
+        <w:rPr>
+          <w:rFonts w:ascii="Roboto" w:hAnsi="Roboto"/>
+          <w:color w:val="222222"/>
+        </w:rPr>
+        <w:t>В таблице </w:t>
+      </w:r>
+      <w:proofErr w:type="spellStart"/>
+      <w:r>
+        <w:rPr>
+          <w:rStyle w:val="a4"/>
+          <w:rFonts w:ascii="Courier New" w:hAnsi="Courier New" w:cs="Courier New"/>
+          <w:color w:val="000000"/>
+          <w:sz w:val="22"/>
+          <w:szCs w:val="22"/>
+          <w:bdr w:val="single" w:sz="6" w:space="2" w:color="ECEDF1" w:frame="1"/>
+          <w:shd w:val="clear" w:color="auto" w:fill="F3F4F6"/>
+        </w:rPr>
+        <w:t>city</w:t>
+      </w:r>
+      <w:proofErr w:type="spellEnd"/>
+      <w:r>
+        <w:rPr>
+          <w:rFonts w:ascii="Roboto" w:hAnsi="Roboto"/>
+          <w:color w:val="222222"/>
+        </w:rPr>
+        <w:t> для каждого города указано количество дней, за которые заказ может быть доставлен в этот город (рассматривается только этап </w:t>
+      </w:r>
+      <w:r>
+        <w:rPr>
+          <w:rStyle w:val="a4"/>
+          <w:rFonts w:ascii="Roboto" w:hAnsi="Roboto"/>
+          <w:color w:val="222222"/>
+        </w:rPr>
+        <w:t>Транспортировка</w:t>
+      </w:r>
+      <w:r>
+        <w:rPr>
+          <w:rFonts w:ascii="Roboto" w:hAnsi="Roboto"/>
+          <w:color w:val="222222"/>
+        </w:rPr>
+        <w:t xml:space="preserve">). Для тех заказов, которые прошли этап транспортировки, вывести </w:t>
+      </w:r>
+      <w:proofErr w:type="gramStart"/>
+      <w:r>
+        <w:rPr>
+          <w:rFonts w:ascii="Roboto" w:hAnsi="Roboto"/>
+          <w:color w:val="222222"/>
+        </w:rPr>
+        <w:t>количество дней</w:t>
+      </w:r>
+      <w:proofErr w:type="gramEnd"/>
+      <w:r>
+        <w:rPr>
+          <w:rFonts w:ascii="Roboto" w:hAnsi="Roboto"/>
+          <w:color w:val="222222"/>
+        </w:rPr>
+        <w:t xml:space="preserve"> за которое заказ реально доставлен в город. А также, если заказ доставлен с опозданием, указать количество дней задержки, в противном случае вывести 0. В результат включить номер заказа (</w:t>
+      </w:r>
+      <w:proofErr w:type="spellStart"/>
+      <w:r>
+        <w:rPr>
+          <w:rStyle w:val="a4"/>
+          <w:rFonts w:ascii="Courier New" w:hAnsi="Courier New" w:cs="Courier New"/>
+          <w:color w:val="000000"/>
+          <w:sz w:val="22"/>
+          <w:szCs w:val="22"/>
+          <w:bdr w:val="single" w:sz="6" w:space="2" w:color="ECEDF1" w:frame="1"/>
+          <w:shd w:val="clear" w:color="auto" w:fill="F3F4F6"/>
+        </w:rPr>
+        <w:t>buy_id</w:t>
+      </w:r>
+      <w:proofErr w:type="spellEnd"/>
+      <w:r>
+        <w:rPr>
+          <w:rFonts w:ascii="Roboto" w:hAnsi="Roboto"/>
+          <w:color w:val="222222"/>
+        </w:rPr>
+        <w:t>), а также вычисляемые столбцы </w:t>
+      </w:r>
+      <w:proofErr w:type="spellStart"/>
+      <w:r>
+        <w:rPr>
+          <w:rStyle w:val="a4"/>
+          <w:rFonts w:ascii="Courier New" w:hAnsi="Courier New" w:cs="Courier New"/>
+          <w:color w:val="000000"/>
+          <w:sz w:val="22"/>
+          <w:szCs w:val="22"/>
+          <w:bdr w:val="single" w:sz="6" w:space="2" w:color="ECEDF1" w:frame="1"/>
+          <w:shd w:val="clear" w:color="auto" w:fill="F3F4F6"/>
+        </w:rPr>
+        <w:t>Количество_дней</w:t>
+      </w:r>
+      <w:proofErr w:type="spellEnd"/>
+      <w:r>
+        <w:rPr>
+          <w:rFonts w:ascii="Roboto" w:hAnsi="Roboto"/>
+          <w:color w:val="222222"/>
+        </w:rPr>
+        <w:t> и </w:t>
+      </w:r>
+      <w:r>
+        <w:rPr>
+          <w:rStyle w:val="a4"/>
+          <w:rFonts w:ascii="Courier New" w:hAnsi="Courier New" w:cs="Courier New"/>
+          <w:color w:val="000000"/>
+          <w:sz w:val="22"/>
+          <w:szCs w:val="22"/>
+          <w:bdr w:val="single" w:sz="6" w:space="2" w:color="ECEDF1" w:frame="1"/>
+          <w:shd w:val="clear" w:color="auto" w:fill="F3F4F6"/>
+        </w:rPr>
+        <w:t>Опоздание</w:t>
+      </w:r>
+      <w:r>
+        <w:rPr>
+          <w:rFonts w:ascii="Roboto" w:hAnsi="Roboto"/>
+          <w:color w:val="222222"/>
+        </w:rPr>
+        <w:t>. Информацию вывести в отсортированном по номеру заказа виде.</w:t>
+      </w:r>
+    </w:p>
+    <w:p>
+      <w:pPr>
+        <w:rPr>
+          <w:rFonts w:ascii="Courier New" w:hAnsi="Courier New" w:cs="Courier New"/>
+          <w:color w:val="FFFFFF"/>
+          <w:sz w:val="20"/>
+          <w:szCs w:val="20"/>
+          <w:shd w:val="clear" w:color="auto" w:fill="333333"/>
+        </w:rPr>
+      </w:pPr>
+    </w:p>
+    <w:p>
+      <w:pPr>
+        <w:rPr>
+          <w:rFonts w:ascii="Courier New" w:hAnsi="Courier New" w:cs="Courier New"/>
+          <w:color w:val="FFFFFF"/>
+          <w:sz w:val="20"/>
+          <w:szCs w:val="20"/>
+          <w:shd w:val="clear" w:color="auto" w:fill="333333"/>
+        </w:rPr>
+      </w:pPr>
+      <w:r>
+        <w:rPr>
+          <w:rFonts w:ascii="Courier New" w:hAnsi="Courier New" w:cs="Courier New"/>
+          <w:color w:val="FFFFFF"/>
+          <w:sz w:val="20"/>
+          <w:szCs w:val="20"/>
+          <w:shd w:val="clear" w:color="auto" w:fill="333333"/>
+          <w:lang w:val="en-US"/>
+        </w:rPr>
+        <w:t>SELECT</w:t>
+      </w:r>
+      <w:r>
+        <w:rPr>
+          <w:rFonts w:ascii="Courier New" w:hAnsi="Courier New" w:cs="Courier New"/>
+          <w:color w:val="FFFFFF"/>
+          <w:sz w:val="20"/>
+          <w:szCs w:val="20"/>
+          <w:shd w:val="clear" w:color="auto" w:fill="333333"/>
+        </w:rPr>
+        <w:t xml:space="preserve"> </w:t>
+      </w:r>
+      <w:r>
+        <w:rPr>
+          <w:rFonts w:ascii="Courier New" w:hAnsi="Courier New" w:cs="Courier New"/>
+          <w:color w:val="FFFFFF"/>
+          <w:sz w:val="20"/>
+          <w:szCs w:val="20"/>
+          <w:shd w:val="clear" w:color="auto" w:fill="333333"/>
+          <w:lang w:val="en-US"/>
+        </w:rPr>
+        <w:t>buy</w:t>
+      </w:r>
+      <w:r>
+        <w:rPr>
+          <w:rFonts w:ascii="Courier New" w:hAnsi="Courier New" w:cs="Courier New"/>
+          <w:color w:val="FFFFFF"/>
+          <w:sz w:val="20"/>
+          <w:szCs w:val="20"/>
+          <w:shd w:val="clear" w:color="auto" w:fill="333333"/>
+        </w:rPr>
+        <w:t>_</w:t>
+      </w:r>
+      <w:r>
+        <w:rPr>
+          <w:rFonts w:ascii="Courier New" w:hAnsi="Courier New" w:cs="Courier New"/>
+          <w:color w:val="FFFFFF"/>
+          <w:sz w:val="20"/>
+          <w:szCs w:val="20"/>
+          <w:shd w:val="clear" w:color="auto" w:fill="333333"/>
+          <w:lang w:val="en-US"/>
+        </w:rPr>
+        <w:t>step</w:t>
+      </w:r>
+      <w:r>
+        <w:rPr>
+          <w:rFonts w:ascii="Courier New" w:hAnsi="Courier New" w:cs="Courier New"/>
+          <w:color w:val="FFFFFF"/>
+          <w:sz w:val="20"/>
+          <w:szCs w:val="20"/>
+          <w:shd w:val="clear" w:color="auto" w:fill="333333"/>
+        </w:rPr>
+        <w:t>.</w:t>
+      </w:r>
+      <w:r>
+        <w:rPr>
+          <w:rFonts w:ascii="Courier New" w:hAnsi="Courier New" w:cs="Courier New"/>
+          <w:color w:val="FFFFFF"/>
+          <w:sz w:val="20"/>
+          <w:szCs w:val="20"/>
+          <w:shd w:val="clear" w:color="auto" w:fill="333333"/>
+          <w:lang w:val="en-US"/>
+        </w:rPr>
+        <w:t>buy</w:t>
+      </w:r>
+      <w:r>
+        <w:rPr>
+          <w:rFonts w:ascii="Courier New" w:hAnsi="Courier New" w:cs="Courier New"/>
+          <w:color w:val="FFFFFF"/>
+          <w:sz w:val="20"/>
+          <w:szCs w:val="20"/>
+          <w:shd w:val="clear" w:color="auto" w:fill="333333"/>
+        </w:rPr>
+        <w:t>_</w:t>
+      </w:r>
+      <w:r>
+        <w:rPr>
+          <w:rFonts w:ascii="Courier New" w:hAnsi="Courier New" w:cs="Courier New"/>
+          <w:color w:val="FFFFFF"/>
+          <w:sz w:val="20"/>
+          <w:szCs w:val="20"/>
+          <w:shd w:val="clear" w:color="auto" w:fill="333333"/>
+          <w:lang w:val="en-US"/>
+        </w:rPr>
+        <w:t>id</w:t>
+      </w:r>
+      <w:r>
+        <w:rPr>
+          <w:rFonts w:ascii="Courier New" w:hAnsi="Courier New" w:cs="Courier New"/>
+          <w:color w:val="FFFFFF"/>
+          <w:sz w:val="20"/>
+          <w:szCs w:val="20"/>
+          <w:shd w:val="clear" w:color="auto" w:fill="333333"/>
+        </w:rPr>
+        <w:t xml:space="preserve">, </w:t>
+      </w:r>
+    </w:p>
+    <w:p>
+      <w:pPr>
+        <w:rPr>
+          <w:rFonts w:ascii="Courier New" w:hAnsi="Courier New" w:cs="Courier New"/>
+          <w:color w:val="FFFFFF"/>
+          <w:sz w:val="20"/>
+          <w:szCs w:val="20"/>
+          <w:shd w:val="clear" w:color="auto" w:fill="333333"/>
+          <w:lang w:val="en-US"/>
+        </w:rPr>
+      </w:pPr>
+      <w:r>
+        <w:rPr>
+          <w:rFonts w:ascii="Courier New" w:hAnsi="Courier New" w:cs="Courier New"/>
+          <w:color w:val="FFFFFF"/>
+          <w:sz w:val="20"/>
+          <w:szCs w:val="20"/>
+          <w:shd w:val="clear" w:color="auto" w:fill="333333"/>
+        </w:rPr>
+        <w:t xml:space="preserve">    </w:t>
+      </w:r>
+      <w:proofErr w:type="gramStart"/>
+      <w:r>
+        <w:rPr>
+          <w:rFonts w:ascii="Courier New" w:hAnsi="Courier New" w:cs="Courier New"/>
+          <w:color w:val="FFFFFF"/>
+          <w:sz w:val="20"/>
+          <w:szCs w:val="20"/>
+          <w:shd w:val="clear" w:color="auto" w:fill="333333"/>
+          <w:lang w:val="en-US"/>
+        </w:rPr>
+        <w:t>DATEDIFF(</w:t>
+      </w:r>
+      <w:proofErr w:type="spellStart"/>
+      <w:proofErr w:type="gramEnd"/>
+      <w:r>
+        <w:rPr>
+          <w:rFonts w:ascii="Courier New" w:hAnsi="Courier New" w:cs="Courier New"/>
+          <w:color w:val="FFFFFF"/>
+          <w:sz w:val="20"/>
+          <w:szCs w:val="20"/>
+          <w:shd w:val="clear" w:color="auto" w:fill="333333"/>
+          <w:lang w:val="en-US"/>
+        </w:rPr>
+        <w:t>buy_step.date_step_end</w:t>
+      </w:r>
+      <w:proofErr w:type="spellEnd"/>
+      <w:r>
+        <w:rPr>
+          <w:rFonts w:ascii="Courier New" w:hAnsi="Courier New" w:cs="Courier New"/>
+          <w:color w:val="FFFFFF"/>
+          <w:sz w:val="20"/>
+          <w:szCs w:val="20"/>
+          <w:shd w:val="clear" w:color="auto" w:fill="333333"/>
+          <w:lang w:val="en-US"/>
+        </w:rPr>
+        <w:t xml:space="preserve">, </w:t>
+      </w:r>
+      <w:proofErr w:type="spellStart"/>
+      <w:r>
+        <w:rPr>
+          <w:rFonts w:ascii="Courier New" w:hAnsi="Courier New" w:cs="Courier New"/>
+          <w:color w:val="FFFFFF"/>
+          <w:sz w:val="20"/>
+          <w:szCs w:val="20"/>
+          <w:shd w:val="clear" w:color="auto" w:fill="333333"/>
+          <w:lang w:val="en-US"/>
+        </w:rPr>
+        <w:t>buy_step.date_step_beg</w:t>
+      </w:r>
+      <w:proofErr w:type="spellEnd"/>
+      <w:r>
+        <w:rPr>
+          <w:rFonts w:ascii="Courier New" w:hAnsi="Courier New" w:cs="Courier New"/>
+          <w:color w:val="FFFFFF"/>
+          <w:sz w:val="20"/>
+          <w:szCs w:val="20"/>
+          <w:shd w:val="clear" w:color="auto" w:fill="333333"/>
+          <w:lang w:val="en-US"/>
+        </w:rPr>
+        <w:t xml:space="preserve">) AS </w:t>
+      </w:r>
+      <w:proofErr w:type="spellStart"/>
+      <w:r>
+        <w:rPr>
+          <w:rFonts w:ascii="Courier New" w:hAnsi="Courier New" w:cs="Courier New"/>
+          <w:color w:val="FFFFFF"/>
+          <w:sz w:val="20"/>
+          <w:szCs w:val="20"/>
+          <w:shd w:val="clear" w:color="auto" w:fill="333333"/>
+          <w:lang w:val="en-US"/>
+        </w:rPr>
+        <w:t>Количество_дней</w:t>
+      </w:r>
+      <w:proofErr w:type="spellEnd"/>
+      <w:r>
+        <w:rPr>
+          <w:rFonts w:ascii="Courier New" w:hAnsi="Courier New" w:cs="Courier New"/>
+          <w:color w:val="FFFFFF"/>
+          <w:sz w:val="20"/>
+          <w:szCs w:val="20"/>
+          <w:shd w:val="clear" w:color="auto" w:fill="333333"/>
+          <w:lang w:val="en-US"/>
+        </w:rPr>
+        <w:t xml:space="preserve">, </w:t>
+      </w:r>
+    </w:p>
+    <w:p>
+      <w:pPr>
+        <w:rPr>
+          <w:rFonts w:ascii="Courier New" w:hAnsi="Courier New" w:cs="Courier New"/>
+          <w:color w:val="FFFFFF"/>
+          <w:sz w:val="20"/>
+          <w:szCs w:val="20"/>
+          <w:shd w:val="clear" w:color="auto" w:fill="333333"/>
+          <w:lang w:val="en-US"/>
+        </w:rPr>
+      </w:pPr>
+      <w:r>
+        <w:rPr>
+          <w:rFonts w:ascii="Courier New" w:hAnsi="Courier New" w:cs="Courier New"/>
+          <w:color w:val="FFFFFF"/>
+          <w:sz w:val="20"/>
+          <w:szCs w:val="20"/>
+          <w:shd w:val="clear" w:color="auto" w:fill="333333"/>
+          <w:lang w:val="en-US"/>
+        </w:rPr>
+        <w:t xml:space="preserve">    </w:t>
+      </w:r>
+      <w:proofErr w:type="gramStart"/>
+      <w:r>
+        <w:rPr>
+          <w:rFonts w:ascii="Courier New" w:hAnsi="Courier New" w:cs="Courier New"/>
+          <w:color w:val="FFFFFF"/>
+          <w:sz w:val="20"/>
+          <w:szCs w:val="20"/>
+          <w:shd w:val="clear" w:color="auto" w:fill="333333"/>
+          <w:lang w:val="en-US"/>
+        </w:rPr>
+        <w:t>IF(</w:t>
+      </w:r>
+      <w:proofErr w:type="gramEnd"/>
+      <w:r>
+        <w:rPr>
+          <w:rFonts w:ascii="Courier New" w:hAnsi="Courier New" w:cs="Courier New"/>
+          <w:color w:val="FFFFFF"/>
+          <w:sz w:val="20"/>
+          <w:szCs w:val="20"/>
+          <w:shd w:val="clear" w:color="auto" w:fill="333333"/>
+          <w:lang w:val="en-US"/>
+        </w:rPr>
+        <w:t>DATEDIFF(</w:t>
+      </w:r>
+      <w:proofErr w:type="spellStart"/>
+      <w:r>
+        <w:rPr>
+          <w:rFonts w:ascii="Courier New" w:hAnsi="Courier New" w:cs="Courier New"/>
+          <w:color w:val="FFFFFF"/>
+          <w:sz w:val="20"/>
+          <w:szCs w:val="20"/>
+          <w:shd w:val="clear" w:color="auto" w:fill="333333"/>
+          <w:lang w:val="en-US"/>
+        </w:rPr>
+        <w:t>buy_step.date_step_end</w:t>
+      </w:r>
+      <w:proofErr w:type="spellEnd"/>
+      <w:r>
+        <w:rPr>
+          <w:rFonts w:ascii="Courier New" w:hAnsi="Courier New" w:cs="Courier New"/>
+          <w:color w:val="FFFFFF"/>
+          <w:sz w:val="20"/>
+          <w:szCs w:val="20"/>
+          <w:shd w:val="clear" w:color="auto" w:fill="333333"/>
+          <w:lang w:val="en-US"/>
+        </w:rPr>
+        <w:t xml:space="preserve">, </w:t>
+      </w:r>
+      <w:proofErr w:type="spellStart"/>
+      <w:r>
+        <w:rPr>
+          <w:rFonts w:ascii="Courier New" w:hAnsi="Courier New" w:cs="Courier New"/>
+          <w:color w:val="FFFFFF"/>
+          <w:sz w:val="20"/>
+          <w:szCs w:val="20"/>
+          <w:shd w:val="clear" w:color="auto" w:fill="333333"/>
+          <w:lang w:val="en-US"/>
+        </w:rPr>
+        <w:t>buy_step.date_step_beg</w:t>
+      </w:r>
+      <w:proofErr w:type="spellEnd"/>
+      <w:r>
+        <w:rPr>
+          <w:rFonts w:ascii="Courier New" w:hAnsi="Courier New" w:cs="Courier New"/>
+          <w:color w:val="FFFFFF"/>
+          <w:sz w:val="20"/>
+          <w:szCs w:val="20"/>
+          <w:shd w:val="clear" w:color="auto" w:fill="333333"/>
+          <w:lang w:val="en-US"/>
+        </w:rPr>
+        <w:t xml:space="preserve">) &gt; </w:t>
+      </w:r>
+      <w:proofErr w:type="spellStart"/>
+      <w:r>
+        <w:rPr>
+          <w:rFonts w:ascii="Courier New" w:hAnsi="Courier New" w:cs="Courier New"/>
+          <w:color w:val="FFFFFF"/>
+          <w:sz w:val="20"/>
+          <w:szCs w:val="20"/>
+          <w:shd w:val="clear" w:color="auto" w:fill="333333"/>
+          <w:lang w:val="en-US"/>
+        </w:rPr>
+        <w:t>city.days_delivery</w:t>
+      </w:r>
+      <w:proofErr w:type="spellEnd"/>
+      <w:r>
+        <w:rPr>
+          <w:rFonts w:ascii="Courier New" w:hAnsi="Courier New" w:cs="Courier New"/>
+          <w:color w:val="FFFFFF"/>
+          <w:sz w:val="20"/>
+          <w:szCs w:val="20"/>
+          <w:shd w:val="clear" w:color="auto" w:fill="333333"/>
+          <w:lang w:val="en-US"/>
+        </w:rPr>
+        <w:t>,</w:t>
+      </w:r>
+    </w:p>
+    <w:p>
+      <w:pPr>
+        <w:rPr>
+          <w:rFonts w:ascii="Courier New" w:hAnsi="Courier New" w:cs="Courier New"/>
+          <w:color w:val="FFFFFF"/>
+          <w:sz w:val="20"/>
+          <w:szCs w:val="20"/>
+          <w:shd w:val="clear" w:color="auto" w:fill="333333"/>
+          <w:lang w:val="en-US"/>
+        </w:rPr>
+      </w:pPr>
+      <w:r>
+        <w:rPr>
+          <w:rFonts w:ascii="Courier New" w:hAnsi="Courier New" w:cs="Courier New"/>
+          <w:color w:val="FFFFFF"/>
+          <w:sz w:val="20"/>
+          <w:szCs w:val="20"/>
+          <w:shd w:val="clear" w:color="auto" w:fill="333333"/>
+          <w:lang w:val="en-US"/>
+        </w:rPr>
+        <w:t xml:space="preserve">       </w:t>
+      </w:r>
+      <w:proofErr w:type="gramStart"/>
+      <w:r>
+        <w:rPr>
+          <w:rFonts w:ascii="Courier New" w:hAnsi="Courier New" w:cs="Courier New"/>
+          <w:color w:val="FFFFFF"/>
+          <w:sz w:val="20"/>
+          <w:szCs w:val="20"/>
+          <w:shd w:val="clear" w:color="auto" w:fill="333333"/>
+          <w:lang w:val="en-US"/>
+        </w:rPr>
+        <w:t>DATEDIFF(</w:t>
+      </w:r>
+      <w:proofErr w:type="spellStart"/>
+      <w:proofErr w:type="gramEnd"/>
+      <w:r>
+        <w:rPr>
+          <w:rFonts w:ascii="Courier New" w:hAnsi="Courier New" w:cs="Courier New"/>
+          <w:color w:val="FFFFFF"/>
+          <w:sz w:val="20"/>
+          <w:szCs w:val="20"/>
+          <w:shd w:val="clear" w:color="auto" w:fill="333333"/>
+          <w:lang w:val="en-US"/>
+        </w:rPr>
+        <w:t>buy_step.date_step_end</w:t>
+      </w:r>
+      <w:proofErr w:type="spellEnd"/>
+      <w:r>
+        <w:rPr>
+          <w:rFonts w:ascii="Courier New" w:hAnsi="Courier New" w:cs="Courier New"/>
+          <w:color w:val="FFFFFF"/>
+          <w:sz w:val="20"/>
+          <w:szCs w:val="20"/>
+          <w:shd w:val="clear" w:color="auto" w:fill="333333"/>
+          <w:lang w:val="en-US"/>
+        </w:rPr>
+        <w:t xml:space="preserve">, </w:t>
+      </w:r>
+      <w:proofErr w:type="spellStart"/>
+      <w:r>
+        <w:rPr>
+          <w:rFonts w:ascii="Courier New" w:hAnsi="Courier New" w:cs="Courier New"/>
+          <w:color w:val="FFFFFF"/>
+          <w:sz w:val="20"/>
+          <w:szCs w:val="20"/>
+          <w:shd w:val="clear" w:color="auto" w:fill="333333"/>
+          <w:lang w:val="en-US"/>
+        </w:rPr>
+        <w:t>buy_step.date_step_beg</w:t>
+      </w:r>
+      <w:proofErr w:type="spellEnd"/>
+      <w:r>
+        <w:rPr>
+          <w:rFonts w:ascii="Courier New" w:hAnsi="Courier New" w:cs="Courier New"/>
+          <w:color w:val="FFFFFF"/>
+          <w:sz w:val="20"/>
+          <w:szCs w:val="20"/>
+          <w:shd w:val="clear" w:color="auto" w:fill="333333"/>
+          <w:lang w:val="en-US"/>
+        </w:rPr>
+        <w:t xml:space="preserve">) - </w:t>
+      </w:r>
+      <w:proofErr w:type="spellStart"/>
+      <w:r>
+        <w:rPr>
+          <w:rFonts w:ascii="Courier New" w:hAnsi="Courier New" w:cs="Courier New"/>
+          <w:color w:val="FFFFFF"/>
+          <w:sz w:val="20"/>
+          <w:szCs w:val="20"/>
+          <w:shd w:val="clear" w:color="auto" w:fill="333333"/>
+          <w:lang w:val="en-US"/>
+        </w:rPr>
+        <w:t>city.days_delivery</w:t>
+      </w:r>
+      <w:proofErr w:type="spellEnd"/>
+      <w:r>
+        <w:rPr>
+          <w:rFonts w:ascii="Courier New" w:hAnsi="Courier New" w:cs="Courier New"/>
+          <w:color w:val="FFFFFF"/>
+          <w:sz w:val="20"/>
+          <w:szCs w:val="20"/>
+          <w:shd w:val="clear" w:color="auto" w:fill="333333"/>
+          <w:lang w:val="en-US"/>
+        </w:rPr>
+        <w:t xml:space="preserve">, 0) AS </w:t>
+      </w:r>
+      <w:proofErr w:type="spellStart"/>
+      <w:r>
+        <w:rPr>
+          <w:rFonts w:ascii="Courier New" w:hAnsi="Courier New" w:cs="Courier New"/>
+          <w:color w:val="FFFFFF"/>
+          <w:sz w:val="20"/>
+          <w:szCs w:val="20"/>
+          <w:shd w:val="clear" w:color="auto" w:fill="333333"/>
+          <w:lang w:val="en-US"/>
+        </w:rPr>
+        <w:t>Опоздание</w:t>
+      </w:r>
+      <w:proofErr w:type="spellEnd"/>
+    </w:p>
+    <w:p>
+      <w:pPr>
+        <w:rPr>
+          <w:rFonts w:ascii="Courier New" w:hAnsi="Courier New" w:cs="Courier New"/>
+          <w:color w:val="FFFFFF"/>
+          <w:sz w:val="20"/>
+          <w:szCs w:val="20"/>
+          <w:shd w:val="clear" w:color="auto" w:fill="333333"/>
+          <w:lang w:val="en-US"/>
+        </w:rPr>
+      </w:pPr>
+      <w:r>
+        <w:rPr>
+          <w:rFonts w:ascii="Courier New" w:hAnsi="Courier New" w:cs="Courier New"/>
+          <w:color w:val="FFFFFF"/>
+          <w:sz w:val="20"/>
+          <w:szCs w:val="20"/>
+          <w:shd w:val="clear" w:color="auto" w:fill="333333"/>
+          <w:lang w:val="en-US"/>
+        </w:rPr>
+        <w:t xml:space="preserve">FROM </w:t>
+      </w:r>
+      <w:proofErr w:type="spellStart"/>
+      <w:r>
+        <w:rPr>
+          <w:rFonts w:ascii="Courier New" w:hAnsi="Courier New" w:cs="Courier New"/>
+          <w:color w:val="FFFFFF"/>
+          <w:sz w:val="20"/>
+          <w:szCs w:val="20"/>
+          <w:shd w:val="clear" w:color="auto" w:fill="333333"/>
+          <w:lang w:val="en-US"/>
+        </w:rPr>
+        <w:t>buy_step</w:t>
+      </w:r>
+      <w:proofErr w:type="spellEnd"/>
+      <w:r>
+        <w:rPr>
+          <w:rFonts w:ascii="Courier New" w:hAnsi="Courier New" w:cs="Courier New"/>
+          <w:color w:val="FFFFFF"/>
+          <w:sz w:val="20"/>
+          <w:szCs w:val="20"/>
+          <w:shd w:val="clear" w:color="auto" w:fill="333333"/>
+          <w:lang w:val="en-US"/>
+        </w:rPr>
+        <w:t xml:space="preserve"> </w:t>
+      </w:r>
+    </w:p>
+    <w:p>
+      <w:pPr>
+        <w:rPr>
+          <w:rFonts w:ascii="Courier New" w:hAnsi="Courier New" w:cs="Courier New"/>
+          <w:color w:val="FFFFFF"/>
+          <w:sz w:val="20"/>
+          <w:szCs w:val="20"/>
+          <w:shd w:val="clear" w:color="auto" w:fill="333333"/>
+          <w:lang w:val="en-US"/>
+        </w:rPr>
+      </w:pPr>
+      <w:r>
+        <w:rPr>
+          <w:rFonts w:ascii="Courier New" w:hAnsi="Courier New" w:cs="Courier New"/>
+          <w:color w:val="FFFFFF"/>
+          <w:sz w:val="20"/>
+          <w:szCs w:val="20"/>
+          <w:shd w:val="clear" w:color="auto" w:fill="333333"/>
+          <w:lang w:val="en-US"/>
+        </w:rPr>
+        <w:t xml:space="preserve">    JOIN </w:t>
+      </w:r>
+      <w:proofErr w:type="gramStart"/>
+      <w:r>
+        <w:rPr>
+          <w:rFonts w:ascii="Courier New" w:hAnsi="Courier New" w:cs="Courier New"/>
+          <w:color w:val="FFFFFF"/>
+          <w:sz w:val="20"/>
+          <w:szCs w:val="20"/>
+          <w:shd w:val="clear" w:color="auto" w:fill="333333"/>
+          <w:lang w:val="en-US"/>
+        </w:rPr>
+        <w:t>buy  ON</w:t>
+      </w:r>
+      <w:proofErr w:type="gramEnd"/>
+      <w:r>
+        <w:rPr>
+          <w:rFonts w:ascii="Courier New" w:hAnsi="Courier New" w:cs="Courier New"/>
+          <w:color w:val="FFFFFF"/>
+          <w:sz w:val="20"/>
+          <w:szCs w:val="20"/>
+          <w:shd w:val="clear" w:color="auto" w:fill="333333"/>
+          <w:lang w:val="en-US"/>
+        </w:rPr>
+        <w:t xml:space="preserve"> </w:t>
+      </w:r>
+      <w:proofErr w:type="spellStart"/>
+      <w:r>
+        <w:rPr>
+          <w:rFonts w:ascii="Courier New" w:hAnsi="Courier New" w:cs="Courier New"/>
+          <w:color w:val="FFFFFF"/>
+          <w:sz w:val="20"/>
+          <w:szCs w:val="20"/>
+          <w:shd w:val="clear" w:color="auto" w:fill="333333"/>
+          <w:lang w:val="en-US"/>
+        </w:rPr>
+        <w:t>buy_step.buy_id</w:t>
+      </w:r>
+      <w:proofErr w:type="spellEnd"/>
+      <w:r>
+        <w:rPr>
+          <w:rFonts w:ascii="Courier New" w:hAnsi="Courier New" w:cs="Courier New"/>
+          <w:color w:val="FFFFFF"/>
+          <w:sz w:val="20"/>
+          <w:szCs w:val="20"/>
+          <w:shd w:val="clear" w:color="auto" w:fill="333333"/>
+          <w:lang w:val="en-US"/>
+        </w:rPr>
+        <w:t xml:space="preserve"> = </w:t>
+      </w:r>
+      <w:proofErr w:type="spellStart"/>
+      <w:r>
+        <w:rPr>
+          <w:rFonts w:ascii="Courier New" w:hAnsi="Courier New" w:cs="Courier New"/>
+          <w:color w:val="FFFFFF"/>
+          <w:sz w:val="20"/>
+          <w:szCs w:val="20"/>
+          <w:shd w:val="clear" w:color="auto" w:fill="333333"/>
+          <w:lang w:val="en-US"/>
+        </w:rPr>
+        <w:t>buy.buy_id</w:t>
+      </w:r>
+      <w:proofErr w:type="spellEnd"/>
+    </w:p>
+    <w:p>
+      <w:pPr>
+        <w:rPr>
+          <w:rFonts w:ascii="Courier New" w:hAnsi="Courier New" w:cs="Courier New"/>
+          <w:color w:val="FFFFFF"/>
+          <w:sz w:val="20"/>
+          <w:szCs w:val="20"/>
+          <w:shd w:val="clear" w:color="auto" w:fill="333333"/>
+          <w:lang w:val="en-US"/>
+        </w:rPr>
+      </w:pPr>
+      <w:r>
+        <w:rPr>
+          <w:rFonts w:ascii="Courier New" w:hAnsi="Courier New" w:cs="Courier New"/>
+          <w:color w:val="FFFFFF"/>
+          <w:sz w:val="20"/>
+          <w:szCs w:val="20"/>
+          <w:shd w:val="clear" w:color="auto" w:fill="333333"/>
+          <w:lang w:val="en-US"/>
+        </w:rPr>
+        <w:t xml:space="preserve">    JOIN client ON </w:t>
+      </w:r>
+      <w:proofErr w:type="spellStart"/>
+      <w:proofErr w:type="gramStart"/>
+      <w:r>
+        <w:rPr>
+          <w:rFonts w:ascii="Courier New" w:hAnsi="Courier New" w:cs="Courier New"/>
+          <w:color w:val="FFFFFF"/>
+          <w:sz w:val="20"/>
+          <w:szCs w:val="20"/>
+          <w:shd w:val="clear" w:color="auto" w:fill="333333"/>
+          <w:lang w:val="en-US"/>
+        </w:rPr>
+        <w:t>buy.client</w:t>
+      </w:r>
+      <w:proofErr w:type="gramEnd"/>
+      <w:r>
+        <w:rPr>
+          <w:rFonts w:ascii="Courier New" w:hAnsi="Courier New" w:cs="Courier New"/>
+          <w:color w:val="FFFFFF"/>
+          <w:sz w:val="20"/>
+          <w:szCs w:val="20"/>
+          <w:shd w:val="clear" w:color="auto" w:fill="333333"/>
+          <w:lang w:val="en-US"/>
+        </w:rPr>
+        <w:t>_id</w:t>
+      </w:r>
+      <w:proofErr w:type="spellEnd"/>
+      <w:r>
+        <w:rPr>
+          <w:rFonts w:ascii="Courier New" w:hAnsi="Courier New" w:cs="Courier New"/>
+          <w:color w:val="FFFFFF"/>
+          <w:sz w:val="20"/>
+          <w:szCs w:val="20"/>
+          <w:shd w:val="clear" w:color="auto" w:fill="333333"/>
+          <w:lang w:val="en-US"/>
+        </w:rPr>
+        <w:t xml:space="preserve"> = </w:t>
+      </w:r>
+      <w:proofErr w:type="spellStart"/>
+      <w:r>
+        <w:rPr>
+          <w:rFonts w:ascii="Courier New" w:hAnsi="Courier New" w:cs="Courier New"/>
+          <w:color w:val="FFFFFF"/>
+          <w:sz w:val="20"/>
+          <w:szCs w:val="20"/>
+          <w:shd w:val="clear" w:color="auto" w:fill="333333"/>
+          <w:lang w:val="en-US"/>
+        </w:rPr>
+        <w:t>client.client_id</w:t>
+      </w:r>
+      <w:proofErr w:type="spellEnd"/>
+    </w:p>
+    <w:p>
+      <w:pPr>
+        <w:rPr>
+          <w:rFonts w:ascii="Courier New" w:hAnsi="Courier New" w:cs="Courier New"/>
+          <w:color w:val="FFFFFF"/>
+          <w:sz w:val="20"/>
+          <w:szCs w:val="20"/>
+          <w:shd w:val="clear" w:color="auto" w:fill="333333"/>
+          <w:lang w:val="en-US"/>
+        </w:rPr>
+      </w:pPr>
+      <w:r>
+        <w:rPr>
+          <w:rFonts w:ascii="Courier New" w:hAnsi="Courier New" w:cs="Courier New"/>
+          <w:color w:val="FFFFFF"/>
+          <w:sz w:val="20"/>
+          <w:szCs w:val="20"/>
+          <w:shd w:val="clear" w:color="auto" w:fill="333333"/>
+          <w:lang w:val="en-US"/>
+        </w:rPr>
+        <w:t xml:space="preserve">    JOIN city ON </w:t>
+      </w:r>
+      <w:proofErr w:type="spellStart"/>
+      <w:proofErr w:type="gramStart"/>
+      <w:r>
+        <w:rPr>
+          <w:rFonts w:ascii="Courier New" w:hAnsi="Courier New" w:cs="Courier New"/>
+          <w:color w:val="FFFFFF"/>
+          <w:sz w:val="20"/>
+          <w:szCs w:val="20"/>
+          <w:shd w:val="clear" w:color="auto" w:fill="333333"/>
+          <w:lang w:val="en-US"/>
+        </w:rPr>
+        <w:t>client.city</w:t>
+      </w:r>
+      <w:proofErr w:type="gramEnd"/>
+      <w:r>
+        <w:rPr>
+          <w:rFonts w:ascii="Courier New" w:hAnsi="Courier New" w:cs="Courier New"/>
+          <w:color w:val="FFFFFF"/>
+          <w:sz w:val="20"/>
+          <w:szCs w:val="20"/>
+          <w:shd w:val="clear" w:color="auto" w:fill="333333"/>
+          <w:lang w:val="en-US"/>
+        </w:rPr>
+        <w:t>_id</w:t>
+      </w:r>
+      <w:proofErr w:type="spellEnd"/>
+      <w:r>
+        <w:rPr>
+          <w:rFonts w:ascii="Courier New" w:hAnsi="Courier New" w:cs="Courier New"/>
+          <w:color w:val="FFFFFF"/>
+          <w:sz w:val="20"/>
+          <w:szCs w:val="20"/>
+          <w:shd w:val="clear" w:color="auto" w:fill="333333"/>
+          <w:lang w:val="en-US"/>
+        </w:rPr>
+        <w:t xml:space="preserve"> = </w:t>
+      </w:r>
+      <w:proofErr w:type="spellStart"/>
+      <w:r>
+        <w:rPr>
+          <w:rFonts w:ascii="Courier New" w:hAnsi="Courier New" w:cs="Courier New"/>
+          <w:color w:val="FFFFFF"/>
+          <w:sz w:val="20"/>
+          <w:szCs w:val="20"/>
+          <w:shd w:val="clear" w:color="auto" w:fill="333333"/>
+          <w:lang w:val="en-US"/>
+        </w:rPr>
+        <w:t>city.city_id</w:t>
+      </w:r>
+      <w:proofErr w:type="spellEnd"/>
+    </w:p>
+    <w:p>
+      <w:pPr>
+        <w:rPr>
+          <w:rFonts w:ascii="Courier New" w:hAnsi="Courier New" w:cs="Courier New"/>
+          <w:color w:val="FFFFFF"/>
+          <w:sz w:val="20"/>
+          <w:szCs w:val="20"/>
+          <w:shd w:val="clear" w:color="auto" w:fill="333333"/>
+          <w:lang w:val="en-US"/>
+        </w:rPr>
+      </w:pPr>
+      <w:r>
+        <w:rPr>
+          <w:rFonts w:ascii="Courier New" w:hAnsi="Courier New" w:cs="Courier New"/>
+          <w:color w:val="FFFFFF"/>
+          <w:sz w:val="20"/>
+          <w:szCs w:val="20"/>
+          <w:shd w:val="clear" w:color="auto" w:fill="333333"/>
+          <w:lang w:val="en-US"/>
+        </w:rPr>
+        <w:t xml:space="preserve">WHERE </w:t>
+      </w:r>
+      <w:proofErr w:type="spellStart"/>
+      <w:r>
+        <w:rPr>
+          <w:rFonts w:ascii="Courier New" w:hAnsi="Courier New" w:cs="Courier New"/>
+          <w:color w:val="FFFFFF"/>
+          <w:sz w:val="20"/>
+          <w:szCs w:val="20"/>
+          <w:shd w:val="clear" w:color="auto" w:fill="333333"/>
+          <w:lang w:val="en-US"/>
+        </w:rPr>
+        <w:t>buy_</w:t>
+      </w:r>
+      <w:proofErr w:type="gramStart"/>
+      <w:r>
+        <w:rPr>
+          <w:rFonts w:ascii="Courier New" w:hAnsi="Courier New" w:cs="Courier New"/>
+          <w:color w:val="FFFFFF"/>
+          <w:sz w:val="20"/>
+          <w:szCs w:val="20"/>
+          <w:shd w:val="clear" w:color="auto" w:fill="333333"/>
+          <w:lang w:val="en-US"/>
+        </w:rPr>
+        <w:t>step.step</w:t>
+      </w:r>
+      <w:proofErr w:type="gramEnd"/>
+      <w:r>
+        <w:rPr>
+          <w:rFonts w:ascii="Courier New" w:hAnsi="Courier New" w:cs="Courier New"/>
+          <w:color w:val="FFFFFF"/>
+          <w:sz w:val="20"/>
+          <w:szCs w:val="20"/>
+          <w:shd w:val="clear" w:color="auto" w:fill="333333"/>
+          <w:lang w:val="en-US"/>
+        </w:rPr>
+        <w:t>_id</w:t>
+      </w:r>
+      <w:proofErr w:type="spellEnd"/>
+      <w:r>
+        <w:rPr>
+          <w:rFonts w:ascii="Courier New" w:hAnsi="Courier New" w:cs="Courier New"/>
+          <w:color w:val="FFFFFF"/>
+          <w:sz w:val="20"/>
+          <w:szCs w:val="20"/>
+          <w:shd w:val="clear" w:color="auto" w:fill="333333"/>
+          <w:lang w:val="en-US"/>
+        </w:rPr>
+        <w:t xml:space="preserve"> = 3</w:t>
+      </w:r>
+    </w:p>
+    <w:p>
+      <w:pPr>
+        <w:rPr>
+          <w:rFonts w:ascii="Courier New" w:hAnsi="Courier New" w:cs="Courier New"/>
+          <w:color w:val="FFFFFF"/>
+          <w:sz w:val="20"/>
+          <w:szCs w:val="20"/>
+          <w:shd w:val="clear" w:color="auto" w:fill="333333"/>
+          <w:lang w:val="en-US"/>
+        </w:rPr>
+      </w:pPr>
+      <w:r>
+        <w:rPr>
+          <w:rFonts w:ascii="Courier New" w:hAnsi="Courier New" w:cs="Courier New"/>
+          <w:color w:val="FFFFFF"/>
+          <w:sz w:val="20"/>
+          <w:szCs w:val="20"/>
+          <w:shd w:val="clear" w:color="auto" w:fill="333333"/>
+          <w:lang w:val="en-US"/>
+        </w:rPr>
+        <w:t xml:space="preserve">    AND </w:t>
+      </w:r>
+      <w:proofErr w:type="spellStart"/>
+      <w:r>
+        <w:rPr>
+          <w:rFonts w:ascii="Courier New" w:hAnsi="Courier New" w:cs="Courier New"/>
+          <w:color w:val="FFFFFF"/>
+          <w:sz w:val="20"/>
+          <w:szCs w:val="20"/>
+          <w:shd w:val="clear" w:color="auto" w:fill="333333"/>
+          <w:lang w:val="en-US"/>
+        </w:rPr>
+        <w:t>buy_</w:t>
+      </w:r>
+      <w:proofErr w:type="gramStart"/>
+      <w:r>
+        <w:rPr>
+          <w:rFonts w:ascii="Courier New" w:hAnsi="Courier New" w:cs="Courier New"/>
+          <w:color w:val="FFFFFF"/>
+          <w:sz w:val="20"/>
+          <w:szCs w:val="20"/>
+          <w:shd w:val="clear" w:color="auto" w:fill="333333"/>
+          <w:lang w:val="en-US"/>
+        </w:rPr>
+        <w:t>step.date</w:t>
+      </w:r>
+      <w:proofErr w:type="gramEnd"/>
+      <w:r>
+        <w:rPr>
+          <w:rFonts w:ascii="Courier New" w:hAnsi="Courier New" w:cs="Courier New"/>
+          <w:color w:val="FFFFFF"/>
+          <w:sz w:val="20"/>
+          <w:szCs w:val="20"/>
+          <w:shd w:val="clear" w:color="auto" w:fill="333333"/>
+          <w:lang w:val="en-US"/>
+        </w:rPr>
+        <w:t>_step_end</w:t>
+      </w:r>
+      <w:proofErr w:type="spellEnd"/>
+      <w:r>
+        <w:rPr>
+          <w:rFonts w:ascii="Courier New" w:hAnsi="Courier New" w:cs="Courier New"/>
+          <w:color w:val="FFFFFF"/>
+          <w:sz w:val="20"/>
+          <w:szCs w:val="20"/>
+          <w:shd w:val="clear" w:color="auto" w:fill="333333"/>
+          <w:lang w:val="en-US"/>
+        </w:rPr>
+        <w:t xml:space="preserve"> IS NOT NULL</w:t>
+      </w:r>
+    </w:p>
+    <w:p>
+      <w:pPr>
+        <w:rPr>
+          <w:rFonts w:ascii="Courier New" w:hAnsi="Courier New" w:cs="Courier New"/>
+          <w:color w:val="FFFFFF"/>
+          <w:sz w:val="20"/>
+          <w:szCs w:val="20"/>
+          <w:shd w:val="clear" w:color="auto" w:fill="333333"/>
+          <w:lang w:val="en-US"/>
+        </w:rPr>
+      </w:pPr>
+      <w:r>
+        <w:rPr>
+          <w:rFonts w:ascii="Courier New" w:hAnsi="Courier New" w:cs="Courier New"/>
+          <w:color w:val="FFFFFF"/>
+          <w:sz w:val="20"/>
+          <w:szCs w:val="20"/>
+          <w:shd w:val="clear" w:color="auto" w:fill="333333"/>
+          <w:lang w:val="en-US"/>
+        </w:rPr>
+        <w:t xml:space="preserve">    </w:t>
+      </w:r>
+    </w:p>
+    <w:p>
+      <w:pPr>
+        <w:rPr>
+          <w:rFonts w:ascii="Courier New" w:hAnsi="Courier New" w:cs="Courier New"/>
+          <w:color w:val="FFFFFF"/>
+          <w:sz w:val="20"/>
+          <w:szCs w:val="20"/>
+          <w:shd w:val="clear" w:color="auto" w:fill="333333"/>
+          <w:lang w:val="en-US"/>
+        </w:rPr>
+      </w:pPr>
+      <w:r>
+        <w:rPr>
+          <w:rFonts w:ascii="Courier New" w:hAnsi="Courier New" w:cs="Courier New"/>
+          <w:color w:val="FFFFFF"/>
+          <w:sz w:val="20"/>
+          <w:szCs w:val="20"/>
+          <w:shd w:val="clear" w:color="auto" w:fill="333333"/>
+          <w:lang w:val="en-US"/>
+        </w:rPr>
+        <w:t xml:space="preserve">ORDER BY </w:t>
+      </w:r>
+      <w:proofErr w:type="spellStart"/>
+      <w:r>
+        <w:rPr>
+          <w:rFonts w:ascii="Courier New" w:hAnsi="Courier New" w:cs="Courier New"/>
+          <w:color w:val="FFFFFF"/>
+          <w:sz w:val="20"/>
+          <w:szCs w:val="20"/>
+          <w:shd w:val="clear" w:color="auto" w:fill="333333"/>
+          <w:lang w:val="en-US"/>
+        </w:rPr>
+        <w:t>buy_step.buy_id</w:t>
+      </w:r>
+      <w:proofErr w:type="spellEnd"/>
+      <w:r>
+        <w:rPr>
+          <w:rFonts w:ascii="Courier New" w:hAnsi="Courier New" w:cs="Courier New"/>
+          <w:color w:val="FFFFFF"/>
+          <w:sz w:val="20"/>
+          <w:szCs w:val="20"/>
+          <w:shd w:val="clear" w:color="auto" w:fill="333333"/>
+          <w:lang w:val="en-US"/>
+        </w:rPr>
+        <w:t>;</w:t>
+      </w:r>
+    </w:p>
+    <w:p>
+      <w:pPr>
+        <w:rPr>
+          <w:rFonts w:ascii="Courier New" w:hAnsi="Courier New" w:cs="Courier New"/>
+          <w:color w:val="FFFFFF"/>
+          <w:sz w:val="20"/>
+          <w:szCs w:val="20"/>
+          <w:shd w:val="clear" w:color="auto" w:fill="333333"/>
+          <w:lang w:val="en-US"/>
+        </w:rPr>
+      </w:pPr>
+    </w:p>
+    <w:p>
+      <w:pPr>
+        <w:rPr>
+          <w:rFonts w:ascii="Courier New" w:hAnsi="Courier New" w:cs="Courier New"/>
+          <w:color w:val="FFFFFF"/>
+          <w:sz w:val="20"/>
+          <w:szCs w:val="20"/>
+          <w:shd w:val="clear" w:color="auto" w:fill="333333"/>
+          <w:lang w:val="en-US"/>
+        </w:rPr>
+      </w:pPr>
+    </w:p>
+    <w:p>
+      <w:pPr>
+        <w:rPr>
+          <w:rFonts w:ascii="Courier New" w:hAnsi="Courier New" w:cs="Courier New"/>
+          <w:color w:val="FFFFFF"/>
+          <w:sz w:val="20"/>
+          <w:szCs w:val="20"/>
+          <w:shd w:val="clear" w:color="auto" w:fill="333333"/>
+        </w:rPr>
+      </w:pPr>
+      <w:r>
+        <w:rPr>
+          <w:rFonts w:ascii="Courier New" w:hAnsi="Courier New" w:cs="Courier New"/>
+          <w:color w:val="FFFFFF"/>
+          <w:sz w:val="20"/>
+          <w:szCs w:val="20"/>
+          <w:shd w:val="clear" w:color="auto" w:fill="333333"/>
+        </w:rPr>
+        <w:lastRenderedPageBreak/>
+        <w:t xml:space="preserve">| </w:t>
+      </w:r>
+      <w:r>
+        <w:rPr>
+          <w:rFonts w:ascii="Courier New" w:hAnsi="Courier New" w:cs="Courier New"/>
+          <w:color w:val="FFFFFF"/>
+          <w:sz w:val="20"/>
+          <w:szCs w:val="20"/>
+          <w:shd w:val="clear" w:color="auto" w:fill="333333"/>
+          <w:lang w:val="en-US"/>
+        </w:rPr>
+        <w:t>buy</w:t>
+      </w:r>
+      <w:r>
+        <w:rPr>
+          <w:rFonts w:ascii="Courier New" w:hAnsi="Courier New" w:cs="Courier New"/>
+          <w:color w:val="FFFFFF"/>
+          <w:sz w:val="20"/>
+          <w:szCs w:val="20"/>
+          <w:shd w:val="clear" w:color="auto" w:fill="333333"/>
+        </w:rPr>
+        <w:t>_</w:t>
+      </w:r>
+      <w:r>
+        <w:rPr>
+          <w:rFonts w:ascii="Courier New" w:hAnsi="Courier New" w:cs="Courier New"/>
+          <w:color w:val="FFFFFF"/>
+          <w:sz w:val="20"/>
+          <w:szCs w:val="20"/>
+          <w:shd w:val="clear" w:color="auto" w:fill="333333"/>
+          <w:lang w:val="en-US"/>
+        </w:rPr>
+        <w:t>id</w:t>
+      </w:r>
+      <w:r>
+        <w:rPr>
+          <w:rFonts w:ascii="Courier New" w:hAnsi="Courier New" w:cs="Courier New"/>
+          <w:color w:val="FFFFFF"/>
+          <w:sz w:val="20"/>
+          <w:szCs w:val="20"/>
+          <w:shd w:val="clear" w:color="auto" w:fill="333333"/>
+        </w:rPr>
+        <w:t xml:space="preserve"> | </w:t>
+      </w:r>
+      <w:proofErr w:type="spellStart"/>
+      <w:r>
+        <w:rPr>
+          <w:rFonts w:ascii="Courier New" w:hAnsi="Courier New" w:cs="Courier New"/>
+          <w:color w:val="FFFFFF"/>
+          <w:sz w:val="20"/>
+          <w:szCs w:val="20"/>
+          <w:shd w:val="clear" w:color="auto" w:fill="333333"/>
+        </w:rPr>
+        <w:t>Количество</w:t>
+      </w:r>
+      <w:r>
+        <w:rPr>
+          <w:rFonts w:ascii="Courier New" w:hAnsi="Courier New" w:cs="Courier New"/>
+          <w:color w:val="FFFFFF"/>
+          <w:sz w:val="20"/>
+          <w:szCs w:val="20"/>
+          <w:shd w:val="clear" w:color="auto" w:fill="333333"/>
+        </w:rPr>
+        <w:t>_</w:t>
+      </w:r>
+      <w:r>
+        <w:rPr>
+          <w:rFonts w:ascii="Courier New" w:hAnsi="Courier New" w:cs="Courier New"/>
+          <w:color w:val="FFFFFF"/>
+          <w:sz w:val="20"/>
+          <w:szCs w:val="20"/>
+          <w:shd w:val="clear" w:color="auto" w:fill="333333"/>
+        </w:rPr>
+        <w:t>дней</w:t>
+      </w:r>
+      <w:proofErr w:type="spellEnd"/>
+      <w:r>
+        <w:rPr>
+          <w:rFonts w:ascii="Courier New" w:hAnsi="Courier New" w:cs="Courier New"/>
+          <w:color w:val="FFFFFF"/>
+          <w:sz w:val="20"/>
+          <w:szCs w:val="20"/>
+          <w:shd w:val="clear" w:color="auto" w:fill="333333"/>
+        </w:rPr>
+        <w:t xml:space="preserve"> | </w:t>
+      </w:r>
+      <w:r>
+        <w:rPr>
+          <w:rFonts w:ascii="Courier New" w:hAnsi="Courier New" w:cs="Courier New"/>
+          <w:color w:val="FFFFFF"/>
+          <w:sz w:val="20"/>
+          <w:szCs w:val="20"/>
+          <w:shd w:val="clear" w:color="auto" w:fill="333333"/>
+        </w:rPr>
+        <w:t>Опоздание</w:t>
+      </w:r>
+      <w:r>
+        <w:rPr>
+          <w:rFonts w:ascii="Courier New" w:hAnsi="Courier New" w:cs="Courier New"/>
+          <w:color w:val="FFFFFF"/>
+          <w:sz w:val="20"/>
+          <w:szCs w:val="20"/>
+          <w:shd w:val="clear" w:color="auto" w:fill="333333"/>
+        </w:rPr>
+        <w:t xml:space="preserve"> |</w:t>
+      </w:r>
+    </w:p>
+    <w:p>
+      <w:pPr>
+        <w:rPr>
+          <w:rFonts w:ascii="Courier New" w:hAnsi="Courier New" w:cs="Courier New"/>
+          <w:color w:val="FFFFFF"/>
+          <w:sz w:val="20"/>
+          <w:szCs w:val="20"/>
+          <w:shd w:val="clear" w:color="auto" w:fill="333333"/>
+        </w:rPr>
+      </w:pPr>
+      <w:r>
+        <w:rPr>
+          <w:rFonts w:ascii="Courier New" w:hAnsi="Courier New" w:cs="Courier New"/>
+          <w:color w:val="FFFFFF"/>
+          <w:sz w:val="20"/>
+          <w:szCs w:val="20"/>
+          <w:shd w:val="clear" w:color="auto" w:fill="333333"/>
+        </w:rPr>
+        <w:t xml:space="preserve"> </w:t>
+      </w:r>
+      <w:r>
+        <w:rPr>
+          <w:rFonts w:ascii="Courier New" w:hAnsi="Courier New" w:cs="Courier New"/>
+          <w:color w:val="FFFFFF"/>
+          <w:sz w:val="20"/>
+          <w:szCs w:val="20"/>
+          <w:shd w:val="clear" w:color="auto" w:fill="333333"/>
+        </w:rPr>
+        <w:t xml:space="preserve">+--------+-----------------+-----------+ </w:t>
+      </w:r>
+    </w:p>
+    <w:p>
+      <w:pPr>
+        <w:rPr>
+          <w:rFonts w:ascii="Courier New" w:hAnsi="Courier New" w:cs="Courier New"/>
+          <w:color w:val="FFFFFF"/>
+          <w:sz w:val="20"/>
+          <w:szCs w:val="20"/>
+          <w:shd w:val="clear" w:color="auto" w:fill="333333"/>
+        </w:rPr>
+      </w:pPr>
+      <w:r>
+        <w:rPr>
+          <w:rFonts w:ascii="Courier New" w:hAnsi="Courier New" w:cs="Courier New"/>
+          <w:color w:val="FFFFFF"/>
+          <w:sz w:val="20"/>
+          <w:szCs w:val="20"/>
+          <w:shd w:val="clear" w:color="auto" w:fill="333333"/>
+        </w:rPr>
+        <w:t xml:space="preserve">| 1         |            14 |         2 | </w:t>
+      </w:r>
+    </w:p>
+    <w:p>
+      <w:pPr>
+        <w:rPr>
+          <w:rFonts w:ascii="Courier New" w:hAnsi="Courier New" w:cs="Courier New"/>
+          <w:color w:val="FFFFFF"/>
+          <w:sz w:val="20"/>
+          <w:szCs w:val="20"/>
+          <w:shd w:val="clear" w:color="auto" w:fill="333333"/>
+        </w:rPr>
+      </w:pPr>
+      <w:r>
+        <w:rPr>
+          <w:rFonts w:ascii="Courier New" w:hAnsi="Courier New" w:cs="Courier New"/>
+          <w:color w:val="FFFFFF"/>
+          <w:sz w:val="20"/>
+          <w:szCs w:val="20"/>
+          <w:shd w:val="clear" w:color="auto" w:fill="333333"/>
+        </w:rPr>
+        <w:t>| 3         |             4 |         0 |</w:t>
+      </w:r>
+    </w:p>
+    <w:p>
+      <w:pPr>
+        <w:rPr>
+          <w:rFonts w:ascii="Courier New" w:hAnsi="Courier New" w:cs="Courier New"/>
+          <w:color w:val="FFFFFF"/>
+          <w:sz w:val="20"/>
+          <w:szCs w:val="20"/>
+          <w:shd w:val="clear" w:color="auto" w:fill="333333"/>
+        </w:rPr>
+      </w:pPr>
+    </w:p>
+    <w:p>
+      <w:pPr>
+        <w:rPr>
+          <w:rFonts w:ascii="Courier New" w:hAnsi="Courier New" w:cs="Courier New"/>
+          <w:color w:val="FFFFFF"/>
+          <w:sz w:val="20"/>
+          <w:szCs w:val="20"/>
+          <w:shd w:val="clear" w:color="auto" w:fill="333333"/>
+        </w:rPr>
+      </w:pPr>
+    </w:p>
+    <w:p>
+      <w:pPr>
+        <w:rPr>
+          <w:rFonts w:ascii="Courier New" w:hAnsi="Courier New" w:cs="Courier New"/>
+          <w:color w:val="FFFFFF"/>
+          <w:sz w:val="20"/>
+          <w:szCs w:val="20"/>
+          <w:shd w:val="clear" w:color="auto" w:fill="333333"/>
+        </w:rPr>
+      </w:pPr>
+    </w:p>
+    <w:p>
+      <w:pPr>
+        <w:pStyle w:val="2"/>
+        <w:shd w:val="clear" w:color="auto" w:fill="FFFFFF"/>
+        <w:spacing w:before="199" w:after="199"/>
+        <w:rPr>
+          <w:rFonts w:ascii="Roboto" w:hAnsi="Roboto"/>
+          <w:color w:val="222222"/>
+        </w:rPr>
+      </w:pPr>
+      <w:r>
+        <w:rPr>
+          <w:rFonts w:ascii="Roboto" w:hAnsi="Roboto"/>
+          <w:color w:val="222222"/>
+        </w:rPr>
+        <w:t>Задание</w:t>
+      </w:r>
+    </w:p>
+    <w:p>
+      <w:pPr>
+        <w:pStyle w:val="a3"/>
+        <w:shd w:val="clear" w:color="auto" w:fill="FFFFFF"/>
+        <w:spacing w:before="240" w:beforeAutospacing="0" w:after="240" w:afterAutospacing="0"/>
+        <w:rPr>
+          <w:rFonts w:ascii="Roboto" w:hAnsi="Roboto"/>
+          <w:color w:val="222222"/>
+        </w:rPr>
+      </w:pPr>
+      <w:r>
+        <w:rPr>
+          <w:rFonts w:ascii="Roboto" w:hAnsi="Roboto"/>
+          <w:color w:val="222222"/>
+        </w:rPr>
+        <w:t>Выбрать всех клиентов, которые заказывали книги Достоевского, информацию вывести в отсортированном по алфавиту виде. В решении используйте фамилию автора, а не его </w:t>
+      </w:r>
+      <w:proofErr w:type="spellStart"/>
+      <w:r>
+        <w:rPr>
+          <w:rStyle w:val="a4"/>
+          <w:rFonts w:ascii="Courier New" w:hAnsi="Courier New" w:cs="Courier New"/>
+          <w:color w:val="000000"/>
+          <w:sz w:val="22"/>
+          <w:szCs w:val="22"/>
+          <w:bdr w:val="single" w:sz="6" w:space="2" w:color="ECEDF1" w:frame="1"/>
+          <w:shd w:val="clear" w:color="auto" w:fill="F3F4F6"/>
+        </w:rPr>
+        <w:t>id</w:t>
+      </w:r>
+      <w:proofErr w:type="spellEnd"/>
+      <w:r>
+        <w:rPr>
+          <w:rFonts w:ascii="Roboto" w:hAnsi="Roboto"/>
+          <w:color w:val="222222"/>
+        </w:rPr>
+        <w:t>.</w:t>
+      </w:r>
+    </w:p>
+    <w:p>
+      <w:pPr>
+        <w:rPr>
+          <w:rFonts w:ascii="Courier New" w:hAnsi="Courier New" w:cs="Courier New"/>
+          <w:color w:val="FFFFFF"/>
+          <w:sz w:val="20"/>
+          <w:szCs w:val="20"/>
+          <w:shd w:val="clear" w:color="auto" w:fill="333333"/>
+        </w:rPr>
+      </w:pPr>
+    </w:p>
+    <w:p>
+      <w:pPr>
+        <w:rPr>
+          <w:rFonts w:ascii="Courier New" w:hAnsi="Courier New" w:cs="Courier New"/>
+          <w:color w:val="FFFFFF"/>
+          <w:sz w:val="20"/>
+          <w:szCs w:val="20"/>
+          <w:shd w:val="clear" w:color="auto" w:fill="333333"/>
+        </w:rPr>
+      </w:pPr>
+    </w:p>
+    <w:p>
+      <w:pPr>
+        <w:rPr>
+          <w:rFonts w:ascii="Courier New" w:hAnsi="Courier New" w:cs="Courier New"/>
+          <w:color w:val="FFFFFF"/>
+          <w:sz w:val="20"/>
+          <w:szCs w:val="20"/>
+          <w:shd w:val="clear" w:color="auto" w:fill="333333"/>
+        </w:rPr>
+      </w:pPr>
+      <w:r>
+        <w:rPr>
+          <w:rFonts w:ascii="Courier New" w:hAnsi="Courier New" w:cs="Courier New"/>
+          <w:color w:val="FFFFFF"/>
+          <w:sz w:val="20"/>
+          <w:szCs w:val="20"/>
+          <w:shd w:val="clear" w:color="auto" w:fill="333333"/>
+          <w:lang w:val="en-US"/>
+        </w:rPr>
+        <w:t>SELECT</w:t>
+      </w:r>
+      <w:r>
+        <w:rPr>
+          <w:rFonts w:ascii="Courier New" w:hAnsi="Courier New" w:cs="Courier New"/>
+          <w:color w:val="FFFFFF"/>
+          <w:sz w:val="20"/>
+          <w:szCs w:val="20"/>
+          <w:shd w:val="clear" w:color="auto" w:fill="333333"/>
+        </w:rPr>
+        <w:t xml:space="preserve"> </w:t>
+      </w:r>
+      <w:r>
+        <w:rPr>
+          <w:rFonts w:ascii="Courier New" w:hAnsi="Courier New" w:cs="Courier New"/>
+          <w:color w:val="FFFFFF"/>
+          <w:sz w:val="20"/>
+          <w:szCs w:val="20"/>
+          <w:shd w:val="clear" w:color="auto" w:fill="333333"/>
+          <w:lang w:val="en-US"/>
+        </w:rPr>
+        <w:t>DISTINCT</w:t>
+      </w:r>
+      <w:r>
+        <w:rPr>
+          <w:rFonts w:ascii="Courier New" w:hAnsi="Courier New" w:cs="Courier New"/>
+          <w:color w:val="FFFFFF"/>
+          <w:sz w:val="20"/>
+          <w:szCs w:val="20"/>
+          <w:shd w:val="clear" w:color="auto" w:fill="333333"/>
+        </w:rPr>
+        <w:t xml:space="preserve"> </w:t>
+      </w:r>
+      <w:r>
+        <w:rPr>
+          <w:rFonts w:ascii="Courier New" w:hAnsi="Courier New" w:cs="Courier New"/>
+          <w:color w:val="FFFFFF"/>
+          <w:sz w:val="20"/>
+          <w:szCs w:val="20"/>
+          <w:shd w:val="clear" w:color="auto" w:fill="333333"/>
+          <w:lang w:val="en-US"/>
+        </w:rPr>
+        <w:t>client</w:t>
+      </w:r>
+      <w:r>
+        <w:rPr>
+          <w:rFonts w:ascii="Courier New" w:hAnsi="Courier New" w:cs="Courier New"/>
+          <w:color w:val="FFFFFF"/>
+          <w:sz w:val="20"/>
+          <w:szCs w:val="20"/>
+          <w:shd w:val="clear" w:color="auto" w:fill="333333"/>
+        </w:rPr>
+        <w:t>.</w:t>
+      </w:r>
+      <w:r>
+        <w:rPr>
+          <w:rFonts w:ascii="Courier New" w:hAnsi="Courier New" w:cs="Courier New"/>
+          <w:color w:val="FFFFFF"/>
+          <w:sz w:val="20"/>
+          <w:szCs w:val="20"/>
+          <w:shd w:val="clear" w:color="auto" w:fill="333333"/>
+          <w:lang w:val="en-US"/>
+        </w:rPr>
+        <w:t>name</w:t>
+      </w:r>
+      <w:r>
+        <w:rPr>
+          <w:rFonts w:ascii="Courier New" w:hAnsi="Courier New" w:cs="Courier New"/>
+          <w:color w:val="FFFFFF"/>
+          <w:sz w:val="20"/>
+          <w:szCs w:val="20"/>
+          <w:shd w:val="clear" w:color="auto" w:fill="333333"/>
+        </w:rPr>
+        <w:t>_</w:t>
+      </w:r>
+      <w:r>
+        <w:rPr>
+          <w:rFonts w:ascii="Courier New" w:hAnsi="Courier New" w:cs="Courier New"/>
+          <w:color w:val="FFFFFF"/>
+          <w:sz w:val="20"/>
+          <w:szCs w:val="20"/>
+          <w:shd w:val="clear" w:color="auto" w:fill="333333"/>
+          <w:lang w:val="en-US"/>
+        </w:rPr>
+        <w:t>client</w:t>
+      </w:r>
+    </w:p>
+    <w:p>
+      <w:pPr>
+        <w:rPr>
+          <w:rFonts w:ascii="Courier New" w:hAnsi="Courier New" w:cs="Courier New"/>
+          <w:color w:val="FFFFFF"/>
+          <w:sz w:val="20"/>
+          <w:szCs w:val="20"/>
+          <w:shd w:val="clear" w:color="auto" w:fill="333333"/>
+          <w:lang w:val="en-US"/>
+        </w:rPr>
+      </w:pPr>
+      <w:r>
+        <w:rPr>
+          <w:rFonts w:ascii="Courier New" w:hAnsi="Courier New" w:cs="Courier New"/>
+          <w:color w:val="FFFFFF"/>
+          <w:sz w:val="20"/>
+          <w:szCs w:val="20"/>
+          <w:shd w:val="clear" w:color="auto" w:fill="333333"/>
+          <w:lang w:val="en-US"/>
+        </w:rPr>
+        <w:t>FROM</w:t>
+      </w:r>
+    </w:p>
+    <w:p>
+      <w:pPr>
+        <w:rPr>
+          <w:rFonts w:ascii="Courier New" w:hAnsi="Courier New" w:cs="Courier New"/>
+          <w:color w:val="FFFFFF"/>
+          <w:sz w:val="20"/>
+          <w:szCs w:val="20"/>
+          <w:shd w:val="clear" w:color="auto" w:fill="333333"/>
+          <w:lang w:val="en-US"/>
+        </w:rPr>
+      </w:pPr>
+      <w:r>
+        <w:rPr>
+          <w:rFonts w:ascii="Courier New" w:hAnsi="Courier New" w:cs="Courier New"/>
+          <w:color w:val="FFFFFF"/>
+          <w:sz w:val="20"/>
+          <w:szCs w:val="20"/>
+          <w:shd w:val="clear" w:color="auto" w:fill="333333"/>
+          <w:lang w:val="en-US"/>
+        </w:rPr>
+        <w:t xml:space="preserve">    client </w:t>
+      </w:r>
+    </w:p>
+    <w:p>
+      <w:pPr>
+        <w:rPr>
+          <w:rFonts w:ascii="Courier New" w:hAnsi="Courier New" w:cs="Courier New"/>
+          <w:color w:val="FFFFFF"/>
+          <w:sz w:val="20"/>
+          <w:szCs w:val="20"/>
+          <w:shd w:val="clear" w:color="auto" w:fill="333333"/>
+          <w:lang w:val="en-US"/>
+        </w:rPr>
+      </w:pPr>
+      <w:r>
+        <w:rPr>
+          <w:rFonts w:ascii="Courier New" w:hAnsi="Courier New" w:cs="Courier New"/>
+          <w:color w:val="FFFFFF"/>
+          <w:sz w:val="20"/>
+          <w:szCs w:val="20"/>
+          <w:shd w:val="clear" w:color="auto" w:fill="333333"/>
+          <w:lang w:val="en-US"/>
+        </w:rPr>
+        <w:t xml:space="preserve">    JOIN buy </w:t>
+      </w:r>
+      <w:proofErr w:type="gramStart"/>
+      <w:r>
+        <w:rPr>
+          <w:rFonts w:ascii="Courier New" w:hAnsi="Courier New" w:cs="Courier New"/>
+          <w:color w:val="FFFFFF"/>
+          <w:sz w:val="20"/>
+          <w:szCs w:val="20"/>
+          <w:shd w:val="clear" w:color="auto" w:fill="333333"/>
+          <w:lang w:val="en-US"/>
+        </w:rPr>
+        <w:t>USING(</w:t>
+      </w:r>
+      <w:proofErr w:type="spellStart"/>
+      <w:proofErr w:type="gramEnd"/>
+      <w:r>
+        <w:rPr>
+          <w:rFonts w:ascii="Courier New" w:hAnsi="Courier New" w:cs="Courier New"/>
+          <w:color w:val="FFFFFF"/>
+          <w:sz w:val="20"/>
+          <w:szCs w:val="20"/>
+          <w:shd w:val="clear" w:color="auto" w:fill="333333"/>
+          <w:lang w:val="en-US"/>
+        </w:rPr>
+        <w:t>client_id</w:t>
+      </w:r>
+      <w:proofErr w:type="spellEnd"/>
+      <w:r>
+        <w:rPr>
+          <w:rFonts w:ascii="Courier New" w:hAnsi="Courier New" w:cs="Courier New"/>
+          <w:color w:val="FFFFFF"/>
+          <w:sz w:val="20"/>
+          <w:szCs w:val="20"/>
+          <w:shd w:val="clear" w:color="auto" w:fill="333333"/>
+          <w:lang w:val="en-US"/>
+        </w:rPr>
+        <w:t>)</w:t>
+      </w:r>
+    </w:p>
+    <w:p>
+      <w:pPr>
+        <w:rPr>
+          <w:rFonts w:ascii="Courier New" w:hAnsi="Courier New" w:cs="Courier New"/>
+          <w:color w:val="FFFFFF"/>
+          <w:sz w:val="20"/>
+          <w:szCs w:val="20"/>
+          <w:shd w:val="clear" w:color="auto" w:fill="333333"/>
+          <w:lang w:val="en-US"/>
+        </w:rPr>
+      </w:pPr>
+      <w:r>
+        <w:rPr>
+          <w:rFonts w:ascii="Courier New" w:hAnsi="Courier New" w:cs="Courier New"/>
+          <w:color w:val="FFFFFF"/>
+          <w:sz w:val="20"/>
+          <w:szCs w:val="20"/>
+          <w:shd w:val="clear" w:color="auto" w:fill="333333"/>
+          <w:lang w:val="en-US"/>
+        </w:rPr>
+        <w:t xml:space="preserve">    JOIN </w:t>
+      </w:r>
+      <w:proofErr w:type="spellStart"/>
+      <w:r>
+        <w:rPr>
+          <w:rFonts w:ascii="Courier New" w:hAnsi="Courier New" w:cs="Courier New"/>
+          <w:color w:val="FFFFFF"/>
+          <w:sz w:val="20"/>
+          <w:szCs w:val="20"/>
+          <w:shd w:val="clear" w:color="auto" w:fill="333333"/>
+          <w:lang w:val="en-US"/>
+        </w:rPr>
+        <w:t>buy_book</w:t>
+      </w:r>
+      <w:proofErr w:type="spellEnd"/>
+      <w:r>
+        <w:rPr>
+          <w:rFonts w:ascii="Courier New" w:hAnsi="Courier New" w:cs="Courier New"/>
+          <w:color w:val="FFFFFF"/>
+          <w:sz w:val="20"/>
+          <w:szCs w:val="20"/>
+          <w:shd w:val="clear" w:color="auto" w:fill="333333"/>
+          <w:lang w:val="en-US"/>
+        </w:rPr>
+        <w:t xml:space="preserve"> </w:t>
+      </w:r>
+      <w:proofErr w:type="gramStart"/>
+      <w:r>
+        <w:rPr>
+          <w:rFonts w:ascii="Courier New" w:hAnsi="Courier New" w:cs="Courier New"/>
+          <w:color w:val="FFFFFF"/>
+          <w:sz w:val="20"/>
+          <w:szCs w:val="20"/>
+          <w:shd w:val="clear" w:color="auto" w:fill="333333"/>
+          <w:lang w:val="en-US"/>
+        </w:rPr>
+        <w:t>USING(</w:t>
+      </w:r>
+      <w:proofErr w:type="spellStart"/>
+      <w:proofErr w:type="gramEnd"/>
+      <w:r>
+        <w:rPr>
+          <w:rFonts w:ascii="Courier New" w:hAnsi="Courier New" w:cs="Courier New"/>
+          <w:color w:val="FFFFFF"/>
+          <w:sz w:val="20"/>
+          <w:szCs w:val="20"/>
+          <w:shd w:val="clear" w:color="auto" w:fill="333333"/>
+          <w:lang w:val="en-US"/>
+        </w:rPr>
+        <w:t>buy_id</w:t>
+      </w:r>
+      <w:proofErr w:type="spellEnd"/>
+      <w:r>
+        <w:rPr>
+          <w:rFonts w:ascii="Courier New" w:hAnsi="Courier New" w:cs="Courier New"/>
+          <w:color w:val="FFFFFF"/>
+          <w:sz w:val="20"/>
+          <w:szCs w:val="20"/>
+          <w:shd w:val="clear" w:color="auto" w:fill="333333"/>
+          <w:lang w:val="en-US"/>
+        </w:rPr>
+        <w:t>)</w:t>
+      </w:r>
+    </w:p>
+    <w:p>
+      <w:pPr>
+        <w:rPr>
+          <w:rFonts w:ascii="Courier New" w:hAnsi="Courier New" w:cs="Courier New"/>
+          <w:color w:val="FFFFFF"/>
+          <w:sz w:val="20"/>
+          <w:szCs w:val="20"/>
+          <w:shd w:val="clear" w:color="auto" w:fill="333333"/>
+          <w:lang w:val="en-US"/>
+        </w:rPr>
+      </w:pPr>
+      <w:r>
+        <w:rPr>
+          <w:rFonts w:ascii="Courier New" w:hAnsi="Courier New" w:cs="Courier New"/>
+          <w:color w:val="FFFFFF"/>
+          <w:sz w:val="20"/>
+          <w:szCs w:val="20"/>
+          <w:shd w:val="clear" w:color="auto" w:fill="333333"/>
+          <w:lang w:val="en-US"/>
+        </w:rPr>
+        <w:t xml:space="preserve">    JOIN book </w:t>
+      </w:r>
+      <w:proofErr w:type="gramStart"/>
+      <w:r>
+        <w:rPr>
+          <w:rFonts w:ascii="Courier New" w:hAnsi="Courier New" w:cs="Courier New"/>
+          <w:color w:val="FFFFFF"/>
+          <w:sz w:val="20"/>
+          <w:szCs w:val="20"/>
+          <w:shd w:val="clear" w:color="auto" w:fill="333333"/>
+          <w:lang w:val="en-US"/>
+        </w:rPr>
+        <w:t>USING(</w:t>
+      </w:r>
+      <w:proofErr w:type="spellStart"/>
+      <w:proofErr w:type="gramEnd"/>
+      <w:r>
+        <w:rPr>
+          <w:rFonts w:ascii="Courier New" w:hAnsi="Courier New" w:cs="Courier New"/>
+          <w:color w:val="FFFFFF"/>
+          <w:sz w:val="20"/>
+          <w:szCs w:val="20"/>
+          <w:shd w:val="clear" w:color="auto" w:fill="333333"/>
+          <w:lang w:val="en-US"/>
+        </w:rPr>
+        <w:t>book_id</w:t>
+      </w:r>
+      <w:proofErr w:type="spellEnd"/>
+      <w:r>
+        <w:rPr>
+          <w:rFonts w:ascii="Courier New" w:hAnsi="Courier New" w:cs="Courier New"/>
+          <w:color w:val="FFFFFF"/>
+          <w:sz w:val="20"/>
+          <w:szCs w:val="20"/>
+          <w:shd w:val="clear" w:color="auto" w:fill="333333"/>
+          <w:lang w:val="en-US"/>
+        </w:rPr>
+        <w:t>)</w:t>
+      </w:r>
+    </w:p>
+    <w:p>
+      <w:pPr>
+        <w:rPr>
+          <w:rFonts w:ascii="Courier New" w:hAnsi="Courier New" w:cs="Courier New"/>
+          <w:color w:val="FFFFFF"/>
+          <w:sz w:val="20"/>
+          <w:szCs w:val="20"/>
+          <w:shd w:val="clear" w:color="auto" w:fill="333333"/>
+          <w:lang w:val="en-US"/>
+        </w:rPr>
+      </w:pPr>
+      <w:r>
+        <w:rPr>
+          <w:rFonts w:ascii="Courier New" w:hAnsi="Courier New" w:cs="Courier New"/>
+          <w:color w:val="FFFFFF"/>
+          <w:sz w:val="20"/>
+          <w:szCs w:val="20"/>
+          <w:shd w:val="clear" w:color="auto" w:fill="333333"/>
+          <w:lang w:val="en-US"/>
+        </w:rPr>
+        <w:t xml:space="preserve">    JOIN author </w:t>
+      </w:r>
+      <w:proofErr w:type="gramStart"/>
+      <w:r>
+        <w:rPr>
+          <w:rFonts w:ascii="Courier New" w:hAnsi="Courier New" w:cs="Courier New"/>
+          <w:color w:val="FFFFFF"/>
+          <w:sz w:val="20"/>
+          <w:szCs w:val="20"/>
+          <w:shd w:val="clear" w:color="auto" w:fill="333333"/>
+          <w:lang w:val="en-US"/>
+        </w:rPr>
+        <w:t>USING(</w:t>
+      </w:r>
+      <w:proofErr w:type="spellStart"/>
+      <w:proofErr w:type="gramEnd"/>
+      <w:r>
+        <w:rPr>
+          <w:rFonts w:ascii="Courier New" w:hAnsi="Courier New" w:cs="Courier New"/>
+          <w:color w:val="FFFFFF"/>
+          <w:sz w:val="20"/>
+          <w:szCs w:val="20"/>
+          <w:shd w:val="clear" w:color="auto" w:fill="333333"/>
+          <w:lang w:val="en-US"/>
+        </w:rPr>
+        <w:t>author_id</w:t>
+      </w:r>
+      <w:proofErr w:type="spellEnd"/>
+      <w:r>
+        <w:rPr>
+          <w:rFonts w:ascii="Courier New" w:hAnsi="Courier New" w:cs="Courier New"/>
+          <w:color w:val="FFFFFF"/>
+          <w:sz w:val="20"/>
+          <w:szCs w:val="20"/>
+          <w:shd w:val="clear" w:color="auto" w:fill="333333"/>
+          <w:lang w:val="en-US"/>
+        </w:rPr>
+        <w:t>)</w:t>
+      </w:r>
+    </w:p>
+    <w:p>
+      <w:pPr>
+        <w:rPr>
+          <w:rFonts w:ascii="Courier New" w:hAnsi="Courier New" w:cs="Courier New"/>
+          <w:color w:val="FFFFFF"/>
+          <w:sz w:val="20"/>
+          <w:szCs w:val="20"/>
+          <w:shd w:val="clear" w:color="auto" w:fill="333333"/>
+          <w:lang w:val="en-US"/>
+        </w:rPr>
+      </w:pPr>
+      <w:r>
+        <w:rPr>
+          <w:rFonts w:ascii="Courier New" w:hAnsi="Courier New" w:cs="Courier New"/>
+          <w:color w:val="FFFFFF"/>
+          <w:sz w:val="20"/>
+          <w:szCs w:val="20"/>
+          <w:shd w:val="clear" w:color="auto" w:fill="333333"/>
+          <w:lang w:val="en-US"/>
+        </w:rPr>
+        <w:t xml:space="preserve">WHERE </w:t>
+      </w:r>
+      <w:proofErr w:type="spellStart"/>
+      <w:r>
+        <w:rPr>
+          <w:rFonts w:ascii="Courier New" w:hAnsi="Courier New" w:cs="Courier New"/>
+          <w:color w:val="FFFFFF"/>
+          <w:sz w:val="20"/>
+          <w:szCs w:val="20"/>
+          <w:shd w:val="clear" w:color="auto" w:fill="333333"/>
+          <w:lang w:val="en-US"/>
+        </w:rPr>
+        <w:t>author.name_author</w:t>
+      </w:r>
+      <w:proofErr w:type="spellEnd"/>
+      <w:r>
+        <w:rPr>
+          <w:rFonts w:ascii="Courier New" w:hAnsi="Courier New" w:cs="Courier New"/>
+          <w:color w:val="FFFFFF"/>
+          <w:sz w:val="20"/>
+          <w:szCs w:val="20"/>
+          <w:shd w:val="clear" w:color="auto" w:fill="333333"/>
+          <w:lang w:val="en-US"/>
+        </w:rPr>
+        <w:t xml:space="preserve"> = '</w:t>
+      </w:r>
+      <w:proofErr w:type="spellStart"/>
+      <w:r>
+        <w:rPr>
+          <w:rFonts w:ascii="Courier New" w:hAnsi="Courier New" w:cs="Courier New"/>
+          <w:color w:val="FFFFFF"/>
+          <w:sz w:val="20"/>
+          <w:szCs w:val="20"/>
+          <w:shd w:val="clear" w:color="auto" w:fill="333333"/>
+          <w:lang w:val="en-US"/>
+        </w:rPr>
+        <w:t>Достоевский</w:t>
+      </w:r>
+      <w:proofErr w:type="spellEnd"/>
+      <w:r>
+        <w:rPr>
+          <w:rFonts w:ascii="Courier New" w:hAnsi="Courier New" w:cs="Courier New"/>
+          <w:color w:val="FFFFFF"/>
+          <w:sz w:val="20"/>
+          <w:szCs w:val="20"/>
+          <w:shd w:val="clear" w:color="auto" w:fill="333333"/>
+          <w:lang w:val="en-US"/>
+        </w:rPr>
+        <w:t xml:space="preserve"> Ф.М.'</w:t>
+      </w:r>
+    </w:p>
+    <w:p>
+      <w:pPr>
+        <w:rPr>
+          <w:rFonts w:ascii="Courier New" w:hAnsi="Courier New" w:cs="Courier New"/>
+          <w:color w:val="FFFFFF"/>
+          <w:sz w:val="20"/>
+          <w:szCs w:val="20"/>
+          <w:shd w:val="clear" w:color="auto" w:fill="333333"/>
+          <w:lang w:val="en-US"/>
+        </w:rPr>
+      </w:pPr>
+      <w:r>
+        <w:rPr>
+          <w:rFonts w:ascii="Courier New" w:hAnsi="Courier New" w:cs="Courier New"/>
+          <w:color w:val="FFFFFF"/>
+          <w:sz w:val="20"/>
+          <w:szCs w:val="20"/>
+          <w:shd w:val="clear" w:color="auto" w:fill="333333"/>
+          <w:lang w:val="en-US"/>
+        </w:rPr>
+        <w:t xml:space="preserve">ORDER BY </w:t>
+      </w:r>
+      <w:proofErr w:type="spellStart"/>
+      <w:r>
+        <w:rPr>
+          <w:rFonts w:ascii="Courier New" w:hAnsi="Courier New" w:cs="Courier New"/>
+          <w:color w:val="FFFFFF"/>
+          <w:sz w:val="20"/>
+          <w:szCs w:val="20"/>
+          <w:shd w:val="clear" w:color="auto" w:fill="333333"/>
+          <w:lang w:val="en-US"/>
+        </w:rPr>
+        <w:t>client.name_client</w:t>
+      </w:r>
+      <w:proofErr w:type="spellEnd"/>
+      <w:r>
+        <w:rPr>
+          <w:rFonts w:ascii="Courier New" w:hAnsi="Courier New" w:cs="Courier New"/>
+          <w:color w:val="FFFFFF"/>
+          <w:sz w:val="20"/>
+          <w:szCs w:val="20"/>
+          <w:shd w:val="clear" w:color="auto" w:fill="333333"/>
+          <w:lang w:val="en-US"/>
+        </w:rPr>
+        <w:t>;</w:t>
+      </w:r>
+    </w:p>
+    <w:p>
+      <w:pPr>
+        <w:spacing w:after="0"/>
+        <w:rPr>
+          <w:rFonts w:ascii="Courier New" w:hAnsi="Courier New" w:cs="Courier New"/>
+          <w:color w:val="FFFFFF"/>
+          <w:sz w:val="20"/>
+          <w:szCs w:val="20"/>
+          <w:shd w:val="clear" w:color="auto" w:fill="333333"/>
+          <w:lang w:val="en-US"/>
+        </w:rPr>
+      </w:pPr>
+    </w:p>
+    <w:p>
+      <w:pPr>
+        <w:spacing w:after="0"/>
+        <w:rPr>
+          <w:rFonts w:ascii="Courier New" w:hAnsi="Courier New" w:cs="Courier New"/>
+          <w:color w:val="000000"/>
+          <w:shd w:val="clear" w:color="auto" w:fill="F3F4F6"/>
+          <w:lang w:val="en-US"/>
+        </w:rPr>
+      </w:pPr>
+      <w:r>
+        <w:rPr>
+          <w:rStyle w:val="hljs-operator"/>
+          <w:rFonts w:ascii="Courier New" w:hAnsi="Courier New" w:cs="Courier New"/>
+          <w:color w:val="000000"/>
+          <w:lang w:val="en-US"/>
+        </w:rPr>
+        <w:t>+</w:t>
+      </w:r>
+      <w:r>
+        <w:rPr>
+          <w:rStyle w:val="hljs-comment"/>
+          <w:rFonts w:ascii="Courier New" w:hAnsi="Courier New" w:cs="Courier New"/>
+          <w:color w:val="880000"/>
+          <w:lang w:val="en-US"/>
+        </w:rPr>
+        <w:t>---------------+</w:t>
+      </w:r>
+      <w:r>
+        <w:rPr>
+          <w:rFonts w:ascii="Courier New" w:hAnsi="Courier New" w:cs="Courier New"/>
+          <w:color w:val="000000"/>
+          <w:shd w:val="clear" w:color="auto" w:fill="F3F4F6"/>
+          <w:lang w:val="en-US"/>
+        </w:rPr>
+        <w:t xml:space="preserve"> </w:t>
+      </w:r>
+    </w:p>
+    <w:p>
+      <w:pPr>
+        <w:spacing w:after="0"/>
+        <w:rPr>
+          <w:rFonts w:ascii="Courier New" w:hAnsi="Courier New" w:cs="Courier New"/>
+          <w:color w:val="000000"/>
+          <w:shd w:val="clear" w:color="auto" w:fill="F3F4F6"/>
+          <w:lang w:val="en-US"/>
+        </w:rPr>
+      </w:pPr>
+      <w:r>
+        <w:rPr>
+          <w:rStyle w:val="hljs-operator"/>
+          <w:rFonts w:ascii="Courier New" w:hAnsi="Courier New" w:cs="Courier New"/>
+          <w:color w:val="000000"/>
+          <w:lang w:val="en-US"/>
+        </w:rPr>
+        <w:t>|</w:t>
+      </w:r>
+      <w:r>
+        <w:rPr>
+          <w:rFonts w:ascii="Courier New" w:hAnsi="Courier New" w:cs="Courier New"/>
+          <w:color w:val="000000"/>
+          <w:shd w:val="clear" w:color="auto" w:fill="F3F4F6"/>
+          <w:lang w:val="en-US"/>
+        </w:rPr>
+        <w:t xml:space="preserve"> </w:t>
+      </w:r>
+      <w:proofErr w:type="spellStart"/>
+      <w:r>
+        <w:rPr>
+          <w:rFonts w:ascii="Courier New" w:hAnsi="Courier New" w:cs="Courier New"/>
+          <w:color w:val="000000"/>
+          <w:shd w:val="clear" w:color="auto" w:fill="F3F4F6"/>
+          <w:lang w:val="en-US"/>
+        </w:rPr>
+        <w:t>name_client</w:t>
+      </w:r>
+      <w:proofErr w:type="spellEnd"/>
+      <w:r>
+        <w:rPr>
+          <w:rFonts w:ascii="Courier New" w:hAnsi="Courier New" w:cs="Courier New"/>
+          <w:color w:val="000000"/>
+          <w:shd w:val="clear" w:color="auto" w:fill="F3F4F6"/>
+          <w:lang w:val="en-US"/>
+        </w:rPr>
+        <w:t xml:space="preserve"> </w:t>
+      </w:r>
+      <w:r>
+        <w:rPr>
+          <w:rStyle w:val="hljs-operator"/>
+          <w:rFonts w:ascii="Courier New" w:hAnsi="Courier New" w:cs="Courier New"/>
+          <w:color w:val="000000"/>
+          <w:lang w:val="en-US"/>
+        </w:rPr>
+        <w:t>|</w:t>
+      </w:r>
+      <w:r>
+        <w:rPr>
+          <w:rFonts w:ascii="Courier New" w:hAnsi="Courier New" w:cs="Courier New"/>
+          <w:color w:val="000000"/>
+          <w:shd w:val="clear" w:color="auto" w:fill="F3F4F6"/>
+          <w:lang w:val="en-US"/>
+        </w:rPr>
+        <w:t xml:space="preserve"> </w:t>
+      </w:r>
+    </w:p>
+    <w:p>
+      <w:pPr>
+        <w:spacing w:after="0"/>
+        <w:rPr>
+          <w:rFonts w:ascii="Courier New" w:hAnsi="Courier New" w:cs="Courier New"/>
+          <w:color w:val="000000"/>
+          <w:shd w:val="clear" w:color="auto" w:fill="F3F4F6"/>
+          <w:lang w:val="en-US"/>
+        </w:rPr>
+      </w:pPr>
+      <w:r>
+        <w:rPr>
+          <w:rStyle w:val="hljs-operator"/>
+          <w:rFonts w:ascii="Courier New" w:hAnsi="Courier New" w:cs="Courier New"/>
+          <w:color w:val="000000"/>
+          <w:lang w:val="en-US"/>
+        </w:rPr>
+        <w:t>+</w:t>
+      </w:r>
+      <w:r>
+        <w:rPr>
+          <w:rStyle w:val="hljs-comment"/>
+          <w:rFonts w:ascii="Courier New" w:hAnsi="Courier New" w:cs="Courier New"/>
+          <w:color w:val="880000"/>
+          <w:lang w:val="en-US"/>
+        </w:rPr>
+        <w:t>---------------+</w:t>
+      </w:r>
+      <w:r>
+        <w:rPr>
+          <w:rFonts w:ascii="Courier New" w:hAnsi="Courier New" w:cs="Courier New"/>
+          <w:color w:val="000000"/>
+          <w:shd w:val="clear" w:color="auto" w:fill="F3F4F6"/>
+          <w:lang w:val="en-US"/>
+        </w:rPr>
+        <w:t xml:space="preserve"> </w:t>
+      </w:r>
+    </w:p>
+    <w:p>
+      <w:pPr>
+        <w:spacing w:after="0"/>
+        <w:rPr>
+          <w:rFonts w:ascii="Courier New" w:hAnsi="Courier New" w:cs="Courier New"/>
+          <w:color w:val="000000"/>
+          <w:shd w:val="clear" w:color="auto" w:fill="F3F4F6"/>
+          <w:lang w:val="en-US"/>
+        </w:rPr>
+      </w:pPr>
+      <w:r>
+        <w:rPr>
+          <w:rStyle w:val="hljs-operator"/>
+          <w:rFonts w:ascii="Courier New" w:hAnsi="Courier New" w:cs="Courier New"/>
+          <w:color w:val="000000"/>
+          <w:lang w:val="en-US"/>
+        </w:rPr>
+        <w:t>|</w:t>
+      </w:r>
+      <w:r>
+        <w:rPr>
+          <w:rFonts w:ascii="Courier New" w:hAnsi="Courier New" w:cs="Courier New"/>
+          <w:color w:val="000000"/>
+          <w:shd w:val="clear" w:color="auto" w:fill="F3F4F6"/>
+          <w:lang w:val="en-US"/>
+        </w:rPr>
+        <w:t xml:space="preserve"> </w:t>
+      </w:r>
+      <w:r>
+        <w:rPr>
+          <w:rFonts w:ascii="Courier New" w:hAnsi="Courier New" w:cs="Courier New"/>
+          <w:color w:val="000000"/>
+          <w:shd w:val="clear" w:color="auto" w:fill="F3F4F6"/>
+        </w:rPr>
+        <w:t>Абрамова</w:t>
+      </w:r>
+      <w:r>
+        <w:rPr>
+          <w:rFonts w:ascii="Courier New" w:hAnsi="Courier New" w:cs="Courier New"/>
+          <w:color w:val="000000"/>
+          <w:shd w:val="clear" w:color="auto" w:fill="F3F4F6"/>
+          <w:lang w:val="en-US"/>
+        </w:rPr>
+        <w:t xml:space="preserve"> </w:t>
+      </w:r>
+      <w:r>
+        <w:rPr>
+          <w:rFonts w:ascii="Courier New" w:hAnsi="Courier New" w:cs="Courier New"/>
+          <w:color w:val="000000"/>
+          <w:shd w:val="clear" w:color="auto" w:fill="F3F4F6"/>
+        </w:rPr>
+        <w:t>Катя</w:t>
+      </w:r>
+      <w:r>
+        <w:rPr>
+          <w:rFonts w:ascii="Courier New" w:hAnsi="Courier New" w:cs="Courier New"/>
+          <w:color w:val="000000"/>
+          <w:shd w:val="clear" w:color="auto" w:fill="F3F4F6"/>
+          <w:lang w:val="en-US"/>
+        </w:rPr>
+        <w:t xml:space="preserve"> </w:t>
+      </w:r>
+      <w:r>
+        <w:rPr>
+          <w:rStyle w:val="hljs-operator"/>
+          <w:rFonts w:ascii="Courier New" w:hAnsi="Courier New" w:cs="Courier New"/>
+          <w:color w:val="000000"/>
+          <w:lang w:val="en-US"/>
+        </w:rPr>
+        <w:t>|</w:t>
+      </w:r>
+      <w:r>
+        <w:rPr>
+          <w:rFonts w:ascii="Courier New" w:hAnsi="Courier New" w:cs="Courier New"/>
+          <w:color w:val="000000"/>
+          <w:shd w:val="clear" w:color="auto" w:fill="F3F4F6"/>
+          <w:lang w:val="en-US"/>
+        </w:rPr>
+        <w:t xml:space="preserve"> </w:t>
+      </w:r>
+    </w:p>
+    <w:p>
+      <w:pPr>
+        <w:spacing w:after="0"/>
+        <w:rPr>
+          <w:rFonts w:ascii="Courier New" w:hAnsi="Courier New" w:cs="Courier New"/>
+          <w:color w:val="000000"/>
+          <w:shd w:val="clear" w:color="auto" w:fill="F3F4F6"/>
+          <w:lang w:val="en-US"/>
+        </w:rPr>
+      </w:pPr>
+      <w:r>
+        <w:rPr>
+          <w:rStyle w:val="hljs-operator"/>
+          <w:rFonts w:ascii="Courier New" w:hAnsi="Courier New" w:cs="Courier New"/>
+          <w:color w:val="000000"/>
+          <w:lang w:val="en-US"/>
+        </w:rPr>
+        <w:t>|</w:t>
+      </w:r>
+      <w:r>
+        <w:rPr>
+          <w:rFonts w:ascii="Courier New" w:hAnsi="Courier New" w:cs="Courier New"/>
+          <w:color w:val="000000"/>
+          <w:shd w:val="clear" w:color="auto" w:fill="F3F4F6"/>
+          <w:lang w:val="en-US"/>
+        </w:rPr>
+        <w:t xml:space="preserve"> </w:t>
+      </w:r>
+      <w:r>
+        <w:rPr>
+          <w:rFonts w:ascii="Courier New" w:hAnsi="Courier New" w:cs="Courier New"/>
+          <w:color w:val="000000"/>
+          <w:shd w:val="clear" w:color="auto" w:fill="F3F4F6"/>
+        </w:rPr>
+        <w:t>Баранов</w:t>
+      </w:r>
+      <w:r>
+        <w:rPr>
+          <w:rFonts w:ascii="Courier New" w:hAnsi="Courier New" w:cs="Courier New"/>
+          <w:color w:val="000000"/>
+          <w:shd w:val="clear" w:color="auto" w:fill="F3F4F6"/>
+          <w:lang w:val="en-US"/>
+        </w:rPr>
+        <w:t xml:space="preserve"> </w:t>
+      </w:r>
+      <w:r>
+        <w:rPr>
+          <w:rFonts w:ascii="Courier New" w:hAnsi="Courier New" w:cs="Courier New"/>
+          <w:color w:val="000000"/>
+          <w:shd w:val="clear" w:color="auto" w:fill="F3F4F6"/>
+        </w:rPr>
+        <w:t>Павел</w:t>
+      </w:r>
+      <w:r>
+        <w:rPr>
+          <w:rFonts w:ascii="Courier New" w:hAnsi="Courier New" w:cs="Courier New"/>
+          <w:color w:val="000000"/>
+          <w:shd w:val="clear" w:color="auto" w:fill="F3F4F6"/>
+          <w:lang w:val="en-US"/>
+        </w:rPr>
+        <w:t xml:space="preserve"> </w:t>
+      </w:r>
+      <w:r>
+        <w:rPr>
+          <w:rStyle w:val="hljs-operator"/>
+          <w:rFonts w:ascii="Courier New" w:hAnsi="Courier New" w:cs="Courier New"/>
+          <w:color w:val="000000"/>
+          <w:lang w:val="en-US"/>
+        </w:rPr>
+        <w:t>|</w:t>
+      </w:r>
+      <w:r>
+        <w:rPr>
+          <w:rFonts w:ascii="Courier New" w:hAnsi="Courier New" w:cs="Courier New"/>
+          <w:color w:val="000000"/>
+          <w:shd w:val="clear" w:color="auto" w:fill="F3F4F6"/>
+          <w:lang w:val="en-US"/>
+        </w:rPr>
+        <w:t xml:space="preserve"> </w:t>
+      </w:r>
+    </w:p>
+    <w:tbl>
+      <w:tblPr>
+        <w:tblStyle w:val="a6"/>
+        <w:tblW w:w="0" w:type="auto"/>
+        <w:tblInd w:w="62" w:type="dxa"/>
+        <w:tblLook w:val="0000" w:firstRow="0" w:lastRow="0" w:firstColumn="0" w:lastColumn="0" w:noHBand="0" w:noVBand="0"/>
+      </w:tblPr>
+      <w:tblGrid>
+        <w:gridCol w:w="2123"/>
+      </w:tblGrid>
+      <w:tr>
+        <w:tblPrEx>
+          <w:tblCellMar>
+            <w:top w:w="0" w:type="dxa"/>
+            <w:bottom w:w="0" w:type="dxa"/>
+          </w:tblCellMar>
+        </w:tblPrEx>
+        <w:tc>
+          <w:tcPr>
+            <w:tcW w:w="2123" w:type="dxa"/>
+          </w:tcPr>
+          <w:p>
+            <w:pPr>
+              <w:rPr>
+                <w:rFonts w:ascii="Courier New" w:hAnsi="Courier New" w:cs="Courier New"/>
+                <w:color w:val="FFFFFF"/>
+                <w:sz w:val="20"/>
+                <w:szCs w:val="20"/>
+                <w:shd w:val="clear" w:color="auto" w:fill="333333"/>
+                <w:lang w:val="en-US"/>
+              </w:rPr>
+            </w:pPr>
+          </w:p>
+          <w:p>
+            <w:pPr>
+              <w:rPr>
+                <w:rFonts w:ascii="Courier New" w:hAnsi="Courier New" w:cs="Courier New"/>
+                <w:color w:val="FFFFFF"/>
+                <w:sz w:val="20"/>
+                <w:szCs w:val="20"/>
+                <w:shd w:val="clear" w:color="auto" w:fill="333333"/>
+                <w:lang w:val="en-US"/>
+              </w:rPr>
+            </w:pPr>
+          </w:p>
+          <w:p>
+            <w:pPr>
+              <w:rPr>
+                <w:rFonts w:ascii="Courier New" w:hAnsi="Courier New" w:cs="Courier New"/>
+                <w:color w:val="FFFFFF"/>
+                <w:sz w:val="20"/>
+                <w:szCs w:val="20"/>
+                <w:shd w:val="clear" w:color="auto" w:fill="333333"/>
+                <w:lang w:val="en-US"/>
+              </w:rPr>
+            </w:pPr>
+          </w:p>
+        </w:tc>
+      </w:tr>
+    </w:tbl>
+    <w:p>
+      <w:pPr>
+        <w:spacing w:after="0"/>
+        <w:rPr>
+          <w:rFonts w:ascii="Courier New" w:hAnsi="Courier New" w:cs="Courier New"/>
+          <w:color w:val="FFFFFF"/>
+          <w:sz w:val="20"/>
+          <w:szCs w:val="20"/>
+          <w:shd w:val="clear" w:color="auto" w:fill="333333"/>
+          <w:lang w:val="en-US"/>
+        </w:rPr>
+      </w:pPr>
+    </w:p>
+    <w:p>
+      <w:pPr>
+        <w:pStyle w:val="2"/>
+        <w:shd w:val="clear" w:color="auto" w:fill="FFFFFF"/>
+        <w:spacing w:before="199" w:after="199"/>
+        <w:rPr>
+          <w:rFonts w:ascii="Roboto" w:hAnsi="Roboto"/>
+          <w:color w:val="222222"/>
+        </w:rPr>
+      </w:pPr>
+      <w:r>
+        <w:rPr>
+          <w:rFonts w:ascii="Roboto" w:hAnsi="Roboto"/>
+          <w:color w:val="222222"/>
+        </w:rPr>
+        <w:t>Задание</w:t>
+      </w:r>
+    </w:p>
+    <w:p>
+      <w:pPr>
+        <w:pStyle w:val="a3"/>
+        <w:shd w:val="clear" w:color="auto" w:fill="FFFFFF"/>
+        <w:spacing w:before="240" w:beforeAutospacing="0" w:after="240" w:afterAutospacing="0"/>
+        <w:rPr>
+          <w:rFonts w:ascii="Roboto" w:hAnsi="Roboto"/>
+          <w:color w:val="222222"/>
+        </w:rPr>
+      </w:pPr>
+      <w:r>
+        <w:rPr>
+          <w:rFonts w:ascii="Roboto" w:hAnsi="Roboto"/>
+          <w:color w:val="222222"/>
+        </w:rPr>
+        <w:t>Вывести жанр (или жанры), в котором было заказано больше всего экземпляров книг, указать это количество. Последний столбец назвать </w:t>
+      </w:r>
+      <w:r>
+        <w:rPr>
+          <w:rStyle w:val="a4"/>
+          <w:rFonts w:ascii="Roboto" w:hAnsi="Roboto"/>
+          <w:color w:val="222222"/>
+        </w:rPr>
+        <w:t>Количество</w:t>
+      </w:r>
+      <w:r>
+        <w:rPr>
+          <w:rFonts w:ascii="Roboto" w:hAnsi="Roboto"/>
+          <w:color w:val="222222"/>
+        </w:rPr>
+        <w:t>.</w:t>
+      </w:r>
+    </w:p>
+    <w:p>
+      <w:pPr>
+        <w:spacing w:after="0"/>
+        <w:rPr>
+          <w:rFonts w:ascii="Courier New" w:hAnsi="Courier New" w:cs="Courier New"/>
+          <w:color w:val="FFFFFF"/>
+          <w:sz w:val="20"/>
+          <w:szCs w:val="20"/>
+          <w:shd w:val="clear" w:color="auto" w:fill="333333"/>
+          <w:lang w:val="en-US"/>
+        </w:rPr>
+      </w:pPr>
+    </w:p>
+    <w:p>
+      <w:pPr>
+        <w:spacing w:after="0"/>
+        <w:rPr>
+          <w:rFonts w:ascii="Courier New" w:hAnsi="Courier New" w:cs="Courier New"/>
+          <w:color w:val="FFFFFF"/>
+          <w:sz w:val="20"/>
+          <w:szCs w:val="20"/>
+          <w:shd w:val="clear" w:color="auto" w:fill="333333"/>
+          <w:lang w:val="en-US"/>
+        </w:rPr>
+      </w:pPr>
+      <w:r>
+        <w:rPr>
+          <w:rFonts w:ascii="Courier New" w:hAnsi="Courier New" w:cs="Courier New"/>
+          <w:color w:val="FFFFFF"/>
+          <w:sz w:val="20"/>
+          <w:szCs w:val="20"/>
+          <w:shd w:val="clear" w:color="auto" w:fill="333333"/>
+          <w:lang w:val="en-US"/>
+        </w:rPr>
+        <w:t xml:space="preserve">SELECT </w:t>
+      </w:r>
+      <w:proofErr w:type="spellStart"/>
+      <w:r>
+        <w:rPr>
+          <w:rFonts w:ascii="Courier New" w:hAnsi="Courier New" w:cs="Courier New"/>
+          <w:color w:val="FFFFFF"/>
+          <w:sz w:val="20"/>
+          <w:szCs w:val="20"/>
+          <w:shd w:val="clear" w:color="auto" w:fill="333333"/>
+          <w:lang w:val="en-US"/>
+        </w:rPr>
+        <w:t>g.name_genre</w:t>
+      </w:r>
+      <w:proofErr w:type="spellEnd"/>
+      <w:r>
+        <w:rPr>
+          <w:rFonts w:ascii="Courier New" w:hAnsi="Courier New" w:cs="Courier New"/>
+          <w:color w:val="FFFFFF"/>
+          <w:sz w:val="20"/>
+          <w:szCs w:val="20"/>
+          <w:shd w:val="clear" w:color="auto" w:fill="333333"/>
+          <w:lang w:val="en-US"/>
+        </w:rPr>
+        <w:t xml:space="preserve">, </w:t>
+      </w:r>
+      <w:proofErr w:type="gramStart"/>
+      <w:r>
+        <w:rPr>
+          <w:rFonts w:ascii="Courier New" w:hAnsi="Courier New" w:cs="Courier New"/>
+          <w:color w:val="FFFFFF"/>
+          <w:sz w:val="20"/>
+          <w:szCs w:val="20"/>
+          <w:shd w:val="clear" w:color="auto" w:fill="333333"/>
+          <w:lang w:val="en-US"/>
+        </w:rPr>
+        <w:t>SUM(</w:t>
+      </w:r>
+      <w:proofErr w:type="spellStart"/>
+      <w:proofErr w:type="gramEnd"/>
+      <w:r>
+        <w:rPr>
+          <w:rFonts w:ascii="Courier New" w:hAnsi="Courier New" w:cs="Courier New"/>
+          <w:color w:val="FFFFFF"/>
+          <w:sz w:val="20"/>
+          <w:szCs w:val="20"/>
+          <w:shd w:val="clear" w:color="auto" w:fill="333333"/>
+          <w:lang w:val="en-US"/>
+        </w:rPr>
+        <w:t>bb.amount</w:t>
+      </w:r>
+      <w:proofErr w:type="spellEnd"/>
+      <w:r>
+        <w:rPr>
+          <w:rFonts w:ascii="Courier New" w:hAnsi="Courier New" w:cs="Courier New"/>
+          <w:color w:val="FFFFFF"/>
+          <w:sz w:val="20"/>
+          <w:szCs w:val="20"/>
+          <w:shd w:val="clear" w:color="auto" w:fill="333333"/>
+          <w:lang w:val="en-US"/>
+        </w:rPr>
+        <w:t xml:space="preserve">) AS </w:t>
+      </w:r>
+      <w:proofErr w:type="spellStart"/>
+      <w:r>
+        <w:rPr>
+          <w:rFonts w:ascii="Courier New" w:hAnsi="Courier New" w:cs="Courier New"/>
+          <w:color w:val="FFFFFF"/>
+          <w:sz w:val="20"/>
+          <w:szCs w:val="20"/>
+          <w:shd w:val="clear" w:color="auto" w:fill="333333"/>
+          <w:lang w:val="en-US"/>
+        </w:rPr>
+        <w:t>Количество</w:t>
+      </w:r>
+      <w:proofErr w:type="spellEnd"/>
+    </w:p>
+    <w:p>
+      <w:pPr>
+        <w:spacing w:after="0"/>
+        <w:rPr>
+          <w:rFonts w:ascii="Courier New" w:hAnsi="Courier New" w:cs="Courier New"/>
+          <w:color w:val="FFFFFF"/>
+          <w:sz w:val="20"/>
+          <w:szCs w:val="20"/>
+          <w:shd w:val="clear" w:color="auto" w:fill="333333"/>
+          <w:lang w:val="en-US"/>
+        </w:rPr>
+      </w:pPr>
+      <w:r>
+        <w:rPr>
+          <w:rFonts w:ascii="Courier New" w:hAnsi="Courier New" w:cs="Courier New"/>
+          <w:color w:val="FFFFFF"/>
+          <w:sz w:val="20"/>
+          <w:szCs w:val="20"/>
+          <w:shd w:val="clear" w:color="auto" w:fill="333333"/>
+          <w:lang w:val="en-US"/>
+        </w:rPr>
+        <w:t xml:space="preserve">FROM </w:t>
+      </w:r>
+      <w:proofErr w:type="spellStart"/>
+      <w:r>
+        <w:rPr>
+          <w:rFonts w:ascii="Courier New" w:hAnsi="Courier New" w:cs="Courier New"/>
+          <w:color w:val="FFFFFF"/>
+          <w:sz w:val="20"/>
+          <w:szCs w:val="20"/>
+          <w:shd w:val="clear" w:color="auto" w:fill="333333"/>
+          <w:lang w:val="en-US"/>
+        </w:rPr>
+        <w:t>buy_book</w:t>
+      </w:r>
+      <w:proofErr w:type="spellEnd"/>
+      <w:r>
+        <w:rPr>
+          <w:rFonts w:ascii="Courier New" w:hAnsi="Courier New" w:cs="Courier New"/>
+          <w:color w:val="FFFFFF"/>
+          <w:sz w:val="20"/>
+          <w:szCs w:val="20"/>
+          <w:shd w:val="clear" w:color="auto" w:fill="333333"/>
+          <w:lang w:val="en-US"/>
+        </w:rPr>
+        <w:t xml:space="preserve"> bb</w:t>
+      </w:r>
+    </w:p>
+    <w:p>
+      <w:pPr>
+        <w:spacing w:after="0"/>
+        <w:rPr>
+          <w:rFonts w:ascii="Courier New" w:hAnsi="Courier New" w:cs="Courier New"/>
+          <w:color w:val="FFFFFF"/>
+          <w:sz w:val="20"/>
+          <w:szCs w:val="20"/>
+          <w:shd w:val="clear" w:color="auto" w:fill="333333"/>
+          <w:lang w:val="en-US"/>
+        </w:rPr>
+      </w:pPr>
+      <w:r>
+        <w:rPr>
+          <w:rFonts w:ascii="Courier New" w:hAnsi="Courier New" w:cs="Courier New"/>
+          <w:color w:val="FFFFFF"/>
+          <w:sz w:val="20"/>
+          <w:szCs w:val="20"/>
+          <w:shd w:val="clear" w:color="auto" w:fill="333333"/>
+          <w:lang w:val="en-US"/>
+        </w:rPr>
+        <w:t xml:space="preserve">JOIN book b ON </w:t>
+      </w:r>
+      <w:proofErr w:type="spellStart"/>
+      <w:proofErr w:type="gramStart"/>
+      <w:r>
+        <w:rPr>
+          <w:rFonts w:ascii="Courier New" w:hAnsi="Courier New" w:cs="Courier New"/>
+          <w:color w:val="FFFFFF"/>
+          <w:sz w:val="20"/>
+          <w:szCs w:val="20"/>
+          <w:shd w:val="clear" w:color="auto" w:fill="333333"/>
+          <w:lang w:val="en-US"/>
+        </w:rPr>
+        <w:t>bb.book</w:t>
+      </w:r>
+      <w:proofErr w:type="gramEnd"/>
+      <w:r>
+        <w:rPr>
+          <w:rFonts w:ascii="Courier New" w:hAnsi="Courier New" w:cs="Courier New"/>
+          <w:color w:val="FFFFFF"/>
+          <w:sz w:val="20"/>
+          <w:szCs w:val="20"/>
+          <w:shd w:val="clear" w:color="auto" w:fill="333333"/>
+          <w:lang w:val="en-US"/>
+        </w:rPr>
+        <w:t>_id</w:t>
+      </w:r>
+      <w:proofErr w:type="spellEnd"/>
+      <w:r>
+        <w:rPr>
+          <w:rFonts w:ascii="Courier New" w:hAnsi="Courier New" w:cs="Courier New"/>
+          <w:color w:val="FFFFFF"/>
+          <w:sz w:val="20"/>
+          <w:szCs w:val="20"/>
+          <w:shd w:val="clear" w:color="auto" w:fill="333333"/>
+          <w:lang w:val="en-US"/>
+        </w:rPr>
+        <w:t xml:space="preserve"> = </w:t>
+      </w:r>
+      <w:proofErr w:type="spellStart"/>
+      <w:r>
+        <w:rPr>
+          <w:rFonts w:ascii="Courier New" w:hAnsi="Courier New" w:cs="Courier New"/>
+          <w:color w:val="FFFFFF"/>
+          <w:sz w:val="20"/>
+          <w:szCs w:val="20"/>
+          <w:shd w:val="clear" w:color="auto" w:fill="333333"/>
+          <w:lang w:val="en-US"/>
+        </w:rPr>
+        <w:t>b.book_id</w:t>
+      </w:r>
+      <w:proofErr w:type="spellEnd"/>
+    </w:p>
+    <w:p>
+      <w:pPr>
+        <w:spacing w:after="0"/>
+        <w:rPr>
+          <w:rFonts w:ascii="Courier New" w:hAnsi="Courier New" w:cs="Courier New"/>
+          <w:color w:val="FFFFFF"/>
+          <w:sz w:val="20"/>
+          <w:szCs w:val="20"/>
+          <w:shd w:val="clear" w:color="auto" w:fill="333333"/>
+          <w:lang w:val="en-US"/>
+        </w:rPr>
+      </w:pPr>
+      <w:r>
+        <w:rPr>
+          <w:rFonts w:ascii="Courier New" w:hAnsi="Courier New" w:cs="Courier New"/>
+          <w:color w:val="FFFFFF"/>
+          <w:sz w:val="20"/>
+          <w:szCs w:val="20"/>
+          <w:shd w:val="clear" w:color="auto" w:fill="333333"/>
+          <w:lang w:val="en-US"/>
+        </w:rPr>
+        <w:t xml:space="preserve">JOIN genre g ON </w:t>
+      </w:r>
+      <w:proofErr w:type="spellStart"/>
+      <w:proofErr w:type="gramStart"/>
+      <w:r>
+        <w:rPr>
+          <w:rFonts w:ascii="Courier New" w:hAnsi="Courier New" w:cs="Courier New"/>
+          <w:color w:val="FFFFFF"/>
+          <w:sz w:val="20"/>
+          <w:szCs w:val="20"/>
+          <w:shd w:val="clear" w:color="auto" w:fill="333333"/>
+          <w:lang w:val="en-US"/>
+        </w:rPr>
+        <w:t>b.genre</w:t>
+      </w:r>
+      <w:proofErr w:type="gramEnd"/>
+      <w:r>
+        <w:rPr>
+          <w:rFonts w:ascii="Courier New" w:hAnsi="Courier New" w:cs="Courier New"/>
+          <w:color w:val="FFFFFF"/>
+          <w:sz w:val="20"/>
+          <w:szCs w:val="20"/>
+          <w:shd w:val="clear" w:color="auto" w:fill="333333"/>
+          <w:lang w:val="en-US"/>
+        </w:rPr>
+        <w:t>_id</w:t>
+      </w:r>
+      <w:proofErr w:type="spellEnd"/>
+      <w:r>
+        <w:rPr>
+          <w:rFonts w:ascii="Courier New" w:hAnsi="Courier New" w:cs="Courier New"/>
+          <w:color w:val="FFFFFF"/>
+          <w:sz w:val="20"/>
+          <w:szCs w:val="20"/>
+          <w:shd w:val="clear" w:color="auto" w:fill="333333"/>
+          <w:lang w:val="en-US"/>
+        </w:rPr>
+        <w:t xml:space="preserve"> = </w:t>
+      </w:r>
+      <w:proofErr w:type="spellStart"/>
+      <w:r>
+        <w:rPr>
+          <w:rFonts w:ascii="Courier New" w:hAnsi="Courier New" w:cs="Courier New"/>
+          <w:color w:val="FFFFFF"/>
+          <w:sz w:val="20"/>
+          <w:szCs w:val="20"/>
+          <w:shd w:val="clear" w:color="auto" w:fill="333333"/>
+          <w:lang w:val="en-US"/>
+        </w:rPr>
+        <w:t>g.genre_id</w:t>
+      </w:r>
+      <w:proofErr w:type="spellEnd"/>
+    </w:p>
+    <w:p>
+      <w:pPr>
+        <w:spacing w:after="0"/>
+        <w:rPr>
+          <w:rFonts w:ascii="Courier New" w:hAnsi="Courier New" w:cs="Courier New"/>
+          <w:color w:val="FFFFFF"/>
+          <w:sz w:val="20"/>
+          <w:szCs w:val="20"/>
+          <w:shd w:val="clear" w:color="auto" w:fill="333333"/>
+          <w:lang w:val="en-US"/>
+        </w:rPr>
+      </w:pPr>
+      <w:r>
+        <w:rPr>
+          <w:rFonts w:ascii="Courier New" w:hAnsi="Courier New" w:cs="Courier New"/>
+          <w:color w:val="FFFFFF"/>
+          <w:sz w:val="20"/>
+          <w:szCs w:val="20"/>
+          <w:shd w:val="clear" w:color="auto" w:fill="333333"/>
+          <w:lang w:val="en-US"/>
+        </w:rPr>
+        <w:lastRenderedPageBreak/>
+        <w:t xml:space="preserve">GROUP BY </w:t>
+      </w:r>
+      <w:proofErr w:type="spellStart"/>
+      <w:proofErr w:type="gramStart"/>
+      <w:r>
+        <w:rPr>
+          <w:rFonts w:ascii="Courier New" w:hAnsi="Courier New" w:cs="Courier New"/>
+          <w:color w:val="FFFFFF"/>
+          <w:sz w:val="20"/>
+          <w:szCs w:val="20"/>
+          <w:shd w:val="clear" w:color="auto" w:fill="333333"/>
+          <w:lang w:val="en-US"/>
+        </w:rPr>
+        <w:t>g.genre</w:t>
+      </w:r>
+      <w:proofErr w:type="gramEnd"/>
+      <w:r>
+        <w:rPr>
+          <w:rFonts w:ascii="Courier New" w:hAnsi="Courier New" w:cs="Courier New"/>
+          <w:color w:val="FFFFFF"/>
+          <w:sz w:val="20"/>
+          <w:szCs w:val="20"/>
+          <w:shd w:val="clear" w:color="auto" w:fill="333333"/>
+          <w:lang w:val="en-US"/>
+        </w:rPr>
+        <w:t>_id</w:t>
+      </w:r>
+      <w:proofErr w:type="spellEnd"/>
+      <w:r>
+        <w:rPr>
+          <w:rFonts w:ascii="Courier New" w:hAnsi="Courier New" w:cs="Courier New"/>
+          <w:color w:val="FFFFFF"/>
+          <w:sz w:val="20"/>
+          <w:szCs w:val="20"/>
+          <w:shd w:val="clear" w:color="auto" w:fill="333333"/>
+          <w:lang w:val="en-US"/>
+        </w:rPr>
+        <w:t xml:space="preserve">, </w:t>
+      </w:r>
+      <w:proofErr w:type="spellStart"/>
+      <w:r>
+        <w:rPr>
+          <w:rFonts w:ascii="Courier New" w:hAnsi="Courier New" w:cs="Courier New"/>
+          <w:color w:val="FFFFFF"/>
+          <w:sz w:val="20"/>
+          <w:szCs w:val="20"/>
+          <w:shd w:val="clear" w:color="auto" w:fill="333333"/>
+          <w:lang w:val="en-US"/>
+        </w:rPr>
+        <w:t>g.name_genre</w:t>
+      </w:r>
+      <w:proofErr w:type="spellEnd"/>
+    </w:p>
+    <w:p>
+      <w:pPr>
+        <w:spacing w:after="0"/>
+        <w:rPr>
+          <w:rFonts w:ascii="Courier New" w:hAnsi="Courier New" w:cs="Courier New"/>
+          <w:color w:val="FFFFFF"/>
+          <w:sz w:val="20"/>
+          <w:szCs w:val="20"/>
+          <w:shd w:val="clear" w:color="auto" w:fill="333333"/>
+          <w:lang w:val="en-US"/>
+        </w:rPr>
+      </w:pPr>
+      <w:r>
+        <w:rPr>
+          <w:rFonts w:ascii="Courier New" w:hAnsi="Courier New" w:cs="Courier New"/>
+          <w:color w:val="FFFFFF"/>
+          <w:sz w:val="20"/>
+          <w:szCs w:val="20"/>
+          <w:shd w:val="clear" w:color="auto" w:fill="333333"/>
+          <w:lang w:val="en-US"/>
+        </w:rPr>
+        <w:t xml:space="preserve">HAVING </w:t>
+      </w:r>
+      <w:proofErr w:type="gramStart"/>
+      <w:r>
+        <w:rPr>
+          <w:rFonts w:ascii="Courier New" w:hAnsi="Courier New" w:cs="Courier New"/>
+          <w:color w:val="FFFFFF"/>
+          <w:sz w:val="20"/>
+          <w:szCs w:val="20"/>
+          <w:shd w:val="clear" w:color="auto" w:fill="333333"/>
+          <w:lang w:val="en-US"/>
+        </w:rPr>
+        <w:t>SUM(</w:t>
+      </w:r>
+      <w:proofErr w:type="spellStart"/>
+      <w:proofErr w:type="gramEnd"/>
+      <w:r>
+        <w:rPr>
+          <w:rFonts w:ascii="Courier New" w:hAnsi="Courier New" w:cs="Courier New"/>
+          <w:color w:val="FFFFFF"/>
+          <w:sz w:val="20"/>
+          <w:szCs w:val="20"/>
+          <w:shd w:val="clear" w:color="auto" w:fill="333333"/>
+          <w:lang w:val="en-US"/>
+        </w:rPr>
+        <w:t>bb.amount</w:t>
+      </w:r>
+      <w:proofErr w:type="spellEnd"/>
+      <w:r>
+        <w:rPr>
+          <w:rFonts w:ascii="Courier New" w:hAnsi="Courier New" w:cs="Courier New"/>
+          <w:color w:val="FFFFFF"/>
+          <w:sz w:val="20"/>
+          <w:szCs w:val="20"/>
+          <w:shd w:val="clear" w:color="auto" w:fill="333333"/>
+          <w:lang w:val="en-US"/>
+        </w:rPr>
+        <w:t>) = (</w:t>
+      </w:r>
+    </w:p>
+    <w:p>
+      <w:pPr>
+        <w:spacing w:after="0"/>
+        <w:rPr>
+          <w:rFonts w:ascii="Courier New" w:hAnsi="Courier New" w:cs="Courier New"/>
+          <w:color w:val="FFFFFF"/>
+          <w:sz w:val="20"/>
+          <w:szCs w:val="20"/>
+          <w:shd w:val="clear" w:color="auto" w:fill="333333"/>
+          <w:lang w:val="en-US"/>
+        </w:rPr>
+      </w:pPr>
+      <w:r>
+        <w:rPr>
+          <w:rFonts w:ascii="Courier New" w:hAnsi="Courier New" w:cs="Courier New"/>
+          <w:color w:val="FFFFFF"/>
+          <w:sz w:val="20"/>
+          <w:szCs w:val="20"/>
+          <w:shd w:val="clear" w:color="auto" w:fill="333333"/>
+          <w:lang w:val="en-US"/>
+        </w:rPr>
+        <w:t xml:space="preserve">    SELECT </w:t>
+      </w:r>
+      <w:proofErr w:type="gramStart"/>
+      <w:r>
+        <w:rPr>
+          <w:rFonts w:ascii="Courier New" w:hAnsi="Courier New" w:cs="Courier New"/>
+          <w:color w:val="FFFFFF"/>
+          <w:sz w:val="20"/>
+          <w:szCs w:val="20"/>
+          <w:shd w:val="clear" w:color="auto" w:fill="333333"/>
+          <w:lang w:val="en-US"/>
+        </w:rPr>
+        <w:t>MAX(</w:t>
+      </w:r>
+      <w:proofErr w:type="spellStart"/>
+      <w:proofErr w:type="gramEnd"/>
+      <w:r>
+        <w:rPr>
+          <w:rFonts w:ascii="Courier New" w:hAnsi="Courier New" w:cs="Courier New"/>
+          <w:color w:val="FFFFFF"/>
+          <w:sz w:val="20"/>
+          <w:szCs w:val="20"/>
+          <w:shd w:val="clear" w:color="auto" w:fill="333333"/>
+          <w:lang w:val="en-US"/>
+        </w:rPr>
+        <w:t>sum_amount</w:t>
+      </w:r>
+      <w:proofErr w:type="spellEnd"/>
+      <w:r>
+        <w:rPr>
+          <w:rFonts w:ascii="Courier New" w:hAnsi="Courier New" w:cs="Courier New"/>
+          <w:color w:val="FFFFFF"/>
+          <w:sz w:val="20"/>
+          <w:szCs w:val="20"/>
+          <w:shd w:val="clear" w:color="auto" w:fill="333333"/>
+          <w:lang w:val="en-US"/>
+        </w:rPr>
+        <w:t>)</w:t>
+      </w:r>
+    </w:p>
+    <w:p>
+      <w:pPr>
+        <w:spacing w:after="0"/>
+        <w:rPr>
+          <w:rFonts w:ascii="Courier New" w:hAnsi="Courier New" w:cs="Courier New"/>
+          <w:color w:val="FFFFFF"/>
+          <w:sz w:val="20"/>
+          <w:szCs w:val="20"/>
+          <w:shd w:val="clear" w:color="auto" w:fill="333333"/>
+          <w:lang w:val="en-US"/>
+        </w:rPr>
+      </w:pPr>
+      <w:r>
+        <w:rPr>
+          <w:rFonts w:ascii="Courier New" w:hAnsi="Courier New" w:cs="Courier New"/>
+          <w:color w:val="FFFFFF"/>
+          <w:sz w:val="20"/>
+          <w:szCs w:val="20"/>
+          <w:shd w:val="clear" w:color="auto" w:fill="333333"/>
+          <w:lang w:val="en-US"/>
+        </w:rPr>
+        <w:t xml:space="preserve">    FROM (</w:t>
+      </w:r>
+    </w:p>
+    <w:p>
+      <w:pPr>
+        <w:spacing w:after="0"/>
+        <w:rPr>
+          <w:rFonts w:ascii="Courier New" w:hAnsi="Courier New" w:cs="Courier New"/>
+          <w:color w:val="FFFFFF"/>
+          <w:sz w:val="20"/>
+          <w:szCs w:val="20"/>
+          <w:shd w:val="clear" w:color="auto" w:fill="333333"/>
+          <w:lang w:val="en-US"/>
+        </w:rPr>
+      </w:pPr>
+      <w:r>
+        <w:rPr>
+          <w:rFonts w:ascii="Courier New" w:hAnsi="Courier New" w:cs="Courier New"/>
+          <w:color w:val="FFFFFF"/>
+          <w:sz w:val="20"/>
+          <w:szCs w:val="20"/>
+          <w:shd w:val="clear" w:color="auto" w:fill="333333"/>
+          <w:lang w:val="en-US"/>
+        </w:rPr>
+        <w:t xml:space="preserve">        SELECT </w:t>
+      </w:r>
+      <w:proofErr w:type="gramStart"/>
+      <w:r>
+        <w:rPr>
+          <w:rFonts w:ascii="Courier New" w:hAnsi="Courier New" w:cs="Courier New"/>
+          <w:color w:val="FFFFFF"/>
+          <w:sz w:val="20"/>
+          <w:szCs w:val="20"/>
+          <w:shd w:val="clear" w:color="auto" w:fill="333333"/>
+          <w:lang w:val="en-US"/>
+        </w:rPr>
+        <w:t>SUM(</w:t>
+      </w:r>
+      <w:proofErr w:type="gramEnd"/>
+      <w:r>
+        <w:rPr>
+          <w:rFonts w:ascii="Courier New" w:hAnsi="Courier New" w:cs="Courier New"/>
+          <w:color w:val="FFFFFF"/>
+          <w:sz w:val="20"/>
+          <w:szCs w:val="20"/>
+          <w:shd w:val="clear" w:color="auto" w:fill="333333"/>
+          <w:lang w:val="en-US"/>
+        </w:rPr>
+        <w:t xml:space="preserve">bb2.amount) AS </w:t>
+      </w:r>
+      <w:proofErr w:type="spellStart"/>
+      <w:r>
+        <w:rPr>
+          <w:rFonts w:ascii="Courier New" w:hAnsi="Courier New" w:cs="Courier New"/>
+          <w:color w:val="FFFFFF"/>
+          <w:sz w:val="20"/>
+          <w:szCs w:val="20"/>
+          <w:shd w:val="clear" w:color="auto" w:fill="333333"/>
+          <w:lang w:val="en-US"/>
+        </w:rPr>
+        <w:t>sum_amount</w:t>
+      </w:r>
+      <w:proofErr w:type="spellEnd"/>
+    </w:p>
+    <w:p>
+      <w:pPr>
+        <w:spacing w:after="0"/>
+        <w:rPr>
+          <w:rFonts w:ascii="Courier New" w:hAnsi="Courier New" w:cs="Courier New"/>
+          <w:color w:val="FFFFFF"/>
+          <w:sz w:val="20"/>
+          <w:szCs w:val="20"/>
+          <w:shd w:val="clear" w:color="auto" w:fill="333333"/>
+          <w:lang w:val="en-US"/>
+        </w:rPr>
+      </w:pPr>
+      <w:r>
+        <w:rPr>
+          <w:rFonts w:ascii="Courier New" w:hAnsi="Courier New" w:cs="Courier New"/>
+          <w:color w:val="FFFFFF"/>
+          <w:sz w:val="20"/>
+          <w:szCs w:val="20"/>
+          <w:shd w:val="clear" w:color="auto" w:fill="333333"/>
+          <w:lang w:val="en-US"/>
+        </w:rPr>
+        <w:t xml:space="preserve">        FROM </w:t>
+      </w:r>
+      <w:proofErr w:type="spellStart"/>
+      <w:r>
+        <w:rPr>
+          <w:rFonts w:ascii="Courier New" w:hAnsi="Courier New" w:cs="Courier New"/>
+          <w:color w:val="FFFFFF"/>
+          <w:sz w:val="20"/>
+          <w:szCs w:val="20"/>
+          <w:shd w:val="clear" w:color="auto" w:fill="333333"/>
+          <w:lang w:val="en-US"/>
+        </w:rPr>
+        <w:t>buy_book</w:t>
+      </w:r>
+      <w:proofErr w:type="spellEnd"/>
+      <w:r>
+        <w:rPr>
+          <w:rFonts w:ascii="Courier New" w:hAnsi="Courier New" w:cs="Courier New"/>
+          <w:color w:val="FFFFFF"/>
+          <w:sz w:val="20"/>
+          <w:szCs w:val="20"/>
+          <w:shd w:val="clear" w:color="auto" w:fill="333333"/>
+          <w:lang w:val="en-US"/>
+        </w:rPr>
+        <w:t xml:space="preserve"> bb2</w:t>
+      </w:r>
+    </w:p>
+    <w:p>
+      <w:pPr>
+        <w:spacing w:after="0"/>
+        <w:rPr>
+          <w:rFonts w:ascii="Courier New" w:hAnsi="Courier New" w:cs="Courier New"/>
+          <w:color w:val="FFFFFF"/>
+          <w:sz w:val="20"/>
+          <w:szCs w:val="20"/>
+          <w:shd w:val="clear" w:color="auto" w:fill="333333"/>
+          <w:lang w:val="en-US"/>
+        </w:rPr>
+      </w:pPr>
+      <w:r>
+        <w:rPr>
+          <w:rFonts w:ascii="Courier New" w:hAnsi="Courier New" w:cs="Courier New"/>
+          <w:color w:val="FFFFFF"/>
+          <w:sz w:val="20"/>
+          <w:szCs w:val="20"/>
+          <w:shd w:val="clear" w:color="auto" w:fill="333333"/>
+          <w:lang w:val="en-US"/>
+        </w:rPr>
+        <w:t xml:space="preserve">        JOIN book b2 ON bb2.book_id = b</w:t>
+      </w:r>
+      <w:proofErr w:type="gramStart"/>
+      <w:r>
+        <w:rPr>
+          <w:rFonts w:ascii="Courier New" w:hAnsi="Courier New" w:cs="Courier New"/>
+          <w:color w:val="FFFFFF"/>
+          <w:sz w:val="20"/>
+          <w:szCs w:val="20"/>
+          <w:shd w:val="clear" w:color="auto" w:fill="333333"/>
+          <w:lang w:val="en-US"/>
+        </w:rPr>
+        <w:t>2.book</w:t>
+      </w:r>
+      <w:proofErr w:type="gramEnd"/>
+      <w:r>
+        <w:rPr>
+          <w:rFonts w:ascii="Courier New" w:hAnsi="Courier New" w:cs="Courier New"/>
+          <w:color w:val="FFFFFF"/>
+          <w:sz w:val="20"/>
+          <w:szCs w:val="20"/>
+          <w:shd w:val="clear" w:color="auto" w:fill="333333"/>
+          <w:lang w:val="en-US"/>
+        </w:rPr>
+        <w:t>_id</w:t>
+      </w:r>
+    </w:p>
+    <w:p>
+      <w:pPr>
+        <w:spacing w:after="0"/>
+        <w:rPr>
+          <w:rFonts w:ascii="Courier New" w:hAnsi="Courier New" w:cs="Courier New"/>
+          <w:color w:val="FFFFFF"/>
+          <w:sz w:val="20"/>
+          <w:szCs w:val="20"/>
+          <w:shd w:val="clear" w:color="auto" w:fill="333333"/>
+          <w:lang w:val="en-US"/>
+        </w:rPr>
+      </w:pPr>
+      <w:r>
+        <w:rPr>
+          <w:rFonts w:ascii="Courier New" w:hAnsi="Courier New" w:cs="Courier New"/>
+          <w:color w:val="FFFFFF"/>
+          <w:sz w:val="20"/>
+          <w:szCs w:val="20"/>
+          <w:shd w:val="clear" w:color="auto" w:fill="333333"/>
+          <w:lang w:val="en-US"/>
+        </w:rPr>
+        <w:t xml:space="preserve">        GROUP BY b</w:t>
+      </w:r>
+      <w:proofErr w:type="gramStart"/>
+      <w:r>
+        <w:rPr>
+          <w:rFonts w:ascii="Courier New" w:hAnsi="Courier New" w:cs="Courier New"/>
+          <w:color w:val="FFFFFF"/>
+          <w:sz w:val="20"/>
+          <w:szCs w:val="20"/>
+          <w:shd w:val="clear" w:color="auto" w:fill="333333"/>
+          <w:lang w:val="en-US"/>
+        </w:rPr>
+        <w:t>2.genre</w:t>
+      </w:r>
+      <w:proofErr w:type="gramEnd"/>
+      <w:r>
+        <w:rPr>
+          <w:rFonts w:ascii="Courier New" w:hAnsi="Courier New" w:cs="Courier New"/>
+          <w:color w:val="FFFFFF"/>
+          <w:sz w:val="20"/>
+          <w:szCs w:val="20"/>
+          <w:shd w:val="clear" w:color="auto" w:fill="333333"/>
+          <w:lang w:val="en-US"/>
+        </w:rPr>
+        <w:t>_id</w:t>
+      </w:r>
+    </w:p>
+    <w:p>
+      <w:pPr>
+        <w:spacing w:after="0"/>
+        <w:rPr>
+          <w:rFonts w:ascii="Courier New" w:hAnsi="Courier New" w:cs="Courier New"/>
+          <w:color w:val="FFFFFF"/>
+          <w:sz w:val="20"/>
+          <w:szCs w:val="20"/>
+          <w:shd w:val="clear" w:color="auto" w:fill="333333"/>
+          <w:lang w:val="en-US"/>
+        </w:rPr>
+      </w:pPr>
+      <w:r>
+        <w:rPr>
+          <w:rFonts w:ascii="Courier New" w:hAnsi="Courier New" w:cs="Courier New"/>
+          <w:color w:val="FFFFFF"/>
+          <w:sz w:val="20"/>
+          <w:szCs w:val="20"/>
+          <w:shd w:val="clear" w:color="auto" w:fill="333333"/>
+          <w:lang w:val="en-US"/>
+        </w:rPr>
+        <w:t xml:space="preserve">    ) AS </w:t>
+      </w:r>
+      <w:proofErr w:type="spellStart"/>
+      <w:r>
+        <w:rPr>
+          <w:rFonts w:ascii="Courier New" w:hAnsi="Courier New" w:cs="Courier New"/>
+          <w:color w:val="FFFFFF"/>
+          <w:sz w:val="20"/>
+          <w:szCs w:val="20"/>
+          <w:shd w:val="clear" w:color="auto" w:fill="333333"/>
+          <w:lang w:val="en-US"/>
+        </w:rPr>
+        <w:t>max_sum</w:t>
+      </w:r>
+      <w:proofErr w:type="spellEnd"/>
+    </w:p>
+    <w:p>
+      <w:pPr>
+        <w:spacing w:after="0"/>
+        <w:rPr>
+          <w:rFonts w:ascii="Courier New" w:hAnsi="Courier New" w:cs="Courier New"/>
+          <w:color w:val="FFFFFF"/>
+          <w:sz w:val="20"/>
+          <w:szCs w:val="20"/>
+          <w:shd w:val="clear" w:color="auto" w:fill="333333"/>
+          <w:lang w:val="en-US"/>
+        </w:rPr>
+      </w:pPr>
+      <w:r>
+        <w:rPr>
+          <w:rFonts w:ascii="Courier New" w:hAnsi="Courier New" w:cs="Courier New"/>
+          <w:color w:val="FFFFFF"/>
+          <w:sz w:val="20"/>
+          <w:szCs w:val="20"/>
+          <w:shd w:val="clear" w:color="auto" w:fill="333333"/>
+          <w:lang w:val="en-US"/>
+        </w:rPr>
+        <w:t>)</w:t>
+      </w:r>
+    </w:p>
+    <w:p>
+      <w:pPr>
+        <w:spacing w:after="0"/>
+        <w:rPr>
+          <w:rFonts w:ascii="Courier New" w:hAnsi="Courier New" w:cs="Courier New"/>
+          <w:color w:val="FFFFFF"/>
+          <w:sz w:val="20"/>
+          <w:szCs w:val="20"/>
+          <w:shd w:val="clear" w:color="auto" w:fill="333333"/>
+          <w:lang w:val="en-US"/>
+        </w:rPr>
+      </w:pPr>
+      <w:r>
+        <w:rPr>
+          <w:rFonts w:ascii="Courier New" w:hAnsi="Courier New" w:cs="Courier New"/>
+          <w:color w:val="FFFFFF"/>
+          <w:sz w:val="20"/>
+          <w:szCs w:val="20"/>
+          <w:shd w:val="clear" w:color="auto" w:fill="333333"/>
+          <w:lang w:val="en-US"/>
+        </w:rPr>
+        <w:t xml:space="preserve">ORDER BY </w:t>
+      </w:r>
+      <w:proofErr w:type="spellStart"/>
+      <w:r>
+        <w:rPr>
+          <w:rFonts w:ascii="Courier New" w:hAnsi="Courier New" w:cs="Courier New"/>
+          <w:color w:val="FFFFFF"/>
+          <w:sz w:val="20"/>
+          <w:szCs w:val="20"/>
+          <w:shd w:val="clear" w:color="auto" w:fill="333333"/>
+          <w:lang w:val="en-US"/>
+        </w:rPr>
+        <w:t>g.name_genre</w:t>
+      </w:r>
+      <w:proofErr w:type="spellEnd"/>
+      <w:r>
+        <w:rPr>
+          <w:rFonts w:ascii="Courier New" w:hAnsi="Courier New" w:cs="Courier New"/>
+          <w:color w:val="FFFFFF"/>
+          <w:sz w:val="20"/>
+          <w:szCs w:val="20"/>
+          <w:shd w:val="clear" w:color="auto" w:fill="333333"/>
+          <w:lang w:val="en-US"/>
+        </w:rPr>
+        <w:t>;</w:t>
+      </w:r>
+    </w:p>
+    <w:p>
+      <w:pPr>
+        <w:spacing w:after="0"/>
+        <w:rPr>
+          <w:rFonts w:ascii="Courier New" w:hAnsi="Courier New" w:cs="Courier New"/>
+          <w:color w:val="FFFFFF"/>
+          <w:sz w:val="20"/>
+          <w:szCs w:val="20"/>
+          <w:shd w:val="clear" w:color="auto" w:fill="333333"/>
+          <w:lang w:val="en-US"/>
+        </w:rPr>
+      </w:pPr>
+    </w:p>
+    <w:p>
+      <w:pPr>
+        <w:spacing w:after="0"/>
+        <w:rPr>
+          <w:rFonts w:ascii="Courier New" w:hAnsi="Courier New" w:cs="Courier New"/>
+          <w:color w:val="000000"/>
+          <w:shd w:val="clear" w:color="auto" w:fill="F3F4F6"/>
+        </w:rPr>
+      </w:pPr>
+      <w:r>
+        <w:rPr>
+          <w:rStyle w:val="hljs-operator"/>
+          <w:rFonts w:ascii="Courier New" w:hAnsi="Courier New" w:cs="Courier New"/>
+          <w:color w:val="000000"/>
+        </w:rPr>
+        <w:t>+</w:t>
+      </w:r>
+      <w:r>
+        <w:rPr>
+          <w:rStyle w:val="hljs-comment"/>
+          <w:rFonts w:ascii="Courier New" w:hAnsi="Courier New" w:cs="Courier New"/>
+          <w:color w:val="880000"/>
+        </w:rPr>
+        <w:t>------------+------------+</w:t>
+      </w:r>
+      <w:r>
+        <w:rPr>
+          <w:rFonts w:ascii="Courier New" w:hAnsi="Courier New" w:cs="Courier New"/>
+          <w:color w:val="000000"/>
+          <w:shd w:val="clear" w:color="auto" w:fill="F3F4F6"/>
+        </w:rPr>
+        <w:t xml:space="preserve"> </w:t>
+      </w:r>
+    </w:p>
+    <w:p>
+      <w:pPr>
+        <w:spacing w:after="0"/>
+        <w:rPr>
+          <w:rFonts w:ascii="Courier New" w:hAnsi="Courier New" w:cs="Courier New"/>
+          <w:color w:val="000000"/>
+          <w:shd w:val="clear" w:color="auto" w:fill="F3F4F6"/>
+        </w:rPr>
+      </w:pPr>
+      <w:r>
+        <w:rPr>
+          <w:rStyle w:val="hljs-operator"/>
+          <w:rFonts w:ascii="Courier New" w:hAnsi="Courier New" w:cs="Courier New"/>
+          <w:color w:val="000000"/>
+        </w:rPr>
+        <w:t>|</w:t>
+      </w:r>
+      <w:r>
+        <w:rPr>
+          <w:rFonts w:ascii="Courier New" w:hAnsi="Courier New" w:cs="Courier New"/>
+          <w:color w:val="000000"/>
+          <w:shd w:val="clear" w:color="auto" w:fill="F3F4F6"/>
+        </w:rPr>
+        <w:t xml:space="preserve"> </w:t>
+      </w:r>
+      <w:proofErr w:type="spellStart"/>
+      <w:r>
+        <w:rPr>
+          <w:rFonts w:ascii="Courier New" w:hAnsi="Courier New" w:cs="Courier New"/>
+          <w:color w:val="000000"/>
+          <w:shd w:val="clear" w:color="auto" w:fill="F3F4F6"/>
+        </w:rPr>
+        <w:t>name_genre</w:t>
+      </w:r>
+      <w:proofErr w:type="spellEnd"/>
+      <w:r>
+        <w:rPr>
+          <w:rFonts w:ascii="Courier New" w:hAnsi="Courier New" w:cs="Courier New"/>
+          <w:color w:val="000000"/>
+          <w:shd w:val="clear" w:color="auto" w:fill="F3F4F6"/>
+        </w:rPr>
+        <w:t xml:space="preserve"> </w:t>
+      </w:r>
+      <w:r>
+        <w:rPr>
+          <w:rStyle w:val="hljs-operator"/>
+          <w:rFonts w:ascii="Courier New" w:hAnsi="Courier New" w:cs="Courier New"/>
+          <w:color w:val="000000"/>
+        </w:rPr>
+        <w:t>|</w:t>
+      </w:r>
+      <w:r>
+        <w:rPr>
+          <w:rFonts w:ascii="Courier New" w:hAnsi="Courier New" w:cs="Courier New"/>
+          <w:color w:val="000000"/>
+          <w:shd w:val="clear" w:color="auto" w:fill="F3F4F6"/>
+        </w:rPr>
+        <w:t xml:space="preserve"> Количество </w:t>
+      </w:r>
+      <w:r>
+        <w:rPr>
+          <w:rStyle w:val="hljs-operator"/>
+          <w:rFonts w:ascii="Courier New" w:hAnsi="Courier New" w:cs="Courier New"/>
+          <w:color w:val="000000"/>
+        </w:rPr>
+        <w:t>|</w:t>
+      </w:r>
+      <w:r>
+        <w:rPr>
+          <w:rFonts w:ascii="Courier New" w:hAnsi="Courier New" w:cs="Courier New"/>
+          <w:color w:val="000000"/>
+          <w:shd w:val="clear" w:color="auto" w:fill="F3F4F6"/>
+        </w:rPr>
+        <w:t xml:space="preserve"> </w:t>
+      </w:r>
+    </w:p>
+    <w:p>
+      <w:pPr>
+        <w:spacing w:after="0"/>
+        <w:rPr>
+          <w:rFonts w:ascii="Courier New" w:hAnsi="Courier New" w:cs="Courier New"/>
+          <w:color w:val="000000"/>
+          <w:shd w:val="clear" w:color="auto" w:fill="F3F4F6"/>
+        </w:rPr>
+      </w:pPr>
+      <w:r>
+        <w:rPr>
+          <w:rStyle w:val="hljs-operator"/>
+          <w:rFonts w:ascii="Courier New" w:hAnsi="Courier New" w:cs="Courier New"/>
+          <w:color w:val="000000"/>
+        </w:rPr>
+        <w:t>+</w:t>
+      </w:r>
+      <w:r>
+        <w:rPr>
+          <w:rStyle w:val="hljs-comment"/>
+          <w:rFonts w:ascii="Courier New" w:hAnsi="Courier New" w:cs="Courier New"/>
+          <w:color w:val="880000"/>
+        </w:rPr>
+        <w:t>------------+------------+</w:t>
+      </w:r>
+      <w:r>
+        <w:rPr>
+          <w:rFonts w:ascii="Courier New" w:hAnsi="Courier New" w:cs="Courier New"/>
+          <w:color w:val="000000"/>
+          <w:shd w:val="clear" w:color="auto" w:fill="F3F4F6"/>
+        </w:rPr>
+        <w:t xml:space="preserve"> </w:t>
+      </w:r>
+    </w:p>
+    <w:p>
+      <w:pPr>
+        <w:spacing w:after="0"/>
+        <w:rPr>
+          <w:rFonts w:ascii="Courier New" w:hAnsi="Courier New" w:cs="Courier New"/>
+          <w:color w:val="000000"/>
+          <w:shd w:val="clear" w:color="auto" w:fill="F3F4F6"/>
+        </w:rPr>
+      </w:pPr>
+      <w:r>
+        <w:rPr>
+          <w:rStyle w:val="hljs-operator"/>
+          <w:rFonts w:ascii="Courier New" w:hAnsi="Courier New" w:cs="Courier New"/>
+          <w:color w:val="000000"/>
+        </w:rPr>
+        <w:t>|</w:t>
+      </w:r>
+      <w:r>
+        <w:rPr>
+          <w:rFonts w:ascii="Courier New" w:hAnsi="Courier New" w:cs="Courier New"/>
+          <w:color w:val="000000"/>
+          <w:shd w:val="clear" w:color="auto" w:fill="F3F4F6"/>
+        </w:rPr>
+        <w:t xml:space="preserve"> Роман </w:t>
+      </w:r>
+      <w:r>
+        <w:rPr>
+          <w:rFonts w:ascii="Courier New" w:hAnsi="Courier New" w:cs="Courier New"/>
+          <w:color w:val="000000"/>
+          <w:shd w:val="clear" w:color="auto" w:fill="F3F4F6"/>
+          <w:lang w:val="en-US"/>
+        </w:rPr>
+        <w:t xml:space="preserve">     </w:t>
+      </w:r>
+      <w:r>
+        <w:rPr>
+          <w:rStyle w:val="hljs-operator"/>
+          <w:rFonts w:ascii="Courier New" w:hAnsi="Courier New" w:cs="Courier New"/>
+          <w:color w:val="000000"/>
+        </w:rPr>
+        <w:t>|</w:t>
+      </w:r>
+      <w:r>
+        <w:rPr>
+          <w:rFonts w:ascii="Courier New" w:hAnsi="Courier New" w:cs="Courier New"/>
+          <w:color w:val="000000"/>
+          <w:shd w:val="clear" w:color="auto" w:fill="F3F4F6"/>
+        </w:rPr>
+        <w:t xml:space="preserve"> </w:t>
+      </w:r>
+      <w:r>
+        <w:rPr>
+          <w:rFonts w:ascii="Courier New" w:hAnsi="Courier New" w:cs="Courier New"/>
+          <w:color w:val="000000"/>
+          <w:shd w:val="clear" w:color="auto" w:fill="F3F4F6"/>
+          <w:lang w:val="en-US"/>
+        </w:rPr>
+        <w:t xml:space="preserve">     </w:t>
+      </w:r>
+      <w:r>
+        <w:rPr>
+          <w:rStyle w:val="hljs-number"/>
+          <w:color w:val="006666"/>
+        </w:rPr>
+        <w:t>7</w:t>
+      </w:r>
+      <w:r>
+        <w:rPr>
+          <w:rFonts w:ascii="Courier New" w:hAnsi="Courier New" w:cs="Courier New"/>
+          <w:color w:val="000000"/>
+          <w:shd w:val="clear" w:color="auto" w:fill="F3F4F6"/>
+        </w:rPr>
+        <w:t xml:space="preserve"> </w:t>
+      </w:r>
+      <w:r>
+        <w:rPr>
+          <w:rFonts w:ascii="Courier New" w:hAnsi="Courier New" w:cs="Courier New"/>
+          <w:color w:val="000000"/>
+          <w:shd w:val="clear" w:color="auto" w:fill="F3F4F6"/>
+          <w:lang w:val="en-US"/>
+        </w:rPr>
+        <w:t xml:space="preserve">    </w:t>
+      </w:r>
+      <w:r>
+        <w:rPr>
+          <w:rStyle w:val="hljs-operator"/>
+          <w:rFonts w:ascii="Courier New" w:hAnsi="Courier New" w:cs="Courier New"/>
+          <w:color w:val="000000"/>
+        </w:rPr>
+        <w:t>|</w:t>
+      </w:r>
+      <w:r>
+        <w:rPr>
+          <w:rFonts w:ascii="Courier New" w:hAnsi="Courier New" w:cs="Courier New"/>
+          <w:color w:val="000000"/>
+          <w:shd w:val="clear" w:color="auto" w:fill="F3F4F6"/>
+        </w:rPr>
+        <w:t xml:space="preserve"> </w:t>
+      </w:r>
+    </w:p>
+    <w:p>
+      <w:pPr>
+        <w:spacing w:after="0"/>
+        <w:rPr>
+          <w:rFonts w:ascii="Courier New" w:hAnsi="Courier New" w:cs="Courier New"/>
+          <w:color w:val="FFFFFF"/>
+          <w:sz w:val="20"/>
+          <w:szCs w:val="20"/>
+          <w:shd w:val="clear" w:color="auto" w:fill="333333"/>
+          <w:lang w:val="en-US"/>
+        </w:rPr>
+      </w:pPr>
+      <w:r>
+        <w:rPr>
+          <w:rStyle w:val="hljs-operator"/>
+          <w:rFonts w:ascii="Courier New" w:hAnsi="Courier New" w:cs="Courier New"/>
+          <w:color w:val="000000"/>
+        </w:rPr>
+        <w:t>+</w:t>
+      </w:r>
+      <w:r>
+        <w:rPr>
+          <w:rStyle w:val="hljs-comment"/>
+          <w:rFonts w:ascii="Courier New" w:hAnsi="Courier New" w:cs="Courier New"/>
+          <w:color w:val="880000"/>
+        </w:rPr>
+        <w:t>------------+------------+</w:t>
+      </w:r>
     </w:p>
     <w:sectPr>
       <w:pgSz w:w="11906" w:h="16838"/>
@@ -16525,6 +21304,25 @@
     <w:basedOn w:val="a0"/>
     <w:rsid w:val="009D68F0"/>
   </w:style>
+  <w:style w:type="table" w:styleId="a6">
+    <w:name w:val="Table Grid"/>
+    <w:basedOn w:val="a1"/>
+    <w:uiPriority w:val="39"/>
+    <w:rsid w:val="00AA063F"/>
+    <w:pPr>
+      <w:spacing w:after="0" w:line="240" w:lineRule="auto"/>
+    </w:pPr>
+    <w:tblPr>
+      <w:tblBorders>
+        <w:top w:val="single" w:sz="4" w:space="0" w:color="auto"/>
+        <w:left w:val="single" w:sz="4" w:space="0" w:color="auto"/>
+        <w:bottom w:val="single" w:sz="4" w:space="0" w:color="auto"/>
+        <w:right w:val="single" w:sz="4" w:space="0" w:color="auto"/>
+        <w:insideH w:val="single" w:sz="4" w:space="0" w:color="auto"/>
+        <w:insideV w:val="single" w:sz="4" w:space="0" w:color="auto"/>
+      </w:tblBorders>
+    </w:tblPr>
+  </w:style>
 </w:styles>
 </file>
 
